--- a/data/04_extraction/AI_Adoption_MASEM_Coding_Manual_v2.docx
+++ b/data/04_extraction/AI_Adoption_MASEM_Coding_Manual_v2.docx
@@ -399,217 +399,307 @@
       <w:pPr>
         <w:spacing w:before="40" w:after="40"/>
       </w:pPr>
-      <w:r>
-        <w:rPr>
-          <w:color w:val="2E74B5"/>
-          <w:sz w:val="22"/>
-        </w:rPr>
-        <w:t>1. Introduction and Purpose</w:t>
-      </w:r>
+      <w:hyperlink w:anchor="ch1">
+        <w:r>
+          <w:rPr>
+            <w:rStyle w:val="Hyperlink"/>
+            <w:color w:val="2E74B5"/>
+            <w:u w:val="single"/>
+            <w:sz w:val="22"/>
+            <w:rFonts w:ascii="Calibri" w:hAnsi="Calibri"/>
+          </w:rPr>
+          <w:t xml:space="preserve">1. Introduction and Purpose</w:t>
+        </w:r>
+      </w:hyperlink>
     </w:p>
     <w:p>
       <w:pPr>
         <w:spacing w:before="40" w:after="40"/>
       </w:pPr>
-      <w:r>
-        <w:rPr>
-          <w:color w:val="2E74B5"/>
-          <w:sz w:val="22"/>
-        </w:rPr>
-        <w:t>2. Eligibility Criteria</w:t>
-      </w:r>
+      <w:hyperlink w:anchor="ch2">
+        <w:r>
+          <w:rPr>
+            <w:rStyle w:val="Hyperlink"/>
+            <w:color w:val="2E74B5"/>
+            <w:u w:val="single"/>
+            <w:sz w:val="22"/>
+            <w:rFonts w:ascii="Calibri" w:hAnsi="Calibri"/>
+          </w:rPr>
+          <w:t xml:space="preserve">2. Eligibility Criteria</w:t>
+        </w:r>
+      </w:hyperlink>
     </w:p>
     <w:p>
       <w:pPr>
         <w:spacing w:before="40" w:after="40"/>
       </w:pPr>
-      <w:r>
-        <w:rPr>
-          <w:color w:val="2E74B5"/>
-          <w:sz w:val="22"/>
-        </w:rPr>
-        <w:t>3. Coding Workflow Overview</w:t>
-      </w:r>
+      <w:hyperlink w:anchor="ch3">
+        <w:r>
+          <w:rPr>
+            <w:rStyle w:val="Hyperlink"/>
+            <w:color w:val="2E74B5"/>
+            <w:u w:val="single"/>
+            <w:sz w:val="22"/>
+            <w:rFonts w:ascii="Calibri" w:hAnsi="Calibri"/>
+          </w:rPr>
+          <w:t xml:space="preserve">3. Coding Workflow Overview</w:t>
+        </w:r>
+      </w:hyperlink>
     </w:p>
     <w:p>
       <w:pPr>
         <w:spacing w:before="40" w:after="40"/>
       </w:pPr>
-      <w:r>
-        <w:rPr>
-          <w:color w:val="2E74B5"/>
-          <w:sz w:val="22"/>
-        </w:rPr>
-        <w:t>4. Coder Training Protocol</w:t>
-      </w:r>
+      <w:hyperlink w:anchor="ch4">
+        <w:r>
+          <w:rPr>
+            <w:rStyle w:val="Hyperlink"/>
+            <w:color w:val="2E74B5"/>
+            <w:u w:val="single"/>
+            <w:sz w:val="22"/>
+            <w:rFonts w:ascii="Calibri" w:hAnsi="Calibri"/>
+          </w:rPr>
+          <w:t xml:space="preserve">4. Coder Training Protocol</w:t>
+        </w:r>
+      </w:hyperlink>
     </w:p>
     <w:p>
       <w:pPr>
         <w:spacing w:before="40" w:after="40"/>
       </w:pPr>
-      <w:r>
-        <w:rPr>
-          <w:color w:val="2E74B5"/>
-          <w:sz w:val="22"/>
-        </w:rPr>
-        <w:t>5. Study-Level Coding Instructions</w:t>
-      </w:r>
+      <w:hyperlink w:anchor="ch5">
+        <w:r>
+          <w:rPr>
+            <w:rStyle w:val="Hyperlink"/>
+            <w:color w:val="2E74B5"/>
+            <w:u w:val="single"/>
+            <w:sz w:val="22"/>
+            <w:rFonts w:ascii="Calibri" w:hAnsi="Calibri"/>
+          </w:rPr>
+          <w:t xml:space="preserve">5. Study-Level Coding Instructions</w:t>
+        </w:r>
+      </w:hyperlink>
     </w:p>
     <w:p>
       <w:pPr>
         <w:spacing w:before="40" w:after="40"/>
       </w:pPr>
-      <w:r>
-        <w:rPr>
-          <w:color w:val="2E74B5"/>
-          <w:sz w:val="22"/>
-        </w:rPr>
-        <w:t>6. Correlation Matrix Coding Instructions</w:t>
-      </w:r>
+      <w:hyperlink w:anchor="ch6">
+        <w:r>
+          <w:rPr>
+            <w:rStyle w:val="Hyperlink"/>
+            <w:color w:val="2E74B5"/>
+            <w:u w:val="single"/>
+            <w:sz w:val="22"/>
+            <w:rFonts w:ascii="Calibri" w:hAnsi="Calibri"/>
+          </w:rPr>
+          <w:t xml:space="preserve">6. Correlation Matrix Coding Instructions</w:t>
+        </w:r>
+      </w:hyperlink>
     </w:p>
     <w:p>
       <w:pPr>
         <w:spacing w:before="40" w:after="40"/>
       </w:pPr>
-      <w:r>
-        <w:rPr>
-          <w:color w:val="2E74B5"/>
-          <w:sz w:val="22"/>
-        </w:rPr>
-        <w:t>7. Construct Harmonization Instructions</w:t>
-      </w:r>
+      <w:hyperlink w:anchor="ch7">
+        <w:r>
+          <w:rPr>
+            <w:rStyle w:val="Hyperlink"/>
+            <w:color w:val="2E74B5"/>
+            <w:u w:val="single"/>
+            <w:sz w:val="22"/>
+            <w:rFonts w:ascii="Calibri" w:hAnsi="Calibri"/>
+          </w:rPr>
+          <w:t xml:space="preserve">7. Construct Harmonization Instructions</w:t>
+        </w:r>
+      </w:hyperlink>
     </w:p>
     <w:p>
       <w:pPr>
         <w:spacing w:before="40" w:after="40"/>
       </w:pPr>
-      <w:r>
-        <w:rPr>
-          <w:color w:val="2E74B5"/>
-          <w:sz w:val="22"/>
-        </w:rPr>
-        <w:t>8. Moderator Variable Coding</w:t>
-      </w:r>
+      <w:hyperlink w:anchor="ch8">
+        <w:r>
+          <w:rPr>
+            <w:rStyle w:val="Hyperlink"/>
+            <w:color w:val="2E74B5"/>
+            <w:u w:val="single"/>
+            <w:sz w:val="22"/>
+            <w:rFonts w:ascii="Calibri" w:hAnsi="Calibri"/>
+          </w:rPr>
+          <w:t xml:space="preserve">8. Moderator Variable Coding</w:t>
+        </w:r>
+      </w:hyperlink>
     </w:p>
     <w:p>
       <w:pPr>
         <w:spacing w:before="40" w:after="40"/>
       </w:pPr>
-      <w:r>
-        <w:rPr>
-          <w:color w:val="2E74B5"/>
-          <w:sz w:val="22"/>
-        </w:rPr>
-        <w:t>9. Reliability Data Extraction</w:t>
-      </w:r>
+      <w:hyperlink w:anchor="ch9">
+        <w:r>
+          <w:rPr>
+            <w:rStyle w:val="Hyperlink"/>
+            <w:color w:val="2E74B5"/>
+            <w:u w:val="single"/>
+            <w:sz w:val="22"/>
+            <w:rFonts w:ascii="Calibri" w:hAnsi="Calibri"/>
+          </w:rPr>
+          <w:t xml:space="preserve">9. Reliability Data Extraction</w:t>
+        </w:r>
+      </w:hyperlink>
     </w:p>
     <w:p>
       <w:pPr>
         <w:spacing w:before="40" w:after="40"/>
       </w:pPr>
-      <w:r>
-        <w:rPr>
-          <w:color w:val="2E74B5"/>
-          <w:sz w:val="22"/>
-        </w:rPr>
-        <w:t>10. AI-Assisted Coding Protocol</w:t>
-      </w:r>
+      <w:hyperlink w:anchor="ch10">
+        <w:r>
+          <w:rPr>
+            <w:rStyle w:val="Hyperlink"/>
+            <w:color w:val="2E74B5"/>
+            <w:u w:val="single"/>
+            <w:sz w:val="22"/>
+            <w:rFonts w:ascii="Calibri" w:hAnsi="Calibri"/>
+          </w:rPr>
+          <w:t xml:space="preserve">10. AI-Assisted Coding Protocol</w:t>
+        </w:r>
+      </w:hyperlink>
     </w:p>
     <w:p>
       <w:pPr>
         <w:spacing w:before="40" w:after="40"/>
       </w:pPr>
-      <w:r>
-        <w:rPr>
-          <w:color w:val="2E74B5"/>
-          <w:sz w:val="22"/>
-        </w:rPr>
-        <w:t>11. Inter-Coder Reliability Protocol</w:t>
-      </w:r>
+      <w:hyperlink w:anchor="ch11">
+        <w:r>
+          <w:rPr>
+            <w:rStyle w:val="Hyperlink"/>
+            <w:color w:val="2E74B5"/>
+            <w:u w:val="single"/>
+            <w:sz w:val="22"/>
+            <w:rFonts w:ascii="Calibri" w:hAnsi="Calibri"/>
+          </w:rPr>
+          <w:t xml:space="preserve">11. Inter-Coder Reliability Protocol</w:t>
+        </w:r>
+      </w:hyperlink>
     </w:p>
     <w:p>
       <w:pPr>
         <w:spacing w:before="40" w:after="40"/>
       </w:pPr>
-      <w:r>
-        <w:rPr>
-          <w:color w:val="2E74B5"/>
-          <w:sz w:val="22"/>
-        </w:rPr>
-        <w:t>12. Discrepancy Resolution Protocol</w:t>
-      </w:r>
+      <w:hyperlink w:anchor="ch12">
+        <w:r>
+          <w:rPr>
+            <w:rStyle w:val="Hyperlink"/>
+            <w:color w:val="2E74B5"/>
+            <w:u w:val="single"/>
+            <w:sz w:val="22"/>
+            <w:rFonts w:ascii="Calibri" w:hAnsi="Calibri"/>
+          </w:rPr>
+          <w:t xml:space="preserve">12. Discrepancy Resolution Protocol</w:t>
+        </w:r>
+      </w:hyperlink>
     </w:p>
     <w:p>
       <w:pPr>
         <w:spacing w:before="40" w:after="40"/>
       </w:pPr>
-      <w:r>
-        <w:rPr>
-          <w:color w:val="2E74B5"/>
-          <w:sz w:val="22"/>
-        </w:rPr>
-        <w:t>13. Study Exclusion Protocol</w:t>
-      </w:r>
+      <w:hyperlink w:anchor="ch13">
+        <w:r>
+          <w:rPr>
+            <w:rStyle w:val="Hyperlink"/>
+            <w:color w:val="2E74B5"/>
+            <w:u w:val="single"/>
+            <w:sz w:val="22"/>
+            <w:rFonts w:ascii="Calibri" w:hAnsi="Calibri"/>
+          </w:rPr>
+          <w:t xml:space="preserve">13. Study Exclusion Protocol</w:t>
+        </w:r>
+      </w:hyperlink>
     </w:p>
     <w:p>
       <w:pPr>
         <w:spacing w:before="40" w:after="40"/>
       </w:pPr>
-      <w:r>
-        <w:rPr>
-          <w:color w:val="2E74B5"/>
-          <w:sz w:val="22"/>
-        </w:rPr>
-        <w:t>14. Quality Assurance Checklist</w:t>
-      </w:r>
+      <w:hyperlink w:anchor="ch14">
+        <w:r>
+          <w:rPr>
+            <w:rStyle w:val="Hyperlink"/>
+            <w:color w:val="2E74B5"/>
+            <w:u w:val="single"/>
+            <w:sz w:val="22"/>
+            <w:rFonts w:ascii="Calibri" w:hAnsi="Calibri"/>
+          </w:rPr>
+          <w:t xml:space="preserve">14. Quality Assurance Checklist</w:t>
+        </w:r>
+      </w:hyperlink>
     </w:p>
     <w:p>
       <w:pPr>
         <w:spacing w:before="40" w:after="40"/>
       </w:pPr>
-      <w:r>
-        <w:rPr>
-          <w:color w:val="2E74B5"/>
-          <w:sz w:val="22"/>
-        </w:rPr>
-        <w:t>15. References</w:t>
-      </w:r>
+      <w:hyperlink w:anchor="ch15">
+        <w:r>
+          <w:rPr>
+            <w:rStyle w:val="Hyperlink"/>
+            <w:color w:val="2E74B5"/>
+            <w:u w:val="single"/>
+            <w:sz w:val="22"/>
+            <w:rFonts w:ascii="Calibri" w:hAnsi="Calibri"/>
+          </w:rPr>
+          <w:t xml:space="preserve">15. References</w:t>
+        </w:r>
+      </w:hyperlink>
     </w:p>
     <w:p>
       <w:pPr>
         <w:spacing w:before="40" w:after="40"/>
       </w:pPr>
-      <w:r>
-        <w:rPr>
-          <w:color w:val="2E74B5"/>
-          <w:sz w:val="22"/>
-        </w:rPr>
-        <w:t>Appendix A: Decision Trees</w:t>
-      </w:r>
+      <w:hyperlink w:anchor="appA">
+        <w:r>
+          <w:rPr>
+            <w:rStyle w:val="Hyperlink"/>
+            <w:color w:val="2E74B5"/>
+            <w:u w:val="single"/>
+            <w:sz w:val="22"/>
+            <w:rFonts w:ascii="Calibri" w:hAnsi="Calibri"/>
+          </w:rPr>
+          <w:t xml:space="preserve">Appendix A: Decision Trees</w:t>
+        </w:r>
+      </w:hyperlink>
     </w:p>
     <w:p>
       <w:pPr>
         <w:spacing w:before="40" w:after="40"/>
       </w:pPr>
-      <w:r>
-        <w:rPr>
-          <w:color w:val="2E74B5"/>
-          <w:sz w:val="22"/>
-        </w:rPr>
-        <w:t>Appendix B: FAQ</w:t>
-      </w:r>
+      <w:hyperlink w:anchor="appB">
+        <w:r>
+          <w:rPr>
+            <w:rStyle w:val="Hyperlink"/>
+            <w:color w:val="2E74B5"/>
+            <w:u w:val="single"/>
+            <w:sz w:val="22"/>
+            <w:rFonts w:ascii="Calibri" w:hAnsi="Calibri"/>
+          </w:rPr>
+          <w:t xml:space="preserve">Appendix B: FAQ</w:t>
+        </w:r>
+      </w:hyperlink>
     </w:p>
     <w:p>
       <w:pPr>
         <w:spacing w:before="40" w:after="40"/>
       </w:pPr>
-      <w:r>
-        <w:rPr>
-          <w:color w:val="2E74B5"/>
-          <w:sz w:val="22"/>
-        </w:rPr>
-        <w:t>Appendix C: Excel Template Sheet Descriptions</w:t>
-      </w:r>
+      <w:hyperlink w:anchor="appC">
+        <w:r>
+          <w:rPr>
+            <w:rStyle w:val="Hyperlink"/>
+            <w:color w:val="2E74B5"/>
+            <w:u w:val="single"/>
+            <w:sz w:val="22"/>
+            <w:rFonts w:ascii="Calibri" w:hAnsi="Calibri"/>
+          </w:rPr>
+          <w:t xml:space="preserve">Appendix C: Excel Template Sheet Descriptions</w:t>
+        </w:r>
+      </w:hyperlink>
     </w:p>
     <w:p>
       <w:r>
@@ -623,6 +713,8 @@
       <w:r>
         <w:t>1. Introduction and Purpose</w:t>
       </w:r>
+      <w:bookmarkStart w:id="8815" w:name="ch1"/>
+      <w:bookmarkEnd w:id="8815"/>
     </w:p>
     <w:p>
       <w:pPr>
@@ -838,6 +930,8 @@
       <w:r>
         <w:t>2. Eligibility Criteria</w:t>
       </w:r>
+      <w:bookmarkStart w:id="8643" w:name="ch2"/>
+      <w:bookmarkEnd w:id="8643"/>
     </w:p>
     <w:p>
       <w:pPr>
@@ -2514,6 +2608,8 @@
       <w:r>
         <w:t>3. Coding Workflow Overview</w:t>
       </w:r>
+      <w:bookmarkStart w:id="9937" w:name="ch3"/>
+      <w:bookmarkEnd w:id="9937"/>
     </w:p>
     <w:p>
       <w:pPr>
@@ -3756,6 +3852,8 @@
       <w:r>
         <w:t>4. Coder Training Protocol</w:t>
       </w:r>
+      <w:bookmarkStart w:id="8535" w:name="ch4"/>
+      <w:bookmarkEnd w:id="8535"/>
     </w:p>
     <w:tbl>
       <w:tblPr>
@@ -4435,6 +4533,8 @@
       <w:r>
         <w:t>5. Study-Level Coding Instructions</w:t>
       </w:r>
+      <w:bookmarkStart w:id="1135" w:name="ch5"/>
+      <w:bookmarkEnd w:id="1135"/>
     </w:p>
     <w:p>
       <w:r>
@@ -7066,6 +7166,8 @@
       <w:r>
         <w:t>6. Correlation Matrix Coding Instructions</w:t>
       </w:r>
+      <w:bookmarkStart w:id="4515" w:name="ch6"/>
+      <w:bookmarkEnd w:id="4515"/>
     </w:p>
     <w:tbl>
       <w:tblPr>
@@ -9004,6 +9106,8 @@
       <w:r>
         <w:t>7. Construct Harmonization Instructions</w:t>
       </w:r>
+      <w:bookmarkStart w:id="3960" w:name="ch7"/>
+      <w:bookmarkEnd w:id="3960"/>
     </w:p>
     <w:p>
       <w:r>
@@ -13479,6 +13583,8 @@
       <w:r>
         <w:t>8. Moderator Variable Coding</w:t>
       </w:r>
+      <w:bookmarkStart w:id="4732" w:name="ch8"/>
+      <w:bookmarkEnd w:id="4732"/>
     </w:p>
     <w:p>
       <w:pPr>
@@ -14455,6 +14561,8 @@
       <w:r>
         <w:t>9. Reliability Data Extraction</w:t>
       </w:r>
+      <w:bookmarkStart w:id="9165" w:name="ch9"/>
+      <w:bookmarkEnd w:id="9165"/>
     </w:p>
     <w:p>
       <w:pPr>
@@ -15387,6 +15495,8 @@
       <w:r>
         <w:t>10. AI-Assisted Coding Protocol</w:t>
       </w:r>
+      <w:bookmarkStart w:id="3916" w:name="ch10"/>
+      <w:bookmarkEnd w:id="3916"/>
     </w:p>
     <w:p>
       <w:pPr>
@@ -16596,6 +16706,8 @@
       <w:r>
         <w:t>11. Inter-Coder Reliability Protocol</w:t>
       </w:r>
+      <w:bookmarkStart w:id="2984" w:name="ch11"/>
+      <w:bookmarkEnd w:id="2984"/>
     </w:p>
     <w:p>
       <w:pPr>
@@ -17954,6 +18066,8 @@
       <w:r>
         <w:t>12. Discrepancy Resolution Protocol</w:t>
       </w:r>
+      <w:bookmarkStart w:id="1793" w:name="ch12"/>
+      <w:bookmarkEnd w:id="1793"/>
     </w:p>
     <w:p>
       <w:pPr>
@@ -18593,6 +18707,8 @@
       <w:r>
         <w:t>13. Study Exclusion Protocol</w:t>
       </w:r>
+      <w:bookmarkStart w:id="9868" w:name="ch13"/>
+      <w:bookmarkEnd w:id="9868"/>
     </w:p>
     <w:p>
       <w:pPr>
@@ -19407,6 +19523,8 @@
       <w:r>
         <w:t>14. Quality Assurance Checklist</w:t>
       </w:r>
+      <w:bookmarkStart w:id="6429" w:name="ch14"/>
+      <w:bookmarkEnd w:id="6429"/>
     </w:p>
     <w:tbl>
       <w:tblPr>
@@ -19908,6 +20026,8 @@
       <w:r>
         <w:t>15. References</w:t>
       </w:r>
+      <w:bookmarkStart w:id="7177" w:name="ch15"/>
+      <w:bookmarkEnd w:id="7177"/>
     </w:p>
     <w:p>
       <w:pPr>
@@ -20053,6 +20173,8 @@
       <w:r>
         <w:t>Appendix A: Decision Trees</w:t>
       </w:r>
+      <w:bookmarkStart w:id="1584" w:name="appA"/>
+      <w:bookmarkEnd w:id="1584"/>
     </w:p>
     <w:p>
       <w:pPr>
@@ -20558,6 +20680,8 @@
       <w:r>
         <w:t>Appendix B: FAQ</w:t>
       </w:r>
+      <w:bookmarkStart w:id="6416" w:name="appB"/>
+      <w:bookmarkEnd w:id="6416"/>
     </w:p>
     <w:p>
       <w:r>
@@ -20760,6 +20884,8 @@
       <w:r>
         <w:t>Appendix C: Excel Template Sheet Descriptions</w:t>
       </w:r>
+      <w:bookmarkStart w:id="8164" w:name="appC"/>
+      <w:bookmarkEnd w:id="8164"/>
     </w:p>
     <w:tbl>
       <w:tblPr>

--- a/data/04_extraction/AI_Adoption_MASEM_Coding_Manual_v2.docx
+++ b/data/04_extraction/AI_Adoption_MASEM_Coding_Manual_v2.docx
@@ -713,8 +713,8 @@
       <w:r>
         <w:t>1. Introduction and Purpose</w:t>
       </w:r>
-      <w:bookmarkStart w:id="8815" w:name="ch1"/>
-      <w:bookmarkEnd w:id="8815"/>
+      <w:bookmarkStart w:id="1992" w:name="ch1"/>
+      <w:bookmarkEnd w:id="1992"/>
     </w:p>
     <w:p>
       <w:pPr>
@@ -930,8 +930,8 @@
       <w:r>
         <w:t>2. Eligibility Criteria</w:t>
       </w:r>
-      <w:bookmarkStart w:id="8643" w:name="ch2"/>
-      <w:bookmarkEnd w:id="8643"/>
+      <w:bookmarkStart w:id="5343" w:name="ch2"/>
+      <w:bookmarkEnd w:id="5343"/>
     </w:p>
     <w:p>
       <w:pPr>
@@ -2608,8 +2608,8 @@
       <w:r>
         <w:t>3. Coding Workflow Overview</w:t>
       </w:r>
-      <w:bookmarkStart w:id="9937" w:name="ch3"/>
-      <w:bookmarkEnd w:id="9937"/>
+      <w:bookmarkStart w:id="2259" w:name="ch3"/>
+      <w:bookmarkEnd w:id="2259"/>
     </w:p>
     <w:p>
       <w:pPr>
@@ -3852,8 +3852,8 @@
       <w:r>
         <w:t>4. Coder Training Protocol</w:t>
       </w:r>
-      <w:bookmarkStart w:id="8535" w:name="ch4"/>
-      <w:bookmarkEnd w:id="8535"/>
+      <w:bookmarkStart w:id="9392" w:name="ch4"/>
+      <w:bookmarkEnd w:id="9392"/>
     </w:p>
     <w:tbl>
       <w:tblPr>
@@ -4533,8 +4533,8 @@
       <w:r>
         <w:t>5. Study-Level Coding Instructions</w:t>
       </w:r>
-      <w:bookmarkStart w:id="1135" w:name="ch5"/>
-      <w:bookmarkEnd w:id="1135"/>
+      <w:bookmarkStart w:id="6904" w:name="ch5"/>
+      <w:bookmarkEnd w:id="6904"/>
     </w:p>
     <w:p>
       <w:r>
@@ -4557,15 +4557,52 @@
           <w:rFonts w:ascii="Calibri" w:hAnsi="Calibri"/>
           <w:sz w:val="22"/>
         </w:rPr>
-        <w:t xml:space="preserve"> sheet. AI pre-codes identification and demographic fields; human coders verify and complete remaining fields.</w:t>
+        <w:t xml:space="preserve"> sheet.</w:t>
       </w:r>
     </w:p>
+    <w:tbl>
+      <w:tblPr>
+        <w:tblW w:type="auto" w:w="0"/>
+        <w:jc w:val="center"/>
+        <w:tblLook w:firstColumn="1" w:firstRow="1" w:lastColumn="0" w:lastRow="0" w:noHBand="0" w:noVBand="1" w:val="04A0"/>
+      </w:tblPr>
+      <w:tblGrid>
+        <w:gridCol w:w="9406"/>
+      </w:tblGrid>
+      <w:tr>
+        <w:tc>
+          <w:tcPr>
+            <w:tcW w:type="dxa" w:w="9406"/>
+            <w:shd w:fill="D6E4F0"/>
+          </w:tcPr>
+          <w:p>
+            <w:r>
+              <w:rPr>
+                <w:rFonts w:ascii="Calibri" w:hAnsi="Calibri"/>
+                <w:b/>
+                <w:color w:val="1B3A5C"/>
+                <w:sz w:val="20"/>
+              </w:rPr>
+              <w:t xml:space="preserve">  IMPORTANT: </w:t>
+            </w:r>
+            <w:r>
+              <w:rPr>
+                <w:rFonts w:ascii="Calibri" w:hAnsi="Calibri"/>
+                <w:sz w:val="20"/>
+              </w:rPr>
+              <w:t>AI pre-coding scope (Track 1): Only §5.1 Identification Variables are AI pre-coded before human coding. §5.2–5.4 fields are coded independently by humans; AI extracts the same fields in parallel (Track 2) for later comparison. §5.5 Quality Assessment is human-coded only, completed after correlation extraction.</w:t>
+            </w:r>
+          </w:p>
+        </w:tc>
+      </w:tr>
+    </w:tbl>
+    <w:p/>
     <w:p>
       <w:pPr>
         <w:pStyle w:val="Heading3"/>
       </w:pPr>
       <w:r>
-        <w:t>5.1 Identification Variables (AI Pre-Coded, Human Verified)</w:t>
+        <w:t>5.1 Identification Variables (AI Pre-Coded → Human Verified)</w:t>
       </w:r>
     </w:p>
     <w:tbl>
@@ -5160,7 +5197,7 @@
         <w:pStyle w:val="Heading3"/>
       </w:pPr>
       <w:r>
-        <w:t>5.2 Study Design Variables (AI Pre-Coded, Human Verified)</w:t>
+        <w:t>5.2 Study Design Variables (Human Coded; AI Independent Extraction in Parallel)</w:t>
       </w:r>
     </w:p>
     <w:tbl>
@@ -5510,7 +5547,7 @@
         <w:pStyle w:val="Heading3"/>
       </w:pPr>
       <w:r>
-        <w:t>5.3 Sample &amp; Context Variables (AI Pre-Coded, Human Verified)</w:t>
+        <w:t>5.3 Sample &amp; Context Variables (Human Coded; AI Independent Extraction in Parallel)</w:t>
       </w:r>
     </w:p>
     <w:tbl>
@@ -5912,7 +5949,7 @@
                 <w:rFonts w:ascii="Calibri" w:hAnsi="Calibri"/>
                 <w:sz w:val="20"/>
               </w:rPr>
-              <w:t>individualist (IDV≥50) or collectivist (IDV&lt;50) per Hofstede</w:t>
+              <w:t>Auto-derived from country using Hofstede IDV lookup (§5.3.1)</w:t>
             </w:r>
           </w:p>
         </w:tc>
@@ -6022,7 +6059,1894 @@
         <w:pStyle w:val="Heading3"/>
       </w:pPr>
       <w:r>
-        <w:t>5.4 AI Technology Variables (AI Pre-Coded, Human Verified)</w:t>
+        <w:t>5.3.1 Culture Cluster Lookup Table (Hofstede IDV)</w:t>
+      </w:r>
+    </w:p>
+    <w:p>
+      <w:r>
+        <w:rPr>
+          <w:rFonts w:ascii="Calibri" w:hAnsi="Calibri"/>
+          <w:sz w:val="22"/>
+        </w:rPr>
+      </w:r>
+      <w:r>
+        <w:rPr>
+          <w:rFonts w:ascii="Consolas" w:hAnsi="Consolas"/>
+          <w:color w:val="C7254E"/>
+          <w:sz w:val="20"/>
+        </w:rPr>
+        <w:t>culture_cluster</w:t>
+      </w:r>
+      <w:r>
+        <w:rPr>
+          <w:rFonts w:ascii="Calibri" w:hAnsi="Calibri"/>
+          <w:sz w:val="22"/>
+        </w:rPr>
+        <w:t xml:space="preserve"> is </w:t>
+      </w:r>
+      <w:r>
+        <w:rPr>
+          <w:rFonts w:ascii="Calibri" w:hAnsi="Calibri"/>
+          <w:b/>
+          <w:sz w:val="22"/>
+        </w:rPr>
+        <w:t>mechanically derived</w:t>
+      </w:r>
+      <w:r>
+        <w:rPr>
+          <w:rFonts w:ascii="Calibri" w:hAnsi="Calibri"/>
+          <w:sz w:val="22"/>
+        </w:rPr>
+        <w:t xml:space="preserve"> from the </w:t>
+      </w:r>
+      <w:r>
+        <w:rPr>
+          <w:rFonts w:ascii="Consolas" w:hAnsi="Consolas"/>
+          <w:color w:val="C7254E"/>
+          <w:sz w:val="20"/>
+        </w:rPr>
+        <w:t>country</w:t>
+      </w:r>
+      <w:r>
+        <w:rPr>
+          <w:rFonts w:ascii="Calibri" w:hAnsi="Calibri"/>
+          <w:sz w:val="22"/>
+        </w:rPr>
+        <w:t xml:space="preserve"> field—coders do NOT need to make a judgment call. After coding </w:t>
+      </w:r>
+      <w:r>
+        <w:rPr>
+          <w:rFonts w:ascii="Consolas" w:hAnsi="Consolas"/>
+          <w:color w:val="C7254E"/>
+          <w:sz w:val="20"/>
+        </w:rPr>
+        <w:t>country</w:t>
+      </w:r>
+      <w:r>
+        <w:rPr>
+          <w:rFonts w:ascii="Calibri" w:hAnsi="Calibri"/>
+          <w:sz w:val="22"/>
+        </w:rPr>
+        <w:t>, look up the table below.</w:t>
+      </w:r>
+    </w:p>
+    <w:tbl>
+      <w:tblPr>
+        <w:tblW w:type="auto" w:w="0"/>
+        <w:jc w:val="center"/>
+        <w:tblLook w:firstColumn="1" w:firstRow="1" w:lastColumn="0" w:lastRow="0" w:noHBand="0" w:noVBand="1" w:val="04A0"/>
+      </w:tblPr>
+      <w:tblGrid>
+        <w:gridCol w:w="9406"/>
+      </w:tblGrid>
+      <w:tr>
+        <w:tc>
+          <w:tcPr>
+            <w:tcW w:type="dxa" w:w="9406"/>
+            <w:shd w:fill="FFF3E0"/>
+          </w:tcPr>
+          <w:p>
+            <w:r>
+              <w:rPr>
+                <w:rFonts w:ascii="Calibri" w:hAnsi="Calibri"/>
+                <w:b/>
+                <w:color w:val="D45B07"/>
+                <w:sz w:val="20"/>
+              </w:rPr>
+              <w:t xml:space="preserve">  TIP: </w:t>
+            </w:r>
+            <w:r>
+              <w:rPr>
+                <w:rFonts w:ascii="Calibri" w:hAnsi="Calibri"/>
+                <w:sz w:val="20"/>
+              </w:rPr>
+              <w:t>Rule: IDV ≥ 50 → individualist  |  IDV &lt; 50 → collectivist</w:t>
+            </w:r>
+          </w:p>
+        </w:tc>
+      </w:tr>
+    </w:tbl>
+    <w:p/>
+    <w:tbl>
+      <w:tblPr>
+        <w:tblW w:type="auto" w:w="0"/>
+        <w:jc w:val="center"/>
+        <w:tblLayout w:type="autofit"/>
+        <w:tblLook w:firstColumn="1" w:firstRow="1" w:lastColumn="0" w:lastRow="0" w:noHBand="0" w:noVBand="1" w:val="04A0"/>
+      </w:tblPr>
+      <w:tblGrid>
+        <w:gridCol w:w="3135"/>
+        <w:gridCol w:w="3135"/>
+        <w:gridCol w:w="3135"/>
+      </w:tblGrid>
+      <w:tr>
+        <w:tc>
+          <w:tcPr>
+            <w:tcW w:type="dxa" w:w="2880"/>
+            <w:shd w:fill="1B3A5C"/>
+          </w:tcPr>
+          <w:p>
+            <w:pPr>
+              <w:jc w:val="center"/>
+            </w:pPr>
+            <w:r/>
+            <w:r>
+              <w:rPr>
+                <w:rFonts w:ascii="Calibri" w:hAnsi="Calibri"/>
+                <w:b/>
+                <w:color w:val="FFFFFF"/>
+                <w:sz w:val="20"/>
+              </w:rPr>
+              <w:t>Country</w:t>
+            </w:r>
+          </w:p>
+        </w:tc>
+        <w:tc>
+          <w:tcPr>
+            <w:tcW w:type="dxa" w:w="1152"/>
+            <w:shd w:fill="1B3A5C"/>
+          </w:tcPr>
+          <w:p>
+            <w:pPr>
+              <w:jc w:val="center"/>
+            </w:pPr>
+            <w:r/>
+            <w:r>
+              <w:rPr>
+                <w:rFonts w:ascii="Calibri" w:hAnsi="Calibri"/>
+                <w:b/>
+                <w:color w:val="FFFFFF"/>
+                <w:sz w:val="20"/>
+              </w:rPr>
+              <w:t>IDV</w:t>
+            </w:r>
+          </w:p>
+        </w:tc>
+        <w:tc>
+          <w:tcPr>
+            <w:tcW w:type="dxa" w:w="2160"/>
+            <w:shd w:fill="1B3A5C"/>
+          </w:tcPr>
+          <w:p>
+            <w:pPr>
+              <w:jc w:val="center"/>
+            </w:pPr>
+            <w:r/>
+            <w:r>
+              <w:rPr>
+                <w:rFonts w:ascii="Calibri" w:hAnsi="Calibri"/>
+                <w:b/>
+                <w:color w:val="FFFFFF"/>
+                <w:sz w:val="20"/>
+              </w:rPr>
+              <w:t>culture_cluster</w:t>
+            </w:r>
+          </w:p>
+        </w:tc>
+      </w:tr>
+      <w:tr>
+        <w:tc>
+          <w:tcPr>
+            <w:tcW w:type="dxa" w:w="2880"/>
+          </w:tcPr>
+          <w:p>
+            <w:pPr>
+              <w:spacing w:before="40" w:after="40"/>
+            </w:pPr>
+            <w:r>
+              <w:rPr>
+                <w:b/>
+              </w:rPr>
+            </w:r>
+            <w:r>
+              <w:rPr>
+                <w:rFonts w:ascii="Calibri" w:hAnsi="Calibri"/>
+                <w:b/>
+                <w:sz w:val="20"/>
+              </w:rPr>
+              <w:t>United States</w:t>
+            </w:r>
+          </w:p>
+        </w:tc>
+        <w:tc>
+          <w:tcPr>
+            <w:tcW w:type="dxa" w:w="1152"/>
+          </w:tcPr>
+          <w:p>
+            <w:pPr>
+              <w:spacing w:before="40" w:after="40"/>
+            </w:pPr>
+            <w:r/>
+            <w:r>
+              <w:rPr>
+                <w:rFonts w:ascii="Calibri" w:hAnsi="Calibri"/>
+                <w:sz w:val="20"/>
+              </w:rPr>
+              <w:t>91</w:t>
+            </w:r>
+          </w:p>
+        </w:tc>
+        <w:tc>
+          <w:tcPr>
+            <w:tcW w:type="dxa" w:w="2160"/>
+          </w:tcPr>
+          <w:p>
+            <w:pPr>
+              <w:spacing w:before="40" w:after="40"/>
+            </w:pPr>
+            <w:r/>
+            <w:r>
+              <w:rPr>
+                <w:rFonts w:ascii="Calibri" w:hAnsi="Calibri"/>
+                <w:sz w:val="20"/>
+              </w:rPr>
+              <w:t>individualist</w:t>
+            </w:r>
+          </w:p>
+        </w:tc>
+      </w:tr>
+      <w:tr>
+        <w:tc>
+          <w:tcPr>
+            <w:tcW w:type="dxa" w:w="2880"/>
+            <w:shd w:fill="F2F7FB"/>
+          </w:tcPr>
+          <w:p>
+            <w:pPr>
+              <w:spacing w:before="40" w:after="40"/>
+            </w:pPr>
+            <w:r>
+              <w:rPr>
+                <w:b/>
+              </w:rPr>
+            </w:r>
+            <w:r>
+              <w:rPr>
+                <w:rFonts w:ascii="Calibri" w:hAnsi="Calibri"/>
+                <w:b/>
+                <w:sz w:val="20"/>
+              </w:rPr>
+              <w:t>Australia</w:t>
+            </w:r>
+          </w:p>
+        </w:tc>
+        <w:tc>
+          <w:tcPr>
+            <w:tcW w:type="dxa" w:w="1152"/>
+            <w:shd w:fill="F2F7FB"/>
+          </w:tcPr>
+          <w:p>
+            <w:pPr>
+              <w:spacing w:before="40" w:after="40"/>
+            </w:pPr>
+            <w:r/>
+            <w:r>
+              <w:rPr>
+                <w:rFonts w:ascii="Calibri" w:hAnsi="Calibri"/>
+                <w:sz w:val="20"/>
+              </w:rPr>
+              <w:t>90</w:t>
+            </w:r>
+          </w:p>
+        </w:tc>
+        <w:tc>
+          <w:tcPr>
+            <w:tcW w:type="dxa" w:w="2160"/>
+            <w:shd w:fill="F2F7FB"/>
+          </w:tcPr>
+          <w:p>
+            <w:pPr>
+              <w:spacing w:before="40" w:after="40"/>
+            </w:pPr>
+            <w:r/>
+            <w:r>
+              <w:rPr>
+                <w:rFonts w:ascii="Calibri" w:hAnsi="Calibri"/>
+                <w:sz w:val="20"/>
+              </w:rPr>
+              <w:t>individualist</w:t>
+            </w:r>
+          </w:p>
+        </w:tc>
+      </w:tr>
+      <w:tr>
+        <w:tc>
+          <w:tcPr>
+            <w:tcW w:type="dxa" w:w="2880"/>
+          </w:tcPr>
+          <w:p>
+            <w:pPr>
+              <w:spacing w:before="40" w:after="40"/>
+            </w:pPr>
+            <w:r>
+              <w:rPr>
+                <w:b/>
+              </w:rPr>
+            </w:r>
+            <w:r>
+              <w:rPr>
+                <w:rFonts w:ascii="Calibri" w:hAnsi="Calibri"/>
+                <w:b/>
+                <w:sz w:val="20"/>
+              </w:rPr>
+              <w:t>United Kingdom</w:t>
+            </w:r>
+          </w:p>
+        </w:tc>
+        <w:tc>
+          <w:tcPr>
+            <w:tcW w:type="dxa" w:w="1152"/>
+          </w:tcPr>
+          <w:p>
+            <w:pPr>
+              <w:spacing w:before="40" w:after="40"/>
+            </w:pPr>
+            <w:r/>
+            <w:r>
+              <w:rPr>
+                <w:rFonts w:ascii="Calibri" w:hAnsi="Calibri"/>
+                <w:sz w:val="20"/>
+              </w:rPr>
+              <w:t>89</w:t>
+            </w:r>
+          </w:p>
+        </w:tc>
+        <w:tc>
+          <w:tcPr>
+            <w:tcW w:type="dxa" w:w="2160"/>
+          </w:tcPr>
+          <w:p>
+            <w:pPr>
+              <w:spacing w:before="40" w:after="40"/>
+            </w:pPr>
+            <w:r/>
+            <w:r>
+              <w:rPr>
+                <w:rFonts w:ascii="Calibri" w:hAnsi="Calibri"/>
+                <w:sz w:val="20"/>
+              </w:rPr>
+              <w:t>individualist</w:t>
+            </w:r>
+          </w:p>
+        </w:tc>
+      </w:tr>
+      <w:tr>
+        <w:tc>
+          <w:tcPr>
+            <w:tcW w:type="dxa" w:w="2880"/>
+            <w:shd w:fill="F2F7FB"/>
+          </w:tcPr>
+          <w:p>
+            <w:pPr>
+              <w:spacing w:before="40" w:after="40"/>
+            </w:pPr>
+            <w:r>
+              <w:rPr>
+                <w:b/>
+              </w:rPr>
+            </w:r>
+            <w:r>
+              <w:rPr>
+                <w:rFonts w:ascii="Calibri" w:hAnsi="Calibri"/>
+                <w:b/>
+                <w:sz w:val="20"/>
+              </w:rPr>
+              <w:t>Canada</w:t>
+            </w:r>
+          </w:p>
+        </w:tc>
+        <w:tc>
+          <w:tcPr>
+            <w:tcW w:type="dxa" w:w="1152"/>
+            <w:shd w:fill="F2F7FB"/>
+          </w:tcPr>
+          <w:p>
+            <w:pPr>
+              <w:spacing w:before="40" w:after="40"/>
+            </w:pPr>
+            <w:r/>
+            <w:r>
+              <w:rPr>
+                <w:rFonts w:ascii="Calibri" w:hAnsi="Calibri"/>
+                <w:sz w:val="20"/>
+              </w:rPr>
+              <w:t>80</w:t>
+            </w:r>
+          </w:p>
+        </w:tc>
+        <w:tc>
+          <w:tcPr>
+            <w:tcW w:type="dxa" w:w="2160"/>
+            <w:shd w:fill="F2F7FB"/>
+          </w:tcPr>
+          <w:p>
+            <w:pPr>
+              <w:spacing w:before="40" w:after="40"/>
+            </w:pPr>
+            <w:r/>
+            <w:r>
+              <w:rPr>
+                <w:rFonts w:ascii="Calibri" w:hAnsi="Calibri"/>
+                <w:sz w:val="20"/>
+              </w:rPr>
+              <w:t>individualist</w:t>
+            </w:r>
+          </w:p>
+        </w:tc>
+      </w:tr>
+      <w:tr>
+        <w:tc>
+          <w:tcPr>
+            <w:tcW w:type="dxa" w:w="2880"/>
+          </w:tcPr>
+          <w:p>
+            <w:pPr>
+              <w:spacing w:before="40" w:after="40"/>
+            </w:pPr>
+            <w:r>
+              <w:rPr>
+                <w:b/>
+              </w:rPr>
+            </w:r>
+            <w:r>
+              <w:rPr>
+                <w:rFonts w:ascii="Calibri" w:hAnsi="Calibri"/>
+                <w:b/>
+                <w:sz w:val="20"/>
+              </w:rPr>
+              <w:t>Netherlands</w:t>
+            </w:r>
+          </w:p>
+        </w:tc>
+        <w:tc>
+          <w:tcPr>
+            <w:tcW w:type="dxa" w:w="1152"/>
+          </w:tcPr>
+          <w:p>
+            <w:pPr>
+              <w:spacing w:before="40" w:after="40"/>
+            </w:pPr>
+            <w:r/>
+            <w:r>
+              <w:rPr>
+                <w:rFonts w:ascii="Calibri" w:hAnsi="Calibri"/>
+                <w:sz w:val="20"/>
+              </w:rPr>
+              <w:t>80</w:t>
+            </w:r>
+          </w:p>
+        </w:tc>
+        <w:tc>
+          <w:tcPr>
+            <w:tcW w:type="dxa" w:w="2160"/>
+          </w:tcPr>
+          <w:p>
+            <w:pPr>
+              <w:spacing w:before="40" w:after="40"/>
+            </w:pPr>
+            <w:r/>
+            <w:r>
+              <w:rPr>
+                <w:rFonts w:ascii="Calibri" w:hAnsi="Calibri"/>
+                <w:sz w:val="20"/>
+              </w:rPr>
+              <w:t>individualist</w:t>
+            </w:r>
+          </w:p>
+        </w:tc>
+      </w:tr>
+      <w:tr>
+        <w:tc>
+          <w:tcPr>
+            <w:tcW w:type="dxa" w:w="2880"/>
+            <w:shd w:fill="F2F7FB"/>
+          </w:tcPr>
+          <w:p>
+            <w:pPr>
+              <w:spacing w:before="40" w:after="40"/>
+            </w:pPr>
+            <w:r>
+              <w:rPr>
+                <w:b/>
+              </w:rPr>
+            </w:r>
+            <w:r>
+              <w:rPr>
+                <w:rFonts w:ascii="Calibri" w:hAnsi="Calibri"/>
+                <w:b/>
+                <w:sz w:val="20"/>
+              </w:rPr>
+              <w:t>Germany</w:t>
+            </w:r>
+          </w:p>
+        </w:tc>
+        <w:tc>
+          <w:tcPr>
+            <w:tcW w:type="dxa" w:w="1152"/>
+            <w:shd w:fill="F2F7FB"/>
+          </w:tcPr>
+          <w:p>
+            <w:pPr>
+              <w:spacing w:before="40" w:after="40"/>
+            </w:pPr>
+            <w:r/>
+            <w:r>
+              <w:rPr>
+                <w:rFonts w:ascii="Calibri" w:hAnsi="Calibri"/>
+                <w:sz w:val="20"/>
+              </w:rPr>
+              <w:t>67</w:t>
+            </w:r>
+          </w:p>
+        </w:tc>
+        <w:tc>
+          <w:tcPr>
+            <w:tcW w:type="dxa" w:w="2160"/>
+            <w:shd w:fill="F2F7FB"/>
+          </w:tcPr>
+          <w:p>
+            <w:pPr>
+              <w:spacing w:before="40" w:after="40"/>
+            </w:pPr>
+            <w:r/>
+            <w:r>
+              <w:rPr>
+                <w:rFonts w:ascii="Calibri" w:hAnsi="Calibri"/>
+                <w:sz w:val="20"/>
+              </w:rPr>
+              <w:t>individualist</w:t>
+            </w:r>
+          </w:p>
+        </w:tc>
+      </w:tr>
+      <w:tr>
+        <w:tc>
+          <w:tcPr>
+            <w:tcW w:type="dxa" w:w="2880"/>
+          </w:tcPr>
+          <w:p>
+            <w:pPr>
+              <w:spacing w:before="40" w:after="40"/>
+            </w:pPr>
+            <w:r>
+              <w:rPr>
+                <w:b/>
+              </w:rPr>
+            </w:r>
+            <w:r>
+              <w:rPr>
+                <w:rFonts w:ascii="Calibri" w:hAnsi="Calibri"/>
+                <w:b/>
+                <w:sz w:val="20"/>
+              </w:rPr>
+              <w:t>Finland</w:t>
+            </w:r>
+          </w:p>
+        </w:tc>
+        <w:tc>
+          <w:tcPr>
+            <w:tcW w:type="dxa" w:w="1152"/>
+          </w:tcPr>
+          <w:p>
+            <w:pPr>
+              <w:spacing w:before="40" w:after="40"/>
+            </w:pPr>
+            <w:r/>
+            <w:r>
+              <w:rPr>
+                <w:rFonts w:ascii="Calibri" w:hAnsi="Calibri"/>
+                <w:sz w:val="20"/>
+              </w:rPr>
+              <w:t>63</w:t>
+            </w:r>
+          </w:p>
+        </w:tc>
+        <w:tc>
+          <w:tcPr>
+            <w:tcW w:type="dxa" w:w="2160"/>
+          </w:tcPr>
+          <w:p>
+            <w:pPr>
+              <w:spacing w:before="40" w:after="40"/>
+            </w:pPr>
+            <w:r/>
+            <w:r>
+              <w:rPr>
+                <w:rFonts w:ascii="Calibri" w:hAnsi="Calibri"/>
+                <w:sz w:val="20"/>
+              </w:rPr>
+              <w:t>individualist</w:t>
+            </w:r>
+          </w:p>
+        </w:tc>
+      </w:tr>
+      <w:tr>
+        <w:tc>
+          <w:tcPr>
+            <w:tcW w:type="dxa" w:w="2880"/>
+            <w:shd w:fill="F2F7FB"/>
+          </w:tcPr>
+          <w:p>
+            <w:pPr>
+              <w:spacing w:before="40" w:after="40"/>
+            </w:pPr>
+            <w:r>
+              <w:rPr>
+                <w:b/>
+              </w:rPr>
+            </w:r>
+            <w:r>
+              <w:rPr>
+                <w:rFonts w:ascii="Calibri" w:hAnsi="Calibri"/>
+                <w:b/>
+                <w:sz w:val="20"/>
+              </w:rPr>
+              <w:t>Spain</w:t>
+            </w:r>
+          </w:p>
+        </w:tc>
+        <w:tc>
+          <w:tcPr>
+            <w:tcW w:type="dxa" w:w="1152"/>
+            <w:shd w:fill="F2F7FB"/>
+          </w:tcPr>
+          <w:p>
+            <w:pPr>
+              <w:spacing w:before="40" w:after="40"/>
+            </w:pPr>
+            <w:r/>
+            <w:r>
+              <w:rPr>
+                <w:rFonts w:ascii="Calibri" w:hAnsi="Calibri"/>
+                <w:sz w:val="20"/>
+              </w:rPr>
+              <w:t>51</w:t>
+            </w:r>
+          </w:p>
+        </w:tc>
+        <w:tc>
+          <w:tcPr>
+            <w:tcW w:type="dxa" w:w="2160"/>
+            <w:shd w:fill="F2F7FB"/>
+          </w:tcPr>
+          <w:p>
+            <w:pPr>
+              <w:spacing w:before="40" w:after="40"/>
+            </w:pPr>
+            <w:r/>
+            <w:r>
+              <w:rPr>
+                <w:rFonts w:ascii="Calibri" w:hAnsi="Calibri"/>
+                <w:sz w:val="20"/>
+              </w:rPr>
+              <w:t>individualist</w:t>
+            </w:r>
+          </w:p>
+        </w:tc>
+      </w:tr>
+      <w:tr>
+        <w:tc>
+          <w:tcPr>
+            <w:tcW w:type="dxa" w:w="2880"/>
+          </w:tcPr>
+          <w:p>
+            <w:pPr>
+              <w:spacing w:before="40" w:after="40"/>
+            </w:pPr>
+            <w:r>
+              <w:rPr>
+                <w:b/>
+              </w:rPr>
+            </w:r>
+            <w:r>
+              <w:rPr>
+                <w:rFonts w:ascii="Calibri" w:hAnsi="Calibri"/>
+                <w:b/>
+                <w:sz w:val="20"/>
+              </w:rPr>
+              <w:t>India</w:t>
+            </w:r>
+          </w:p>
+        </w:tc>
+        <w:tc>
+          <w:tcPr>
+            <w:tcW w:type="dxa" w:w="1152"/>
+          </w:tcPr>
+          <w:p>
+            <w:pPr>
+              <w:spacing w:before="40" w:after="40"/>
+            </w:pPr>
+            <w:r/>
+            <w:r>
+              <w:rPr>
+                <w:rFonts w:ascii="Calibri" w:hAnsi="Calibri"/>
+                <w:sz w:val="20"/>
+              </w:rPr>
+              <w:t>48</w:t>
+            </w:r>
+          </w:p>
+        </w:tc>
+        <w:tc>
+          <w:tcPr>
+            <w:tcW w:type="dxa" w:w="2160"/>
+          </w:tcPr>
+          <w:p>
+            <w:pPr>
+              <w:spacing w:before="40" w:after="40"/>
+            </w:pPr>
+            <w:r/>
+            <w:r>
+              <w:rPr>
+                <w:rFonts w:ascii="Calibri" w:hAnsi="Calibri"/>
+                <w:sz w:val="20"/>
+              </w:rPr>
+              <w:t>collectivist</w:t>
+            </w:r>
+          </w:p>
+        </w:tc>
+      </w:tr>
+      <w:tr>
+        <w:tc>
+          <w:tcPr>
+            <w:tcW w:type="dxa" w:w="2880"/>
+            <w:shd w:fill="F2F7FB"/>
+          </w:tcPr>
+          <w:p>
+            <w:pPr>
+              <w:spacing w:before="40" w:after="40"/>
+            </w:pPr>
+            <w:r>
+              <w:rPr>
+                <w:b/>
+              </w:rPr>
+            </w:r>
+            <w:r>
+              <w:rPr>
+                <w:rFonts w:ascii="Calibri" w:hAnsi="Calibri"/>
+                <w:b/>
+                <w:sz w:val="20"/>
+              </w:rPr>
+              <w:t>Japan</w:t>
+            </w:r>
+          </w:p>
+        </w:tc>
+        <w:tc>
+          <w:tcPr>
+            <w:tcW w:type="dxa" w:w="1152"/>
+            <w:shd w:fill="F2F7FB"/>
+          </w:tcPr>
+          <w:p>
+            <w:pPr>
+              <w:spacing w:before="40" w:after="40"/>
+            </w:pPr>
+            <w:r/>
+            <w:r>
+              <w:rPr>
+                <w:rFonts w:ascii="Calibri" w:hAnsi="Calibri"/>
+                <w:sz w:val="20"/>
+              </w:rPr>
+              <w:t>46</w:t>
+            </w:r>
+          </w:p>
+        </w:tc>
+        <w:tc>
+          <w:tcPr>
+            <w:tcW w:type="dxa" w:w="2160"/>
+            <w:shd w:fill="F2F7FB"/>
+          </w:tcPr>
+          <w:p>
+            <w:pPr>
+              <w:spacing w:before="40" w:after="40"/>
+            </w:pPr>
+            <w:r/>
+            <w:r>
+              <w:rPr>
+                <w:rFonts w:ascii="Calibri" w:hAnsi="Calibri"/>
+                <w:sz w:val="20"/>
+              </w:rPr>
+              <w:t>collectivist</w:t>
+            </w:r>
+          </w:p>
+        </w:tc>
+      </w:tr>
+      <w:tr>
+        <w:tc>
+          <w:tcPr>
+            <w:tcW w:type="dxa" w:w="2880"/>
+          </w:tcPr>
+          <w:p>
+            <w:pPr>
+              <w:spacing w:before="40" w:after="40"/>
+            </w:pPr>
+            <w:r>
+              <w:rPr>
+                <w:b/>
+              </w:rPr>
+            </w:r>
+            <w:r>
+              <w:rPr>
+                <w:rFonts w:ascii="Calibri" w:hAnsi="Calibri"/>
+                <w:b/>
+                <w:sz w:val="20"/>
+              </w:rPr>
+              <w:t>Iran</w:t>
+            </w:r>
+          </w:p>
+        </w:tc>
+        <w:tc>
+          <w:tcPr>
+            <w:tcW w:type="dxa" w:w="1152"/>
+          </w:tcPr>
+          <w:p>
+            <w:pPr>
+              <w:spacing w:before="40" w:after="40"/>
+            </w:pPr>
+            <w:r/>
+            <w:r>
+              <w:rPr>
+                <w:rFonts w:ascii="Calibri" w:hAnsi="Calibri"/>
+                <w:sz w:val="20"/>
+              </w:rPr>
+              <w:t>41</w:t>
+            </w:r>
+          </w:p>
+        </w:tc>
+        <w:tc>
+          <w:tcPr>
+            <w:tcW w:type="dxa" w:w="2160"/>
+          </w:tcPr>
+          <w:p>
+            <w:pPr>
+              <w:spacing w:before="40" w:after="40"/>
+            </w:pPr>
+            <w:r/>
+            <w:r>
+              <w:rPr>
+                <w:rFonts w:ascii="Calibri" w:hAnsi="Calibri"/>
+                <w:sz w:val="20"/>
+              </w:rPr>
+              <w:t>collectivist</w:t>
+            </w:r>
+          </w:p>
+        </w:tc>
+      </w:tr>
+      <w:tr>
+        <w:tc>
+          <w:tcPr>
+            <w:tcW w:type="dxa" w:w="2880"/>
+            <w:shd w:fill="F2F7FB"/>
+          </w:tcPr>
+          <w:p>
+            <w:pPr>
+              <w:spacing w:before="40" w:after="40"/>
+            </w:pPr>
+            <w:r>
+              <w:rPr>
+                <w:b/>
+              </w:rPr>
+            </w:r>
+            <w:r>
+              <w:rPr>
+                <w:rFonts w:ascii="Calibri" w:hAnsi="Calibri"/>
+                <w:b/>
+                <w:sz w:val="20"/>
+              </w:rPr>
+              <w:t>Turkey</w:t>
+            </w:r>
+          </w:p>
+        </w:tc>
+        <w:tc>
+          <w:tcPr>
+            <w:tcW w:type="dxa" w:w="1152"/>
+            <w:shd w:fill="F2F7FB"/>
+          </w:tcPr>
+          <w:p>
+            <w:pPr>
+              <w:spacing w:before="40" w:after="40"/>
+            </w:pPr>
+            <w:r/>
+            <w:r>
+              <w:rPr>
+                <w:rFonts w:ascii="Calibri" w:hAnsi="Calibri"/>
+                <w:sz w:val="20"/>
+              </w:rPr>
+              <w:t>37</w:t>
+            </w:r>
+          </w:p>
+        </w:tc>
+        <w:tc>
+          <w:tcPr>
+            <w:tcW w:type="dxa" w:w="2160"/>
+            <w:shd w:fill="F2F7FB"/>
+          </w:tcPr>
+          <w:p>
+            <w:pPr>
+              <w:spacing w:before="40" w:after="40"/>
+            </w:pPr>
+            <w:r/>
+            <w:r>
+              <w:rPr>
+                <w:rFonts w:ascii="Calibri" w:hAnsi="Calibri"/>
+                <w:sz w:val="20"/>
+              </w:rPr>
+              <w:t>collectivist</w:t>
+            </w:r>
+          </w:p>
+        </w:tc>
+      </w:tr>
+      <w:tr>
+        <w:tc>
+          <w:tcPr>
+            <w:tcW w:type="dxa" w:w="2880"/>
+          </w:tcPr>
+          <w:p>
+            <w:pPr>
+              <w:spacing w:before="40" w:after="40"/>
+            </w:pPr>
+            <w:r>
+              <w:rPr>
+                <w:b/>
+              </w:rPr>
+            </w:r>
+            <w:r>
+              <w:rPr>
+                <w:rFonts w:ascii="Calibri" w:hAnsi="Calibri"/>
+                <w:b/>
+                <w:sz w:val="20"/>
+              </w:rPr>
+              <w:t>Brazil</w:t>
+            </w:r>
+          </w:p>
+        </w:tc>
+        <w:tc>
+          <w:tcPr>
+            <w:tcW w:type="dxa" w:w="1152"/>
+          </w:tcPr>
+          <w:p>
+            <w:pPr>
+              <w:spacing w:before="40" w:after="40"/>
+            </w:pPr>
+            <w:r/>
+            <w:r>
+              <w:rPr>
+                <w:rFonts w:ascii="Calibri" w:hAnsi="Calibri"/>
+                <w:sz w:val="20"/>
+              </w:rPr>
+              <w:t>38</w:t>
+            </w:r>
+          </w:p>
+        </w:tc>
+        <w:tc>
+          <w:tcPr>
+            <w:tcW w:type="dxa" w:w="2160"/>
+          </w:tcPr>
+          <w:p>
+            <w:pPr>
+              <w:spacing w:before="40" w:after="40"/>
+            </w:pPr>
+            <w:r/>
+            <w:r>
+              <w:rPr>
+                <w:rFonts w:ascii="Calibri" w:hAnsi="Calibri"/>
+                <w:sz w:val="20"/>
+              </w:rPr>
+              <w:t>collectivist</w:t>
+            </w:r>
+          </w:p>
+        </w:tc>
+      </w:tr>
+      <w:tr>
+        <w:tc>
+          <w:tcPr>
+            <w:tcW w:type="dxa" w:w="2880"/>
+            <w:shd w:fill="F2F7FB"/>
+          </w:tcPr>
+          <w:p>
+            <w:pPr>
+              <w:spacing w:before="40" w:after="40"/>
+            </w:pPr>
+            <w:r>
+              <w:rPr>
+                <w:b/>
+              </w:rPr>
+            </w:r>
+            <w:r>
+              <w:rPr>
+                <w:rFonts w:ascii="Calibri" w:hAnsi="Calibri"/>
+                <w:b/>
+                <w:sz w:val="20"/>
+              </w:rPr>
+              <w:t>Philippines</w:t>
+            </w:r>
+          </w:p>
+        </w:tc>
+        <w:tc>
+          <w:tcPr>
+            <w:tcW w:type="dxa" w:w="1152"/>
+            <w:shd w:fill="F2F7FB"/>
+          </w:tcPr>
+          <w:p>
+            <w:pPr>
+              <w:spacing w:before="40" w:after="40"/>
+            </w:pPr>
+            <w:r/>
+            <w:r>
+              <w:rPr>
+                <w:rFonts w:ascii="Calibri" w:hAnsi="Calibri"/>
+                <w:sz w:val="20"/>
+              </w:rPr>
+              <w:t>32</w:t>
+            </w:r>
+          </w:p>
+        </w:tc>
+        <w:tc>
+          <w:tcPr>
+            <w:tcW w:type="dxa" w:w="2160"/>
+            <w:shd w:fill="F2F7FB"/>
+          </w:tcPr>
+          <w:p>
+            <w:pPr>
+              <w:spacing w:before="40" w:after="40"/>
+            </w:pPr>
+            <w:r/>
+            <w:r>
+              <w:rPr>
+                <w:rFonts w:ascii="Calibri" w:hAnsi="Calibri"/>
+                <w:sz w:val="20"/>
+              </w:rPr>
+              <w:t>collectivist</w:t>
+            </w:r>
+          </w:p>
+        </w:tc>
+      </w:tr>
+      <w:tr>
+        <w:tc>
+          <w:tcPr>
+            <w:tcW w:type="dxa" w:w="2880"/>
+          </w:tcPr>
+          <w:p>
+            <w:pPr>
+              <w:spacing w:before="40" w:after="40"/>
+            </w:pPr>
+            <w:r>
+              <w:rPr>
+                <w:b/>
+              </w:rPr>
+            </w:r>
+            <w:r>
+              <w:rPr>
+                <w:rFonts w:ascii="Calibri" w:hAnsi="Calibri"/>
+                <w:b/>
+                <w:sz w:val="20"/>
+              </w:rPr>
+              <w:t>Jordan</w:t>
+            </w:r>
+          </w:p>
+        </w:tc>
+        <w:tc>
+          <w:tcPr>
+            <w:tcW w:type="dxa" w:w="1152"/>
+          </w:tcPr>
+          <w:p>
+            <w:pPr>
+              <w:spacing w:before="40" w:after="40"/>
+            </w:pPr>
+            <w:r/>
+            <w:r>
+              <w:rPr>
+                <w:rFonts w:ascii="Calibri" w:hAnsi="Calibri"/>
+                <w:sz w:val="20"/>
+              </w:rPr>
+              <w:t>30</w:t>
+            </w:r>
+          </w:p>
+        </w:tc>
+        <w:tc>
+          <w:tcPr>
+            <w:tcW w:type="dxa" w:w="2160"/>
+          </w:tcPr>
+          <w:p>
+            <w:pPr>
+              <w:spacing w:before="40" w:after="40"/>
+            </w:pPr>
+            <w:r/>
+            <w:r>
+              <w:rPr>
+                <w:rFonts w:ascii="Calibri" w:hAnsi="Calibri"/>
+                <w:sz w:val="20"/>
+              </w:rPr>
+              <w:t>collectivist</w:t>
+            </w:r>
+          </w:p>
+        </w:tc>
+      </w:tr>
+      <w:tr>
+        <w:tc>
+          <w:tcPr>
+            <w:tcW w:type="dxa" w:w="2880"/>
+            <w:shd w:fill="F2F7FB"/>
+          </w:tcPr>
+          <w:p>
+            <w:pPr>
+              <w:spacing w:before="40" w:after="40"/>
+            </w:pPr>
+            <w:r>
+              <w:rPr>
+                <w:b/>
+              </w:rPr>
+            </w:r>
+            <w:r>
+              <w:rPr>
+                <w:rFonts w:ascii="Calibri" w:hAnsi="Calibri"/>
+                <w:b/>
+                <w:sz w:val="20"/>
+              </w:rPr>
+              <w:t>Mexico</w:t>
+            </w:r>
+          </w:p>
+        </w:tc>
+        <w:tc>
+          <w:tcPr>
+            <w:tcW w:type="dxa" w:w="1152"/>
+            <w:shd w:fill="F2F7FB"/>
+          </w:tcPr>
+          <w:p>
+            <w:pPr>
+              <w:spacing w:before="40" w:after="40"/>
+            </w:pPr>
+            <w:r/>
+            <w:r>
+              <w:rPr>
+                <w:rFonts w:ascii="Calibri" w:hAnsi="Calibri"/>
+                <w:sz w:val="20"/>
+              </w:rPr>
+              <w:t>30</w:t>
+            </w:r>
+          </w:p>
+        </w:tc>
+        <w:tc>
+          <w:tcPr>
+            <w:tcW w:type="dxa" w:w="2160"/>
+            <w:shd w:fill="F2F7FB"/>
+          </w:tcPr>
+          <w:p>
+            <w:pPr>
+              <w:spacing w:before="40" w:after="40"/>
+            </w:pPr>
+            <w:r/>
+            <w:r>
+              <w:rPr>
+                <w:rFonts w:ascii="Calibri" w:hAnsi="Calibri"/>
+                <w:sz w:val="20"/>
+              </w:rPr>
+              <w:t>collectivist</w:t>
+            </w:r>
+          </w:p>
+        </w:tc>
+      </w:tr>
+      <w:tr>
+        <w:tc>
+          <w:tcPr>
+            <w:tcW w:type="dxa" w:w="2880"/>
+          </w:tcPr>
+          <w:p>
+            <w:pPr>
+              <w:spacing w:before="40" w:after="40"/>
+            </w:pPr>
+            <w:r>
+              <w:rPr>
+                <w:b/>
+              </w:rPr>
+            </w:r>
+            <w:r>
+              <w:rPr>
+                <w:rFonts w:ascii="Calibri" w:hAnsi="Calibri"/>
+                <w:b/>
+                <w:sz w:val="20"/>
+              </w:rPr>
+              <w:t>Nigeria</w:t>
+            </w:r>
+          </w:p>
+        </w:tc>
+        <w:tc>
+          <w:tcPr>
+            <w:tcW w:type="dxa" w:w="1152"/>
+          </w:tcPr>
+          <w:p>
+            <w:pPr>
+              <w:spacing w:before="40" w:after="40"/>
+            </w:pPr>
+            <w:r/>
+            <w:r>
+              <w:rPr>
+                <w:rFonts w:ascii="Calibri" w:hAnsi="Calibri"/>
+                <w:sz w:val="20"/>
+              </w:rPr>
+              <w:t>30</w:t>
+            </w:r>
+          </w:p>
+        </w:tc>
+        <w:tc>
+          <w:tcPr>
+            <w:tcW w:type="dxa" w:w="2160"/>
+          </w:tcPr>
+          <w:p>
+            <w:pPr>
+              <w:spacing w:before="40" w:after="40"/>
+            </w:pPr>
+            <w:r/>
+            <w:r>
+              <w:rPr>
+                <w:rFonts w:ascii="Calibri" w:hAnsi="Calibri"/>
+                <w:sz w:val="20"/>
+              </w:rPr>
+              <w:t>collectivist</w:t>
+            </w:r>
+          </w:p>
+        </w:tc>
+      </w:tr>
+      <w:tr>
+        <w:tc>
+          <w:tcPr>
+            <w:tcW w:type="dxa" w:w="2880"/>
+            <w:shd w:fill="F2F7FB"/>
+          </w:tcPr>
+          <w:p>
+            <w:pPr>
+              <w:spacing w:before="40" w:after="40"/>
+            </w:pPr>
+            <w:r>
+              <w:rPr>
+                <w:b/>
+              </w:rPr>
+            </w:r>
+            <w:r>
+              <w:rPr>
+                <w:rFonts w:ascii="Calibri" w:hAnsi="Calibri"/>
+                <w:b/>
+                <w:sz w:val="20"/>
+              </w:rPr>
+              <w:t>Malaysia</w:t>
+            </w:r>
+          </w:p>
+        </w:tc>
+        <w:tc>
+          <w:tcPr>
+            <w:tcW w:type="dxa" w:w="1152"/>
+            <w:shd w:fill="F2F7FB"/>
+          </w:tcPr>
+          <w:p>
+            <w:pPr>
+              <w:spacing w:before="40" w:after="40"/>
+            </w:pPr>
+            <w:r/>
+            <w:r>
+              <w:rPr>
+                <w:rFonts w:ascii="Calibri" w:hAnsi="Calibri"/>
+                <w:sz w:val="20"/>
+              </w:rPr>
+              <w:t>26</w:t>
+            </w:r>
+          </w:p>
+        </w:tc>
+        <w:tc>
+          <w:tcPr>
+            <w:tcW w:type="dxa" w:w="2160"/>
+            <w:shd w:fill="F2F7FB"/>
+          </w:tcPr>
+          <w:p>
+            <w:pPr>
+              <w:spacing w:before="40" w:after="40"/>
+            </w:pPr>
+            <w:r/>
+            <w:r>
+              <w:rPr>
+                <w:rFonts w:ascii="Calibri" w:hAnsi="Calibri"/>
+                <w:sz w:val="20"/>
+              </w:rPr>
+              <w:t>collectivist</w:t>
+            </w:r>
+          </w:p>
+        </w:tc>
+      </w:tr>
+      <w:tr>
+        <w:tc>
+          <w:tcPr>
+            <w:tcW w:type="dxa" w:w="2880"/>
+          </w:tcPr>
+          <w:p>
+            <w:pPr>
+              <w:spacing w:before="40" w:after="40"/>
+            </w:pPr>
+            <w:r>
+              <w:rPr>
+                <w:b/>
+              </w:rPr>
+            </w:r>
+            <w:r>
+              <w:rPr>
+                <w:rFonts w:ascii="Calibri" w:hAnsi="Calibri"/>
+                <w:b/>
+                <w:sz w:val="20"/>
+              </w:rPr>
+              <w:t>Saudi Arabia</w:t>
+            </w:r>
+          </w:p>
+        </w:tc>
+        <w:tc>
+          <w:tcPr>
+            <w:tcW w:type="dxa" w:w="1152"/>
+          </w:tcPr>
+          <w:p>
+            <w:pPr>
+              <w:spacing w:before="40" w:after="40"/>
+            </w:pPr>
+            <w:r/>
+            <w:r>
+              <w:rPr>
+                <w:rFonts w:ascii="Calibri" w:hAnsi="Calibri"/>
+                <w:sz w:val="20"/>
+              </w:rPr>
+              <w:t>25</w:t>
+            </w:r>
+          </w:p>
+        </w:tc>
+        <w:tc>
+          <w:tcPr>
+            <w:tcW w:type="dxa" w:w="2160"/>
+          </w:tcPr>
+          <w:p>
+            <w:pPr>
+              <w:spacing w:before="40" w:after="40"/>
+            </w:pPr>
+            <w:r/>
+            <w:r>
+              <w:rPr>
+                <w:rFonts w:ascii="Calibri" w:hAnsi="Calibri"/>
+                <w:sz w:val="20"/>
+              </w:rPr>
+              <w:t>collectivist</w:t>
+            </w:r>
+          </w:p>
+        </w:tc>
+      </w:tr>
+      <w:tr>
+        <w:tc>
+          <w:tcPr>
+            <w:tcW w:type="dxa" w:w="2880"/>
+            <w:shd w:fill="F2F7FB"/>
+          </w:tcPr>
+          <w:p>
+            <w:pPr>
+              <w:spacing w:before="40" w:after="40"/>
+            </w:pPr>
+            <w:r>
+              <w:rPr>
+                <w:b/>
+              </w:rPr>
+            </w:r>
+            <w:r>
+              <w:rPr>
+                <w:rFonts w:ascii="Calibri" w:hAnsi="Calibri"/>
+                <w:b/>
+                <w:sz w:val="20"/>
+              </w:rPr>
+              <w:t>UAE</w:t>
+            </w:r>
+          </w:p>
+        </w:tc>
+        <w:tc>
+          <w:tcPr>
+            <w:tcW w:type="dxa" w:w="1152"/>
+            <w:shd w:fill="F2F7FB"/>
+          </w:tcPr>
+          <w:p>
+            <w:pPr>
+              <w:spacing w:before="40" w:after="40"/>
+            </w:pPr>
+            <w:r/>
+            <w:r>
+              <w:rPr>
+                <w:rFonts w:ascii="Calibri" w:hAnsi="Calibri"/>
+                <w:sz w:val="20"/>
+              </w:rPr>
+              <w:t>25</w:t>
+            </w:r>
+          </w:p>
+        </w:tc>
+        <w:tc>
+          <w:tcPr>
+            <w:tcW w:type="dxa" w:w="2160"/>
+            <w:shd w:fill="F2F7FB"/>
+          </w:tcPr>
+          <w:p>
+            <w:pPr>
+              <w:spacing w:before="40" w:after="40"/>
+            </w:pPr>
+            <w:r/>
+            <w:r>
+              <w:rPr>
+                <w:rFonts w:ascii="Calibri" w:hAnsi="Calibri"/>
+                <w:sz w:val="20"/>
+              </w:rPr>
+              <w:t>collectivist</w:t>
+            </w:r>
+          </w:p>
+        </w:tc>
+      </w:tr>
+      <w:tr>
+        <w:tc>
+          <w:tcPr>
+            <w:tcW w:type="dxa" w:w="2880"/>
+          </w:tcPr>
+          <w:p>
+            <w:pPr>
+              <w:spacing w:before="40" w:after="40"/>
+            </w:pPr>
+            <w:r>
+              <w:rPr>
+                <w:b/>
+              </w:rPr>
+            </w:r>
+            <w:r>
+              <w:rPr>
+                <w:rFonts w:ascii="Calibri" w:hAnsi="Calibri"/>
+                <w:b/>
+                <w:sz w:val="20"/>
+              </w:rPr>
+              <w:t>China</w:t>
+            </w:r>
+          </w:p>
+        </w:tc>
+        <w:tc>
+          <w:tcPr>
+            <w:tcW w:type="dxa" w:w="1152"/>
+          </w:tcPr>
+          <w:p>
+            <w:pPr>
+              <w:spacing w:before="40" w:after="40"/>
+            </w:pPr>
+            <w:r/>
+            <w:r>
+              <w:rPr>
+                <w:rFonts w:ascii="Calibri" w:hAnsi="Calibri"/>
+                <w:sz w:val="20"/>
+              </w:rPr>
+              <w:t>20</w:t>
+            </w:r>
+          </w:p>
+        </w:tc>
+        <w:tc>
+          <w:tcPr>
+            <w:tcW w:type="dxa" w:w="2160"/>
+          </w:tcPr>
+          <w:p>
+            <w:pPr>
+              <w:spacing w:before="40" w:after="40"/>
+            </w:pPr>
+            <w:r/>
+            <w:r>
+              <w:rPr>
+                <w:rFonts w:ascii="Calibri" w:hAnsi="Calibri"/>
+                <w:sz w:val="20"/>
+              </w:rPr>
+              <w:t>collectivist</w:t>
+            </w:r>
+          </w:p>
+        </w:tc>
+      </w:tr>
+      <w:tr>
+        <w:tc>
+          <w:tcPr>
+            <w:tcW w:type="dxa" w:w="2880"/>
+            <w:shd w:fill="F2F7FB"/>
+          </w:tcPr>
+          <w:p>
+            <w:pPr>
+              <w:spacing w:before="40" w:after="40"/>
+            </w:pPr>
+            <w:r>
+              <w:rPr>
+                <w:b/>
+              </w:rPr>
+            </w:r>
+            <w:r>
+              <w:rPr>
+                <w:rFonts w:ascii="Calibri" w:hAnsi="Calibri"/>
+                <w:b/>
+                <w:sz w:val="20"/>
+              </w:rPr>
+              <w:t>Thailand</w:t>
+            </w:r>
+          </w:p>
+        </w:tc>
+        <w:tc>
+          <w:tcPr>
+            <w:tcW w:type="dxa" w:w="1152"/>
+            <w:shd w:fill="F2F7FB"/>
+          </w:tcPr>
+          <w:p>
+            <w:pPr>
+              <w:spacing w:before="40" w:after="40"/>
+            </w:pPr>
+            <w:r/>
+            <w:r>
+              <w:rPr>
+                <w:rFonts w:ascii="Calibri" w:hAnsi="Calibri"/>
+                <w:sz w:val="20"/>
+              </w:rPr>
+              <w:t>20</w:t>
+            </w:r>
+          </w:p>
+        </w:tc>
+        <w:tc>
+          <w:tcPr>
+            <w:tcW w:type="dxa" w:w="2160"/>
+            <w:shd w:fill="F2F7FB"/>
+          </w:tcPr>
+          <w:p>
+            <w:pPr>
+              <w:spacing w:before="40" w:after="40"/>
+            </w:pPr>
+            <w:r/>
+            <w:r>
+              <w:rPr>
+                <w:rFonts w:ascii="Calibri" w:hAnsi="Calibri"/>
+                <w:sz w:val="20"/>
+              </w:rPr>
+              <w:t>collectivist</w:t>
+            </w:r>
+          </w:p>
+        </w:tc>
+      </w:tr>
+      <w:tr>
+        <w:tc>
+          <w:tcPr>
+            <w:tcW w:type="dxa" w:w="2880"/>
+          </w:tcPr>
+          <w:p>
+            <w:pPr>
+              <w:spacing w:before="40" w:after="40"/>
+            </w:pPr>
+            <w:r>
+              <w:rPr>
+                <w:b/>
+              </w:rPr>
+            </w:r>
+            <w:r>
+              <w:rPr>
+                <w:rFonts w:ascii="Calibri" w:hAnsi="Calibri"/>
+                <w:b/>
+                <w:sz w:val="20"/>
+              </w:rPr>
+              <w:t>Vietnam</w:t>
+            </w:r>
+          </w:p>
+        </w:tc>
+        <w:tc>
+          <w:tcPr>
+            <w:tcW w:type="dxa" w:w="1152"/>
+          </w:tcPr>
+          <w:p>
+            <w:pPr>
+              <w:spacing w:before="40" w:after="40"/>
+            </w:pPr>
+            <w:r/>
+            <w:r>
+              <w:rPr>
+                <w:rFonts w:ascii="Calibri" w:hAnsi="Calibri"/>
+                <w:sz w:val="20"/>
+              </w:rPr>
+              <w:t>20</w:t>
+            </w:r>
+          </w:p>
+        </w:tc>
+        <w:tc>
+          <w:tcPr>
+            <w:tcW w:type="dxa" w:w="2160"/>
+          </w:tcPr>
+          <w:p>
+            <w:pPr>
+              <w:spacing w:before="40" w:after="40"/>
+            </w:pPr>
+            <w:r/>
+            <w:r>
+              <w:rPr>
+                <w:rFonts w:ascii="Calibri" w:hAnsi="Calibri"/>
+                <w:sz w:val="20"/>
+              </w:rPr>
+              <w:t>collectivist</w:t>
+            </w:r>
+          </w:p>
+        </w:tc>
+      </w:tr>
+      <w:tr>
+        <w:tc>
+          <w:tcPr>
+            <w:tcW w:type="dxa" w:w="2880"/>
+            <w:shd w:fill="F2F7FB"/>
+          </w:tcPr>
+          <w:p>
+            <w:pPr>
+              <w:spacing w:before="40" w:after="40"/>
+            </w:pPr>
+            <w:r>
+              <w:rPr>
+                <w:b/>
+              </w:rPr>
+            </w:r>
+            <w:r>
+              <w:rPr>
+                <w:rFonts w:ascii="Calibri" w:hAnsi="Calibri"/>
+                <w:b/>
+                <w:sz w:val="20"/>
+              </w:rPr>
+              <w:t>South Korea</w:t>
+            </w:r>
+          </w:p>
+        </w:tc>
+        <w:tc>
+          <w:tcPr>
+            <w:tcW w:type="dxa" w:w="1152"/>
+            <w:shd w:fill="F2F7FB"/>
+          </w:tcPr>
+          <w:p>
+            <w:pPr>
+              <w:spacing w:before="40" w:after="40"/>
+            </w:pPr>
+            <w:r/>
+            <w:r>
+              <w:rPr>
+                <w:rFonts w:ascii="Calibri" w:hAnsi="Calibri"/>
+                <w:sz w:val="20"/>
+              </w:rPr>
+              <w:t>18</w:t>
+            </w:r>
+          </w:p>
+        </w:tc>
+        <w:tc>
+          <w:tcPr>
+            <w:tcW w:type="dxa" w:w="2160"/>
+            <w:shd w:fill="F2F7FB"/>
+          </w:tcPr>
+          <w:p>
+            <w:pPr>
+              <w:spacing w:before="40" w:after="40"/>
+            </w:pPr>
+            <w:r/>
+            <w:r>
+              <w:rPr>
+                <w:rFonts w:ascii="Calibri" w:hAnsi="Calibri"/>
+                <w:sz w:val="20"/>
+              </w:rPr>
+              <w:t>collectivist</w:t>
+            </w:r>
+          </w:p>
+        </w:tc>
+      </w:tr>
+      <w:tr>
+        <w:tc>
+          <w:tcPr>
+            <w:tcW w:type="dxa" w:w="2880"/>
+          </w:tcPr>
+          <w:p>
+            <w:pPr>
+              <w:spacing w:before="40" w:after="40"/>
+            </w:pPr>
+            <w:r>
+              <w:rPr>
+                <w:b/>
+              </w:rPr>
+            </w:r>
+            <w:r>
+              <w:rPr>
+                <w:rFonts w:ascii="Calibri" w:hAnsi="Calibri"/>
+                <w:b/>
+                <w:sz w:val="20"/>
+              </w:rPr>
+              <w:t>Taiwan</w:t>
+            </w:r>
+          </w:p>
+        </w:tc>
+        <w:tc>
+          <w:tcPr>
+            <w:tcW w:type="dxa" w:w="1152"/>
+          </w:tcPr>
+          <w:p>
+            <w:pPr>
+              <w:spacing w:before="40" w:after="40"/>
+            </w:pPr>
+            <w:r/>
+            <w:r>
+              <w:rPr>
+                <w:rFonts w:ascii="Calibri" w:hAnsi="Calibri"/>
+                <w:sz w:val="20"/>
+              </w:rPr>
+              <w:t>17</w:t>
+            </w:r>
+          </w:p>
+        </w:tc>
+        <w:tc>
+          <w:tcPr>
+            <w:tcW w:type="dxa" w:w="2160"/>
+          </w:tcPr>
+          <w:p>
+            <w:pPr>
+              <w:spacing w:before="40" w:after="40"/>
+            </w:pPr>
+            <w:r/>
+            <w:r>
+              <w:rPr>
+                <w:rFonts w:ascii="Calibri" w:hAnsi="Calibri"/>
+                <w:sz w:val="20"/>
+              </w:rPr>
+              <w:t>collectivist</w:t>
+            </w:r>
+          </w:p>
+        </w:tc>
+      </w:tr>
+      <w:tr>
+        <w:tc>
+          <w:tcPr>
+            <w:tcW w:type="dxa" w:w="2880"/>
+            <w:shd w:fill="F2F7FB"/>
+          </w:tcPr>
+          <w:p>
+            <w:pPr>
+              <w:spacing w:before="40" w:after="40"/>
+            </w:pPr>
+            <w:r>
+              <w:rPr>
+                <w:b/>
+              </w:rPr>
+            </w:r>
+            <w:r>
+              <w:rPr>
+                <w:rFonts w:ascii="Calibri" w:hAnsi="Calibri"/>
+                <w:b/>
+                <w:sz w:val="20"/>
+              </w:rPr>
+              <w:t>Indonesia</w:t>
+            </w:r>
+          </w:p>
+        </w:tc>
+        <w:tc>
+          <w:tcPr>
+            <w:tcW w:type="dxa" w:w="1152"/>
+            <w:shd w:fill="F2F7FB"/>
+          </w:tcPr>
+          <w:p>
+            <w:pPr>
+              <w:spacing w:before="40" w:after="40"/>
+            </w:pPr>
+            <w:r/>
+            <w:r>
+              <w:rPr>
+                <w:rFonts w:ascii="Calibri" w:hAnsi="Calibri"/>
+                <w:sz w:val="20"/>
+              </w:rPr>
+              <w:t>14</w:t>
+            </w:r>
+          </w:p>
+        </w:tc>
+        <w:tc>
+          <w:tcPr>
+            <w:tcW w:type="dxa" w:w="2160"/>
+            <w:shd w:fill="F2F7FB"/>
+          </w:tcPr>
+          <w:p>
+            <w:pPr>
+              <w:spacing w:before="40" w:after="40"/>
+            </w:pPr>
+            <w:r/>
+            <w:r>
+              <w:rPr>
+                <w:rFonts w:ascii="Calibri" w:hAnsi="Calibri"/>
+                <w:sz w:val="20"/>
+              </w:rPr>
+              <w:t>collectivist</w:t>
+            </w:r>
+          </w:p>
+        </w:tc>
+      </w:tr>
+      <w:tr>
+        <w:tc>
+          <w:tcPr>
+            <w:tcW w:type="dxa" w:w="2880"/>
+          </w:tcPr>
+          <w:p>
+            <w:pPr>
+              <w:spacing w:before="40" w:after="40"/>
+            </w:pPr>
+            <w:r>
+              <w:rPr>
+                <w:b/>
+              </w:rPr>
+            </w:r>
+            <w:r>
+              <w:rPr>
+                <w:rFonts w:ascii="Calibri" w:hAnsi="Calibri"/>
+                <w:b/>
+                <w:sz w:val="20"/>
+              </w:rPr>
+              <w:t>Pakistan</w:t>
+            </w:r>
+          </w:p>
+        </w:tc>
+        <w:tc>
+          <w:tcPr>
+            <w:tcW w:type="dxa" w:w="1152"/>
+          </w:tcPr>
+          <w:p>
+            <w:pPr>
+              <w:spacing w:before="40" w:after="40"/>
+            </w:pPr>
+            <w:r/>
+            <w:r>
+              <w:rPr>
+                <w:rFonts w:ascii="Calibri" w:hAnsi="Calibri"/>
+                <w:sz w:val="20"/>
+              </w:rPr>
+              <w:t>14</w:t>
+            </w:r>
+          </w:p>
+        </w:tc>
+        <w:tc>
+          <w:tcPr>
+            <w:tcW w:type="dxa" w:w="2160"/>
+          </w:tcPr>
+          <w:p>
+            <w:pPr>
+              <w:spacing w:before="40" w:after="40"/>
+            </w:pPr>
+            <w:r/>
+            <w:r>
+              <w:rPr>
+                <w:rFonts w:ascii="Calibri" w:hAnsi="Calibri"/>
+                <w:sz w:val="20"/>
+              </w:rPr>
+              <w:t>collectivist</w:t>
+            </w:r>
+          </w:p>
+        </w:tc>
+      </w:tr>
+    </w:tbl>
+    <w:p/>
+    <w:p>
+      <w:r>
+        <w:rPr>
+          <w:rFonts w:ascii="Calibri" w:hAnsi="Calibri"/>
+          <w:sz w:val="22"/>
+        </w:rPr>
+        <w:t>If a country is not listed, check Hofstede Insights for the IDV score. If unavailable, flag in DISCREPANCY_LOG and leave as NA.</w:t>
+      </w:r>
+    </w:p>
+    <w:p>
+      <w:pPr>
+        <w:pStyle w:val="Heading3"/>
+      </w:pPr>
+      <w:r>
+        <w:t>5.4 AI Technology Variables (Human Coded; AI Independent Extraction in Parallel)</w:t>
       </w:r>
     </w:p>
     <w:tbl>
@@ -6293,7 +8217,582 @@
         <w:pStyle w:val="Heading3"/>
       </w:pPr>
       <w:r>
-        <w:t>5.5 Quality Assessment Variables (Human Coded)</w:t>
+        <w:t>5.5 Quality Assessment Variables (Human Coded Only — Complete After §6)</w:t>
+      </w:r>
+    </w:p>
+    <w:tbl>
+      <w:tblPr>
+        <w:tblW w:type="auto" w:w="0"/>
+        <w:jc w:val="center"/>
+        <w:tblLook w:firstColumn="1" w:firstRow="1" w:lastColumn="0" w:lastRow="0" w:noHBand="0" w:noVBand="1" w:val="04A0"/>
+      </w:tblPr>
+      <w:tblGrid>
+        <w:gridCol w:w="9406"/>
+      </w:tblGrid>
+      <w:tr>
+        <w:tc>
+          <w:tcPr>
+            <w:tcW w:type="dxa" w:w="9406"/>
+            <w:shd w:fill="D6E4F0"/>
+          </w:tcPr>
+          <w:p>
+            <w:r>
+              <w:rPr>
+                <w:rFonts w:ascii="Calibri" w:hAnsi="Calibri"/>
+                <w:b/>
+                <w:color w:val="1B3A5C"/>
+                <w:sz w:val="20"/>
+              </w:rPr>
+              <w:t xml:space="preserve">  IMPORTANT: </w:t>
+            </w:r>
+            <w:r>
+              <w:rPr>
+                <w:rFonts w:ascii="Calibri" w:hAnsi="Calibri"/>
+                <w:sz w:val="20"/>
+              </w:rPr>
+              <w:t>Code §5.5 variables AFTER completing the CORRELATION_MATRIX sheet (§6), because n_constructs_measured, n_correlations_reported, and matrix_completeness are derived from your extraction results.</w:t>
+            </w:r>
+          </w:p>
+        </w:tc>
+      </w:tr>
+    </w:tbl>
+    <w:p/>
+    <w:tbl>
+      <w:tblPr>
+        <w:tblW w:type="auto" w:w="0"/>
+        <w:jc w:val="center"/>
+        <w:tblLayout w:type="autofit"/>
+        <w:tblLook w:firstColumn="1" w:firstRow="1" w:lastColumn="0" w:lastRow="0" w:noHBand="0" w:noVBand="1" w:val="04A0"/>
+      </w:tblPr>
+      <w:tblGrid>
+        <w:gridCol w:w="1881"/>
+        <w:gridCol w:w="1881"/>
+        <w:gridCol w:w="1881"/>
+        <w:gridCol w:w="1881"/>
+        <w:gridCol w:w="1881"/>
+      </w:tblGrid>
+      <w:tr>
+        <w:tc>
+          <w:tcPr>
+            <w:tcW w:type="dxa" w:w="2016"/>
+            <w:shd w:fill="1B3A5C"/>
+          </w:tcPr>
+          <w:p>
+            <w:pPr>
+              <w:jc w:val="center"/>
+            </w:pPr>
+            <w:r/>
+            <w:r>
+              <w:rPr>
+                <w:rFonts w:ascii="Calibri" w:hAnsi="Calibri"/>
+                <w:b/>
+                <w:color w:val="FFFFFF"/>
+                <w:sz w:val="20"/>
+              </w:rPr>
+              <w:t>Variable</w:t>
+            </w:r>
+          </w:p>
+        </w:tc>
+        <w:tc>
+          <w:tcPr>
+            <w:tcW w:type="dxa" w:w="864"/>
+            <w:shd w:fill="1B3A5C"/>
+          </w:tcPr>
+          <w:p>
+            <w:pPr>
+              <w:jc w:val="center"/>
+            </w:pPr>
+            <w:r/>
+            <w:r>
+              <w:rPr>
+                <w:rFonts w:ascii="Calibri" w:hAnsi="Calibri"/>
+                <w:b/>
+                <w:color w:val="FFFFFF"/>
+                <w:sz w:val="20"/>
+              </w:rPr>
+              <w:t>Type</w:t>
+            </w:r>
+          </w:p>
+        </w:tc>
+        <w:tc>
+          <w:tcPr>
+            <w:tcW w:type="dxa" w:w="1872"/>
+            <w:shd w:fill="1B3A5C"/>
+          </w:tcPr>
+          <w:p>
+            <w:pPr>
+              <w:jc w:val="center"/>
+            </w:pPr>
+            <w:r/>
+            <w:r>
+              <w:rPr>
+                <w:rFonts w:ascii="Calibri" w:hAnsi="Calibri"/>
+                <w:b/>
+                <w:color w:val="FFFFFF"/>
+                <w:sz w:val="20"/>
+              </w:rPr>
+              <w:t>Definition</w:t>
+            </w:r>
+          </w:p>
+        </w:tc>
+        <w:tc>
+          <w:tcPr>
+            <w:tcW w:type="dxa" w:w="2880"/>
+            <w:shd w:fill="1B3A5C"/>
+          </w:tcPr>
+          <w:p>
+            <w:pPr>
+              <w:jc w:val="center"/>
+            </w:pPr>
+            <w:r/>
+            <w:r>
+              <w:rPr>
+                <w:rFonts w:ascii="Calibri" w:hAnsi="Calibri"/>
+                <w:b/>
+                <w:color w:val="FFFFFF"/>
+                <w:sz w:val="20"/>
+              </w:rPr>
+              <w:t>How to Code</w:t>
+            </w:r>
+          </w:p>
+        </w:tc>
+        <w:tc>
+          <w:tcPr>
+            <w:tcW w:type="dxa" w:w="864"/>
+            <w:shd w:fill="1B3A5C"/>
+          </w:tcPr>
+          <w:p>
+            <w:pPr>
+              <w:jc w:val="center"/>
+            </w:pPr>
+            <w:r/>
+            <w:r>
+              <w:rPr>
+                <w:rFonts w:ascii="Calibri" w:hAnsi="Calibri"/>
+                <w:b/>
+                <w:color w:val="FFFFFF"/>
+                <w:sz w:val="20"/>
+              </w:rPr>
+              <w:t>Example</w:t>
+            </w:r>
+          </w:p>
+        </w:tc>
+      </w:tr>
+      <w:tr>
+        <w:tc>
+          <w:tcPr>
+            <w:tcW w:type="dxa" w:w="2016"/>
+          </w:tcPr>
+          <w:p>
+            <w:pPr>
+              <w:spacing w:before="40" w:after="40"/>
+            </w:pPr>
+            <w:r>
+              <w:rPr>
+                <w:b/>
+              </w:rPr>
+            </w:r>
+            <w:r>
+              <w:rPr>
+                <w:rFonts w:ascii="Calibri" w:hAnsi="Calibri"/>
+                <w:b/>
+                <w:sz w:val="20"/>
+              </w:rPr>
+              <w:t>n_constructs_measured</w:t>
+            </w:r>
+          </w:p>
+        </w:tc>
+        <w:tc>
+          <w:tcPr>
+            <w:tcW w:type="dxa" w:w="864"/>
+          </w:tcPr>
+          <w:p>
+            <w:pPr>
+              <w:spacing w:before="40" w:after="40"/>
+            </w:pPr>
+            <w:r/>
+            <w:r>
+              <w:rPr>
+                <w:rFonts w:ascii="Calibri" w:hAnsi="Calibri"/>
+                <w:sz w:val="20"/>
+              </w:rPr>
+              <w:t>integer</w:t>
+            </w:r>
+          </w:p>
+        </w:tc>
+        <w:tc>
+          <w:tcPr>
+            <w:tcW w:type="dxa" w:w="1872"/>
+          </w:tcPr>
+          <w:p>
+            <w:pPr>
+              <w:spacing w:before="40" w:after="40"/>
+            </w:pPr>
+            <w:r/>
+            <w:r>
+              <w:rPr>
+                <w:rFonts w:ascii="Calibri" w:hAnsi="Calibri"/>
+                <w:sz w:val="20"/>
+              </w:rPr>
+              <w:t>Number of our 12 constructs measured</w:t>
+            </w:r>
+          </w:p>
+        </w:tc>
+        <w:tc>
+          <w:tcPr>
+            <w:tcW w:type="dxa" w:w="2880"/>
+          </w:tcPr>
+          <w:p>
+            <w:pPr>
+              <w:spacing w:before="40" w:after="40"/>
+            </w:pPr>
+            <w:r/>
+            <w:r>
+              <w:rPr>
+                <w:rFonts w:ascii="Calibri" w:hAnsi="Calibri"/>
+                <w:sz w:val="20"/>
+              </w:rPr>
+              <w:t>Count constructs mapped in CONSTRUCT_MAPPING for this study</w:t>
+            </w:r>
+          </w:p>
+        </w:tc>
+        <w:tc>
+          <w:tcPr>
+            <w:tcW w:type="dxa" w:w="864"/>
+          </w:tcPr>
+          <w:p>
+            <w:pPr>
+              <w:spacing w:before="40" w:after="40"/>
+            </w:pPr>
+            <w:r/>
+            <w:r>
+              <w:rPr>
+                <w:rFonts w:ascii="Calibri" w:hAnsi="Calibri"/>
+                <w:sz w:val="20"/>
+              </w:rPr>
+              <w:t>6</w:t>
+            </w:r>
+          </w:p>
+        </w:tc>
+      </w:tr>
+      <w:tr>
+        <w:tc>
+          <w:tcPr>
+            <w:tcW w:type="dxa" w:w="2016"/>
+            <w:shd w:fill="F2F7FB"/>
+          </w:tcPr>
+          <w:p>
+            <w:pPr>
+              <w:spacing w:before="40" w:after="40"/>
+            </w:pPr>
+            <w:r>
+              <w:rPr>
+                <w:b/>
+              </w:rPr>
+            </w:r>
+            <w:r>
+              <w:rPr>
+                <w:rFonts w:ascii="Calibri" w:hAnsi="Calibri"/>
+                <w:b/>
+                <w:sz w:val="20"/>
+              </w:rPr>
+              <w:t>n_correlations_reported</w:t>
+            </w:r>
+          </w:p>
+        </w:tc>
+        <w:tc>
+          <w:tcPr>
+            <w:tcW w:type="dxa" w:w="864"/>
+            <w:shd w:fill="F2F7FB"/>
+          </w:tcPr>
+          <w:p>
+            <w:pPr>
+              <w:spacing w:before="40" w:after="40"/>
+            </w:pPr>
+            <w:r/>
+            <w:r>
+              <w:rPr>
+                <w:rFonts w:ascii="Calibri" w:hAnsi="Calibri"/>
+                <w:sz w:val="20"/>
+              </w:rPr>
+              <w:t>integer</w:t>
+            </w:r>
+          </w:p>
+        </w:tc>
+        <w:tc>
+          <w:tcPr>
+            <w:tcW w:type="dxa" w:w="1872"/>
+            <w:shd w:fill="F2F7FB"/>
+          </w:tcPr>
+          <w:p>
+            <w:pPr>
+              <w:spacing w:before="40" w:after="40"/>
+            </w:pPr>
+            <w:r/>
+            <w:r>
+              <w:rPr>
+                <w:rFonts w:ascii="Calibri" w:hAnsi="Calibri"/>
+                <w:sz w:val="20"/>
+              </w:rPr>
+              <w:t>Pairwise correlations involving our constructs</w:t>
+            </w:r>
+          </w:p>
+        </w:tc>
+        <w:tc>
+          <w:tcPr>
+            <w:tcW w:type="dxa" w:w="2880"/>
+            <w:shd w:fill="F2F7FB"/>
+          </w:tcPr>
+          <w:p>
+            <w:pPr>
+              <w:spacing w:before="40" w:after="40"/>
+            </w:pPr>
+            <w:r/>
+            <w:r>
+              <w:rPr>
+                <w:rFonts w:ascii="Calibri" w:hAnsi="Calibri"/>
+                <w:sz w:val="20"/>
+              </w:rPr>
+              <w:t>Count rows in CORRELATION_MATRIX for this study_id</w:t>
+            </w:r>
+          </w:p>
+        </w:tc>
+        <w:tc>
+          <w:tcPr>
+            <w:tcW w:type="dxa" w:w="864"/>
+            <w:shd w:fill="F2F7FB"/>
+          </w:tcPr>
+          <w:p>
+            <w:pPr>
+              <w:spacing w:before="40" w:after="40"/>
+            </w:pPr>
+            <w:r/>
+            <w:r>
+              <w:rPr>
+                <w:rFonts w:ascii="Calibri" w:hAnsi="Calibri"/>
+                <w:sz w:val="20"/>
+              </w:rPr>
+              <w:t>15</w:t>
+            </w:r>
+          </w:p>
+        </w:tc>
+      </w:tr>
+      <w:tr>
+        <w:tc>
+          <w:tcPr>
+            <w:tcW w:type="dxa" w:w="2016"/>
+          </w:tcPr>
+          <w:p>
+            <w:pPr>
+              <w:spacing w:before="40" w:after="40"/>
+            </w:pPr>
+            <w:r>
+              <w:rPr>
+                <w:b/>
+              </w:rPr>
+            </w:r>
+            <w:r>
+              <w:rPr>
+                <w:rFonts w:ascii="Calibri" w:hAnsi="Calibri"/>
+                <w:b/>
+                <w:sz w:val="20"/>
+              </w:rPr>
+              <w:t>matrix_completeness</w:t>
+            </w:r>
+          </w:p>
+        </w:tc>
+        <w:tc>
+          <w:tcPr>
+            <w:tcW w:type="dxa" w:w="864"/>
+          </w:tcPr>
+          <w:p>
+            <w:pPr>
+              <w:spacing w:before="40" w:after="40"/>
+            </w:pPr>
+            <w:r/>
+            <w:r>
+              <w:rPr>
+                <w:rFonts w:ascii="Calibri" w:hAnsi="Calibri"/>
+                <w:sz w:val="20"/>
+              </w:rPr>
+              <w:t>float</w:t>
+            </w:r>
+          </w:p>
+        </w:tc>
+        <w:tc>
+          <w:tcPr>
+            <w:tcW w:type="dxa" w:w="1872"/>
+          </w:tcPr>
+          <w:p>
+            <w:pPr>
+              <w:spacing w:before="40" w:after="40"/>
+            </w:pPr>
+            <w:r/>
+            <w:r>
+              <w:rPr>
+                <w:rFonts w:ascii="Calibri" w:hAnsi="Calibri"/>
+                <w:sz w:val="20"/>
+              </w:rPr>
+              <w:t>Reported pairs / possible pairs (0–1)</w:t>
+            </w:r>
+          </w:p>
+        </w:tc>
+        <w:tc>
+          <w:tcPr>
+            <w:tcW w:type="dxa" w:w="2880"/>
+          </w:tcPr>
+          <w:p>
+            <w:pPr>
+              <w:spacing w:before="40" w:after="40"/>
+            </w:pPr>
+            <w:r/>
+            <w:r>
+              <w:rPr>
+                <w:rFonts w:ascii="Calibri" w:hAnsi="Calibri"/>
+                <w:sz w:val="20"/>
+              </w:rPr>
+              <w:t>n_correlations / (n_constructs × (n_constructs − 1) / 2)</w:t>
+            </w:r>
+          </w:p>
+        </w:tc>
+        <w:tc>
+          <w:tcPr>
+            <w:tcW w:type="dxa" w:w="864"/>
+          </w:tcPr>
+          <w:p>
+            <w:pPr>
+              <w:spacing w:before="40" w:after="40"/>
+            </w:pPr>
+            <w:r/>
+            <w:r>
+              <w:rPr>
+                <w:rFonts w:ascii="Calibri" w:hAnsi="Calibri"/>
+                <w:sz w:val="20"/>
+              </w:rPr>
+              <w:t>0.80</w:t>
+            </w:r>
+          </w:p>
+        </w:tc>
+      </w:tr>
+      <w:tr>
+        <w:tc>
+          <w:tcPr>
+            <w:tcW w:type="dxa" w:w="2016"/>
+            <w:shd w:fill="F2F7FB"/>
+          </w:tcPr>
+          <w:p>
+            <w:pPr>
+              <w:spacing w:before="40" w:after="40"/>
+            </w:pPr>
+            <w:r>
+              <w:rPr>
+                <w:b/>
+              </w:rPr>
+            </w:r>
+            <w:r>
+              <w:rPr>
+                <w:rFonts w:ascii="Calibri" w:hAnsi="Calibri"/>
+                <w:b/>
+                <w:sz w:val="20"/>
+              </w:rPr>
+              <w:t>common_method_bias</w:t>
+            </w:r>
+          </w:p>
+        </w:tc>
+        <w:tc>
+          <w:tcPr>
+            <w:tcW w:type="dxa" w:w="864"/>
+            <w:shd w:fill="F2F7FB"/>
+          </w:tcPr>
+          <w:p>
+            <w:pPr>
+              <w:spacing w:before="40" w:after="40"/>
+            </w:pPr>
+            <w:r/>
+            <w:r>
+              <w:rPr>
+                <w:rFonts w:ascii="Calibri" w:hAnsi="Calibri"/>
+                <w:sz w:val="20"/>
+              </w:rPr>
+              <w:t>categorical</w:t>
+            </w:r>
+          </w:p>
+        </w:tc>
+        <w:tc>
+          <w:tcPr>
+            <w:tcW w:type="dxa" w:w="1872"/>
+            <w:shd w:fill="F2F7FB"/>
+          </w:tcPr>
+          <w:p>
+            <w:pPr>
+              <w:spacing w:before="40" w:after="40"/>
+            </w:pPr>
+            <w:r/>
+            <w:r>
+              <w:rPr>
+                <w:rFonts w:ascii="Calibri" w:hAnsi="Calibri"/>
+                <w:sz w:val="20"/>
+              </w:rPr>
+              <w:t>Whether the study addressed CMB</w:t>
+            </w:r>
+          </w:p>
+        </w:tc>
+        <w:tc>
+          <w:tcPr>
+            <w:tcW w:type="dxa" w:w="2880"/>
+            <w:shd w:fill="F2F7FB"/>
+          </w:tcPr>
+          <w:p>
+            <w:pPr>
+              <w:spacing w:before="40" w:after="40"/>
+            </w:pPr>
+            <w:r/>
+            <w:r>
+              <w:rPr>
+                <w:rFonts w:ascii="Calibri" w:hAnsi="Calibri"/>
+                <w:sz w:val="20"/>
+              </w:rPr>
+              <w:t>See §5.5.1 CMB Coding Guide below</w:t>
+            </w:r>
+          </w:p>
+        </w:tc>
+        <w:tc>
+          <w:tcPr>
+            <w:tcW w:type="dxa" w:w="864"/>
+            <w:shd w:fill="F2F7FB"/>
+          </w:tcPr>
+          <w:p>
+            <w:pPr>
+              <w:spacing w:before="40" w:after="40"/>
+            </w:pPr>
+            <w:r/>
+            <w:r>
+              <w:rPr>
+                <w:rFonts w:ascii="Calibri" w:hAnsi="Calibri"/>
+                <w:sz w:val="20"/>
+              </w:rPr>
+              <w:t>addressed</w:t>
+            </w:r>
+          </w:p>
+        </w:tc>
+      </w:tr>
+    </w:tbl>
+    <w:p/>
+    <w:p>
+      <w:pPr>
+        <w:pStyle w:val="Heading3"/>
+      </w:pPr>
+      <w:r>
+        <w:t>5.5.1 Common Method Bias (CMB) Coding Guide</w:t>
+      </w:r>
+    </w:p>
+    <w:p>
+      <w:r>
+        <w:rPr>
+          <w:rFonts w:ascii="Calibri" w:hAnsi="Calibri"/>
+          <w:sz w:val="22"/>
+        </w:rPr>
+        <w:t>Search the paper (usually Method or Results section) for CMB-related keywords using Ctrl+F:</w:t>
       </w:r>
     </w:p>
     <w:tbl>
@@ -6304,77 +8803,13 @@
         <w:tblLook w:firstColumn="1" w:firstRow="1" w:lastColumn="0" w:lastRow="0" w:noHBand="0" w:noVBand="1" w:val="04A0"/>
       </w:tblPr>
       <w:tblGrid>
-        <w:gridCol w:w="2351"/>
-        <w:gridCol w:w="2351"/>
-        <w:gridCol w:w="2351"/>
-        <w:gridCol w:w="2351"/>
+        <w:gridCol w:w="3135"/>
+        <w:gridCol w:w="3135"/>
+        <w:gridCol w:w="3135"/>
       </w:tblGrid>
       <w:tr>
         <w:tc>
           <w:tcPr>
-            <w:tcW w:type="dxa" w:w="2592"/>
-            <w:shd w:fill="1B3A5C"/>
-          </w:tcPr>
-          <w:p>
-            <w:pPr>
-              <w:jc w:val="center"/>
-            </w:pPr>
-            <w:r/>
-            <w:r>
-              <w:rPr>
-                <w:rFonts w:ascii="Calibri" w:hAnsi="Calibri"/>
-                <w:b/>
-                <w:color w:val="FFFFFF"/>
-                <w:sz w:val="20"/>
-              </w:rPr>
-              <w:t>Variable</w:t>
-            </w:r>
-          </w:p>
-        </w:tc>
-        <w:tc>
-          <w:tcPr>
-            <w:tcW w:type="dxa" w:w="1440"/>
-            <w:shd w:fill="1B3A5C"/>
-          </w:tcPr>
-          <w:p>
-            <w:pPr>
-              <w:jc w:val="center"/>
-            </w:pPr>
-            <w:r/>
-            <w:r>
-              <w:rPr>
-                <w:rFonts w:ascii="Calibri" w:hAnsi="Calibri"/>
-                <w:b/>
-                <w:color w:val="FFFFFF"/>
-                <w:sz w:val="20"/>
-              </w:rPr>
-              <w:t>Type</w:t>
-            </w:r>
-          </w:p>
-        </w:tc>
-        <w:tc>
-          <w:tcPr>
-            <w:tcW w:type="dxa" w:w="3600"/>
-            <w:shd w:fill="1B3A5C"/>
-          </w:tcPr>
-          <w:p>
-            <w:pPr>
-              <w:jc w:val="center"/>
-            </w:pPr>
-            <w:r/>
-            <w:r>
-              <w:rPr>
-                <w:rFonts w:ascii="Calibri" w:hAnsi="Calibri"/>
-                <w:b/>
-                <w:color w:val="FFFFFF"/>
-                <w:sz w:val="20"/>
-              </w:rPr>
-              <w:t>Definition</w:t>
-            </w:r>
-          </w:p>
-        </w:tc>
-        <w:tc>
-          <w:tcPr>
             <w:tcW w:type="dxa" w:w="1728"/>
             <w:shd w:fill="1B3A5C"/>
           </w:tcPr>
@@ -6390,7 +8825,49 @@
                 <w:color w:val="FFFFFF"/>
                 <w:sz w:val="20"/>
               </w:rPr>
-              <w:t>Example</w:t>
+              <w:t>Value</w:t>
+            </w:r>
+          </w:p>
+        </w:tc>
+        <w:tc>
+          <w:tcPr>
+            <w:tcW w:type="dxa" w:w="2880"/>
+            <w:shd w:fill="1B3A5C"/>
+          </w:tcPr>
+          <w:p>
+            <w:pPr>
+              <w:jc w:val="center"/>
+            </w:pPr>
+            <w:r/>
+            <w:r>
+              <w:rPr>
+                <w:rFonts w:ascii="Calibri" w:hAnsi="Calibri"/>
+                <w:b/>
+                <w:color w:val="FFFFFF"/>
+                <w:sz w:val="20"/>
+              </w:rPr>
+              <w:t>Criteria</w:t>
+            </w:r>
+          </w:p>
+        </w:tc>
+        <w:tc>
+          <w:tcPr>
+            <w:tcW w:type="dxa" w:w="4752"/>
+            <w:shd w:fill="1B3A5C"/>
+          </w:tcPr>
+          <w:p>
+            <w:pPr>
+              <w:jc w:val="center"/>
+            </w:pPr>
+            <w:r/>
+            <w:r>
+              <w:rPr>
+                <w:rFonts w:ascii="Calibri" w:hAnsi="Calibri"/>
+                <w:b/>
+                <w:color w:val="FFFFFF"/>
+                <w:sz w:val="20"/>
+              </w:rPr>
+              <w:t>Keywords to Search For</w:t>
             </w:r>
           </w:p>
         </w:tc>
@@ -6398,78 +8875,60 @@
       <w:tr>
         <w:tc>
           <w:tcPr>
-            <w:tcW w:type="dxa" w:w="2592"/>
-          </w:tcPr>
-          <w:p>
-            <w:pPr>
-              <w:spacing w:before="40" w:after="40"/>
-            </w:pPr>
-            <w:r>
-              <w:rPr>
-                <w:b/>
-              </w:rPr>
-            </w:r>
-            <w:r>
-              <w:rPr>
-                <w:rFonts w:ascii="Calibri" w:hAnsi="Calibri"/>
-                <w:b/>
-                <w:sz w:val="20"/>
-              </w:rPr>
-              <w:t>n_constructs_measured</w:t>
-            </w:r>
-          </w:p>
-        </w:tc>
-        <w:tc>
-          <w:tcPr>
-            <w:tcW w:type="dxa" w:w="1440"/>
-          </w:tcPr>
-          <w:p>
-            <w:pPr>
-              <w:spacing w:before="40" w:after="40"/>
-            </w:pPr>
-            <w:r/>
-            <w:r>
-              <w:rPr>
-                <w:rFonts w:ascii="Calibri" w:hAnsi="Calibri"/>
-                <w:sz w:val="20"/>
-              </w:rPr>
-              <w:t>integer</w:t>
-            </w:r>
-          </w:p>
-        </w:tc>
-        <w:tc>
-          <w:tcPr>
-            <w:tcW w:type="dxa" w:w="3600"/>
-          </w:tcPr>
-          <w:p>
-            <w:pPr>
-              <w:spacing w:before="40" w:after="40"/>
-            </w:pPr>
-            <w:r/>
-            <w:r>
-              <w:rPr>
-                <w:rFonts w:ascii="Calibri" w:hAnsi="Calibri"/>
-                <w:sz w:val="20"/>
-              </w:rPr>
-              <w:t>Number of our 12 constructs measured</w:t>
-            </w:r>
-          </w:p>
-        </w:tc>
-        <w:tc>
-          <w:tcPr>
             <w:tcW w:type="dxa" w:w="1728"/>
           </w:tcPr>
           <w:p>
             <w:pPr>
               <w:spacing w:before="40" w:after="40"/>
             </w:pPr>
-            <w:r/>
-            <w:r>
-              <w:rPr>
-                <w:rFonts w:ascii="Calibri" w:hAnsi="Calibri"/>
-                <w:sz w:val="20"/>
-              </w:rPr>
-              <w:t>6</w:t>
+            <w:r>
+              <w:rPr>
+                <w:b/>
+              </w:rPr>
+            </w:r>
+            <w:r>
+              <w:rPr>
+                <w:rFonts w:ascii="Calibri" w:hAnsi="Calibri"/>
+                <w:b/>
+                <w:sz w:val="20"/>
+              </w:rPr>
+              <w:t>addressed</w:t>
+            </w:r>
+          </w:p>
+        </w:tc>
+        <w:tc>
+          <w:tcPr>
+            <w:tcW w:type="dxa" w:w="2880"/>
+          </w:tcPr>
+          <w:p>
+            <w:pPr>
+              <w:spacing w:before="40" w:after="40"/>
+            </w:pPr>
+            <w:r/>
+            <w:r>
+              <w:rPr>
+                <w:rFonts w:ascii="Calibri" w:hAnsi="Calibri"/>
+                <w:sz w:val="20"/>
+              </w:rPr>
+              <w:t>Study performed a statistical test for CMB and reported results</w:t>
+            </w:r>
+          </w:p>
+        </w:tc>
+        <w:tc>
+          <w:tcPr>
+            <w:tcW w:type="dxa" w:w="4752"/>
+          </w:tcPr>
+          <w:p>
+            <w:pPr>
+              <w:spacing w:before="40" w:after="40"/>
+            </w:pPr>
+            <w:r/>
+            <w:r>
+              <w:rPr>
+                <w:rFonts w:ascii="Calibri" w:hAnsi="Calibri"/>
+                <w:sz w:val="20"/>
+              </w:rPr>
+              <w:t>"Harman's single factor test", "common method variance", "CMB", "marker variable", "CLF", "unmeasured latent method factor"</w:t>
             </w:r>
           </w:p>
         </w:tc>
@@ -6477,68 +8936,6 @@
       <w:tr>
         <w:tc>
           <w:tcPr>
-            <w:tcW w:type="dxa" w:w="2592"/>
-            <w:shd w:fill="F2F7FB"/>
-          </w:tcPr>
-          <w:p>
-            <w:pPr>
-              <w:spacing w:before="40" w:after="40"/>
-            </w:pPr>
-            <w:r>
-              <w:rPr>
-                <w:b/>
-              </w:rPr>
-            </w:r>
-            <w:r>
-              <w:rPr>
-                <w:rFonts w:ascii="Calibri" w:hAnsi="Calibri"/>
-                <w:b/>
-                <w:sz w:val="20"/>
-              </w:rPr>
-              <w:t>n_correlations_reported</w:t>
-            </w:r>
-          </w:p>
-        </w:tc>
-        <w:tc>
-          <w:tcPr>
-            <w:tcW w:type="dxa" w:w="1440"/>
-            <w:shd w:fill="F2F7FB"/>
-          </w:tcPr>
-          <w:p>
-            <w:pPr>
-              <w:spacing w:before="40" w:after="40"/>
-            </w:pPr>
-            <w:r/>
-            <w:r>
-              <w:rPr>
-                <w:rFonts w:ascii="Calibri" w:hAnsi="Calibri"/>
-                <w:sz w:val="20"/>
-              </w:rPr>
-              <w:t>integer</w:t>
-            </w:r>
-          </w:p>
-        </w:tc>
-        <w:tc>
-          <w:tcPr>
-            <w:tcW w:type="dxa" w:w="3600"/>
-            <w:shd w:fill="F2F7FB"/>
-          </w:tcPr>
-          <w:p>
-            <w:pPr>
-              <w:spacing w:before="40" w:after="40"/>
-            </w:pPr>
-            <w:r/>
-            <w:r>
-              <w:rPr>
-                <w:rFonts w:ascii="Calibri" w:hAnsi="Calibri"/>
-                <w:sz w:val="20"/>
-              </w:rPr>
-              <w:t>Number of pairwise correlations involving our constructs</w:t>
-            </w:r>
-          </w:p>
-        </w:tc>
-        <w:tc>
-          <w:tcPr>
             <w:tcW w:type="dxa" w:w="1728"/>
             <w:shd w:fill="F2F7FB"/>
           </w:tcPr>
@@ -6546,13 +8943,56 @@
             <w:pPr>
               <w:spacing w:before="40" w:after="40"/>
             </w:pPr>
-            <w:r/>
-            <w:r>
-              <w:rPr>
-                <w:rFonts w:ascii="Calibri" w:hAnsi="Calibri"/>
-                <w:sz w:val="20"/>
-              </w:rPr>
-              <w:t>15</w:t>
+            <w:r>
+              <w:rPr>
+                <w:b/>
+              </w:rPr>
+            </w:r>
+            <w:r>
+              <w:rPr>
+                <w:rFonts w:ascii="Calibri" w:hAnsi="Calibri"/>
+                <w:b/>
+                <w:sz w:val="20"/>
+              </w:rPr>
+              <w:t>partial</w:t>
+            </w:r>
+          </w:p>
+        </w:tc>
+        <w:tc>
+          <w:tcPr>
+            <w:tcW w:type="dxa" w:w="2880"/>
+            <w:shd w:fill="F2F7FB"/>
+          </w:tcPr>
+          <w:p>
+            <w:pPr>
+              <w:spacing w:before="40" w:after="40"/>
+            </w:pPr>
+            <w:r/>
+            <w:r>
+              <w:rPr>
+                <w:rFonts w:ascii="Calibri" w:hAnsi="Calibri"/>
+                <w:sz w:val="20"/>
+              </w:rPr>
+              <w:t>Study mentioned procedural remedies only, no statistical test</w:t>
+            </w:r>
+          </w:p>
+        </w:tc>
+        <w:tc>
+          <w:tcPr>
+            <w:tcW w:type="dxa" w:w="4752"/>
+            <w:shd w:fill="F2F7FB"/>
+          </w:tcPr>
+          <w:p>
+            <w:pPr>
+              <w:spacing w:before="40" w:after="40"/>
+            </w:pPr>
+            <w:r/>
+            <w:r>
+              <w:rPr>
+                <w:rFonts w:ascii="Calibri" w:hAnsi="Calibri"/>
+                <w:sz w:val="20"/>
+              </w:rPr>
+              <w:t>"procedural remedies", "anonymity assured", "temporal separation", "different scale anchors"</w:t>
             </w:r>
           </w:p>
         </w:tc>
@@ -6560,161 +9000,97 @@
       <w:tr>
         <w:tc>
           <w:tcPr>
-            <w:tcW w:type="dxa" w:w="2592"/>
-          </w:tcPr>
-          <w:p>
-            <w:pPr>
-              <w:spacing w:before="40" w:after="40"/>
-            </w:pPr>
-            <w:r>
-              <w:rPr>
-                <w:b/>
-              </w:rPr>
-            </w:r>
-            <w:r>
-              <w:rPr>
-                <w:rFonts w:ascii="Calibri" w:hAnsi="Calibri"/>
-                <w:b/>
-                <w:sz w:val="20"/>
-              </w:rPr>
-              <w:t>matrix_completeness</w:t>
-            </w:r>
-          </w:p>
-        </w:tc>
-        <w:tc>
-          <w:tcPr>
-            <w:tcW w:type="dxa" w:w="1440"/>
-          </w:tcPr>
-          <w:p>
-            <w:pPr>
-              <w:spacing w:before="40" w:after="40"/>
-            </w:pPr>
-            <w:r/>
-            <w:r>
-              <w:rPr>
-                <w:rFonts w:ascii="Calibri" w:hAnsi="Calibri"/>
-                <w:sz w:val="20"/>
-              </w:rPr>
-              <w:t>float</w:t>
-            </w:r>
-          </w:p>
-        </w:tc>
-        <w:tc>
-          <w:tcPr>
-            <w:tcW w:type="dxa" w:w="3600"/>
-          </w:tcPr>
-          <w:p>
-            <w:pPr>
-              <w:spacing w:before="40" w:after="40"/>
-            </w:pPr>
-            <w:r/>
-            <w:r>
-              <w:rPr>
-                <w:rFonts w:ascii="Calibri" w:hAnsi="Calibri"/>
-                <w:sz w:val="20"/>
-              </w:rPr>
-              <w:t>Reported pairs / possible pairs (0–1)</w:t>
-            </w:r>
-          </w:p>
-        </w:tc>
-        <w:tc>
-          <w:tcPr>
             <w:tcW w:type="dxa" w:w="1728"/>
           </w:tcPr>
           <w:p>
             <w:pPr>
               <w:spacing w:before="40" w:after="40"/>
             </w:pPr>
-            <w:r/>
-            <w:r>
-              <w:rPr>
-                <w:rFonts w:ascii="Calibri" w:hAnsi="Calibri"/>
-                <w:sz w:val="20"/>
-              </w:rPr>
-              <w:t>0.75</w:t>
+            <w:r>
+              <w:rPr>
+                <w:b/>
+              </w:rPr>
+            </w:r>
+            <w:r>
+              <w:rPr>
+                <w:rFonts w:ascii="Calibri" w:hAnsi="Calibri"/>
+                <w:b/>
+                <w:sz w:val="20"/>
+              </w:rPr>
+              <w:t>not_addressed</w:t>
+            </w:r>
+          </w:p>
+        </w:tc>
+        <w:tc>
+          <w:tcPr>
+            <w:tcW w:type="dxa" w:w="2880"/>
+          </w:tcPr>
+          <w:p>
+            <w:pPr>
+              <w:spacing w:before="40" w:after="40"/>
+            </w:pPr>
+            <w:r/>
+            <w:r>
+              <w:rPr>
+                <w:rFonts w:ascii="Calibri" w:hAnsi="Calibri"/>
+                <w:sz w:val="20"/>
+              </w:rPr>
+              <w:t>No mention of CMB anywhere in the paper</w:t>
+            </w:r>
+          </w:p>
+        </w:tc>
+        <w:tc>
+          <w:tcPr>
+            <w:tcW w:type="dxa" w:w="4752"/>
+          </w:tcPr>
+          <w:p>
+            <w:pPr>
+              <w:spacing w:before="40" w:after="40"/>
+            </w:pPr>
+            <w:r/>
+            <w:r>
+              <w:rPr>
+                <w:rFonts w:ascii="Calibri" w:hAnsi="Calibri"/>
+                <w:sz w:val="20"/>
+              </w:rPr>
+              <w:t>(none of the above keywords found)</w:t>
             </w:r>
           </w:p>
         </w:tc>
       </w:tr>
+    </w:tbl>
+    <w:p/>
+    <w:tbl>
+      <w:tblPr>
+        <w:tblW w:type="auto" w:w="0"/>
+        <w:jc w:val="center"/>
+        <w:tblLook w:firstColumn="1" w:firstRow="1" w:lastColumn="0" w:lastRow="0" w:noHBand="0" w:noVBand="1" w:val="04A0"/>
+      </w:tblPr>
+      <w:tblGrid>
+        <w:gridCol w:w="9406"/>
+      </w:tblGrid>
       <w:tr>
         <w:tc>
           <w:tcPr>
-            <w:tcW w:type="dxa" w:w="2592"/>
-            <w:shd w:fill="F2F7FB"/>
-          </w:tcPr>
-          <w:p>
-            <w:pPr>
-              <w:spacing w:before="40" w:after="40"/>
-            </w:pPr>
-            <w:r>
-              <w:rPr>
-                <w:b/>
-              </w:rPr>
-            </w:r>
-            <w:r>
-              <w:rPr>
-                <w:rFonts w:ascii="Calibri" w:hAnsi="Calibri"/>
-                <w:b/>
-                <w:sz w:val="20"/>
-              </w:rPr>
-              <w:t>common_method_bias</w:t>
-            </w:r>
-          </w:p>
-        </w:tc>
-        <w:tc>
-          <w:tcPr>
-            <w:tcW w:type="dxa" w:w="1440"/>
-            <w:shd w:fill="F2F7FB"/>
-          </w:tcPr>
-          <w:p>
-            <w:pPr>
-              <w:spacing w:before="40" w:after="40"/>
-            </w:pPr>
-            <w:r/>
-            <w:r>
-              <w:rPr>
-                <w:rFonts w:ascii="Calibri" w:hAnsi="Calibri"/>
-                <w:sz w:val="20"/>
-              </w:rPr>
-              <w:t>categorical</w:t>
-            </w:r>
-          </w:p>
-        </w:tc>
-        <w:tc>
-          <w:tcPr>
-            <w:tcW w:type="dxa" w:w="3600"/>
-            <w:shd w:fill="F2F7FB"/>
-          </w:tcPr>
-          <w:p>
-            <w:pPr>
-              <w:spacing w:before="40" w:after="40"/>
-            </w:pPr>
-            <w:r/>
-            <w:r>
-              <w:rPr>
-                <w:rFonts w:ascii="Calibri" w:hAnsi="Calibri"/>
-                <w:sz w:val="20"/>
-              </w:rPr>
-              <w:t>addressed, not_addressed, partial</w:t>
-            </w:r>
-          </w:p>
-        </w:tc>
-        <w:tc>
-          <w:tcPr>
-            <w:tcW w:type="dxa" w:w="1728"/>
-            <w:shd w:fill="F2F7FB"/>
-          </w:tcPr>
-          <w:p>
-            <w:pPr>
-              <w:spacing w:before="40" w:after="40"/>
-            </w:pPr>
-            <w:r/>
-            <w:r>
-              <w:rPr>
-                <w:rFonts w:ascii="Calibri" w:hAnsi="Calibri"/>
-                <w:sz w:val="20"/>
-              </w:rPr>
-              <w:t>addressed</w:t>
+            <w:tcW w:type="dxa" w:w="9406"/>
+            <w:shd w:fill="FFF3E0"/>
+          </w:tcPr>
+          <w:p>
+            <w:r>
+              <w:rPr>
+                <w:rFonts w:ascii="Calibri" w:hAnsi="Calibri"/>
+                <w:b/>
+                <w:color w:val="D45B07"/>
+                <w:sz w:val="20"/>
+              </w:rPr>
+              <w:t xml:space="preserve">  TIP: </w:t>
+            </w:r>
+            <w:r>
+              <w:rPr>
+                <w:rFonts w:ascii="Calibri" w:hAnsi="Calibri"/>
+                <w:sz w:val="20"/>
+              </w:rPr>
+              <w:t>Use Ctrl+F to search the PDF for "common method", "Harman", "CMV", or "CMB". If none appear, code as not_addressed.</w:t>
             </w:r>
           </w:p>
         </w:tc>
@@ -7166,8 +9542,8 @@
       <w:r>
         <w:t>6. Correlation Matrix Coding Instructions</w:t>
       </w:r>
-      <w:bookmarkStart w:id="4515" w:name="ch6"/>
-      <w:bookmarkEnd w:id="4515"/>
+      <w:bookmarkStart w:id="6181" w:name="ch6"/>
+      <w:bookmarkEnd w:id="6181"/>
     </w:p>
     <w:tbl>
       <w:tblPr>
@@ -9106,8 +11482,8 @@
       <w:r>
         <w:t>7. Construct Harmonization Instructions</w:t>
       </w:r>
-      <w:bookmarkStart w:id="3960" w:name="ch7"/>
-      <w:bookmarkEnd w:id="3960"/>
+      <w:bookmarkStart w:id="8173" w:name="ch7"/>
+      <w:bookmarkEnd w:id="8173"/>
     </w:p>
     <w:p>
       <w:r>
@@ -13583,8 +15959,8 @@
       <w:r>
         <w:t>8. Moderator Variable Coding</w:t>
       </w:r>
-      <w:bookmarkStart w:id="4732" w:name="ch8"/>
-      <w:bookmarkEnd w:id="4732"/>
+      <w:bookmarkStart w:id="4036" w:name="ch8"/>
+      <w:bookmarkEnd w:id="4036"/>
     </w:p>
     <w:p>
       <w:pPr>
@@ -14561,8 +16937,8 @@
       <w:r>
         <w:t>9. Reliability Data Extraction</w:t>
       </w:r>
-      <w:bookmarkStart w:id="9165" w:name="ch9"/>
-      <w:bookmarkEnd w:id="9165"/>
+      <w:bookmarkStart w:id="3188" w:name="ch9"/>
+      <w:bookmarkEnd w:id="3188"/>
     </w:p>
     <w:p>
       <w:pPr>
@@ -15495,8 +17871,8 @@
       <w:r>
         <w:t>10. AI-Assisted Coding Protocol</w:t>
       </w:r>
-      <w:bookmarkStart w:id="3916" w:name="ch10"/>
-      <w:bookmarkEnd w:id="3916"/>
+      <w:bookmarkStart w:id="6692" w:name="ch10"/>
+      <w:bookmarkEnd w:id="6692"/>
     </w:p>
     <w:p>
       <w:pPr>
@@ -16706,8 +19082,8 @@
       <w:r>
         <w:t>11. Inter-Coder Reliability Protocol</w:t>
       </w:r>
-      <w:bookmarkStart w:id="2984" w:name="ch11"/>
-      <w:bookmarkEnd w:id="2984"/>
+      <w:bookmarkStart w:id="8653" w:name="ch11"/>
+      <w:bookmarkEnd w:id="8653"/>
     </w:p>
     <w:p>
       <w:pPr>
@@ -18066,8 +20442,8 @@
       <w:r>
         <w:t>12. Discrepancy Resolution Protocol</w:t>
       </w:r>
-      <w:bookmarkStart w:id="1793" w:name="ch12"/>
-      <w:bookmarkEnd w:id="1793"/>
+      <w:bookmarkStart w:id="4487" w:name="ch12"/>
+      <w:bookmarkEnd w:id="4487"/>
     </w:p>
     <w:p>
       <w:pPr>
@@ -18707,8 +21083,8 @@
       <w:r>
         <w:t>13. Study Exclusion Protocol</w:t>
       </w:r>
-      <w:bookmarkStart w:id="9868" w:name="ch13"/>
-      <w:bookmarkEnd w:id="9868"/>
+      <w:bookmarkStart w:id="292" w:name="ch13"/>
+      <w:bookmarkEnd w:id="292"/>
     </w:p>
     <w:p>
       <w:pPr>
@@ -19523,8 +21899,8 @@
       <w:r>
         <w:t>14. Quality Assurance Checklist</w:t>
       </w:r>
-      <w:bookmarkStart w:id="6429" w:name="ch14"/>
-      <w:bookmarkEnd w:id="6429"/>
+      <w:bookmarkStart w:id="2369" w:name="ch14"/>
+      <w:bookmarkEnd w:id="2369"/>
     </w:p>
     <w:tbl>
       <w:tblPr>
@@ -20026,8 +22402,8 @@
       <w:r>
         <w:t>15. References</w:t>
       </w:r>
-      <w:bookmarkStart w:id="7177" w:name="ch15"/>
-      <w:bookmarkEnd w:id="7177"/>
+      <w:bookmarkStart w:id="7064" w:name="ch15"/>
+      <w:bookmarkEnd w:id="7064"/>
     </w:p>
     <w:p>
       <w:pPr>
@@ -20173,8 +22549,8 @@
       <w:r>
         <w:t>Appendix A: Decision Trees</w:t>
       </w:r>
-      <w:bookmarkStart w:id="1584" w:name="appA"/>
-      <w:bookmarkEnd w:id="1584"/>
+      <w:bookmarkStart w:id="9868" w:name="appA"/>
+      <w:bookmarkEnd w:id="9868"/>
     </w:p>
     <w:p>
       <w:pPr>
@@ -20680,8 +23056,8 @@
       <w:r>
         <w:t>Appendix B: FAQ</w:t>
       </w:r>
-      <w:bookmarkStart w:id="6416" w:name="appB"/>
-      <w:bookmarkEnd w:id="6416"/>
+      <w:bookmarkStart w:id="4541" w:name="appB"/>
+      <w:bookmarkEnd w:id="4541"/>
     </w:p>
     <w:p>
       <w:r>
@@ -20884,8 +23260,8 @@
       <w:r>
         <w:t>Appendix C: Excel Template Sheet Descriptions</w:t>
       </w:r>
-      <w:bookmarkStart w:id="8164" w:name="appC"/>
-      <w:bookmarkEnd w:id="8164"/>
+      <w:bookmarkStart w:id="253" w:name="appC"/>
+      <w:bookmarkEnd w:id="253"/>
     </w:p>
     <w:tbl>
       <w:tblPr>

--- a/data/04_extraction/AI_Adoption_MASEM_Coding_Manual_v2.docx
+++ b/data/04_extraction/AI_Adoption_MASEM_Coding_Manual_v2.docx
@@ -713,8 +713,8 @@
       <w:r>
         <w:t>1. Introduction and Purpose</w:t>
       </w:r>
-      <w:bookmarkStart w:id="1992" w:name="ch1"/>
-      <w:bookmarkEnd w:id="1992"/>
+      <w:bookmarkStart w:id="1414" w:name="ch1"/>
+      <w:bookmarkEnd w:id="1414"/>
     </w:p>
     <w:p>
       <w:pPr>
@@ -930,8 +930,8 @@
       <w:r>
         <w:t>2. Eligibility Criteria</w:t>
       </w:r>
-      <w:bookmarkStart w:id="5343" w:name="ch2"/>
-      <w:bookmarkEnd w:id="5343"/>
+      <w:bookmarkStart w:id="7756" w:name="ch2"/>
+      <w:bookmarkEnd w:id="7756"/>
     </w:p>
     <w:p>
       <w:pPr>
@@ -2608,8 +2608,8 @@
       <w:r>
         <w:t>3. Coding Workflow Overview</w:t>
       </w:r>
-      <w:bookmarkStart w:id="2259" w:name="ch3"/>
-      <w:bookmarkEnd w:id="2259"/>
+      <w:bookmarkStart w:id="3228" w:name="ch3"/>
+      <w:bookmarkEnd w:id="3228"/>
     </w:p>
     <w:p>
       <w:pPr>
@@ -3852,8 +3852,8 @@
       <w:r>
         <w:t>4. Coder Training Protocol</w:t>
       </w:r>
-      <w:bookmarkStart w:id="9392" w:name="ch4"/>
-      <w:bookmarkEnd w:id="9392"/>
+      <w:bookmarkStart w:id="7940" w:name="ch4"/>
+      <w:bookmarkEnd w:id="7940"/>
     </w:p>
     <w:tbl>
       <w:tblPr>
@@ -4533,8 +4533,8 @@
       <w:r>
         <w:t>5. Study-Level Coding Instructions</w:t>
       </w:r>
-      <w:bookmarkStart w:id="6904" w:name="ch5"/>
-      <w:bookmarkEnd w:id="6904"/>
+      <w:bookmarkStart w:id="6226" w:name="ch5"/>
+      <w:bookmarkEnd w:id="6226"/>
     </w:p>
     <w:p>
       <w:r>
@@ -5949,7 +5949,7 @@
                 <w:rFonts w:ascii="Calibri" w:hAnsi="Calibri"/>
                 <w:sz w:val="20"/>
               </w:rPr>
-              <w:t>Auto-derived from country using Hofstede IDV lookup (§5.3.1)</w:t>
+              <w:t>individualist (IDV≥50) or collectivist (IDV&lt;50) per Hofstede</w:t>
             </w:r>
           </w:p>
         </w:tc>
@@ -6054,1893 +6054,6 @@
       </w:tr>
     </w:tbl>
     <w:p/>
-    <w:p>
-      <w:pPr>
-        <w:pStyle w:val="Heading3"/>
-      </w:pPr>
-      <w:r>
-        <w:t>5.3.1 Culture Cluster Lookup Table (Hofstede IDV)</w:t>
-      </w:r>
-    </w:p>
-    <w:p>
-      <w:r>
-        <w:rPr>
-          <w:rFonts w:ascii="Calibri" w:hAnsi="Calibri"/>
-          <w:sz w:val="22"/>
-        </w:rPr>
-      </w:r>
-      <w:r>
-        <w:rPr>
-          <w:rFonts w:ascii="Consolas" w:hAnsi="Consolas"/>
-          <w:color w:val="C7254E"/>
-          <w:sz w:val="20"/>
-        </w:rPr>
-        <w:t>culture_cluster</w:t>
-      </w:r>
-      <w:r>
-        <w:rPr>
-          <w:rFonts w:ascii="Calibri" w:hAnsi="Calibri"/>
-          <w:sz w:val="22"/>
-        </w:rPr>
-        <w:t xml:space="preserve"> is </w:t>
-      </w:r>
-      <w:r>
-        <w:rPr>
-          <w:rFonts w:ascii="Calibri" w:hAnsi="Calibri"/>
-          <w:b/>
-          <w:sz w:val="22"/>
-        </w:rPr>
-        <w:t>mechanically derived</w:t>
-      </w:r>
-      <w:r>
-        <w:rPr>
-          <w:rFonts w:ascii="Calibri" w:hAnsi="Calibri"/>
-          <w:sz w:val="22"/>
-        </w:rPr>
-        <w:t xml:space="preserve"> from the </w:t>
-      </w:r>
-      <w:r>
-        <w:rPr>
-          <w:rFonts w:ascii="Consolas" w:hAnsi="Consolas"/>
-          <w:color w:val="C7254E"/>
-          <w:sz w:val="20"/>
-        </w:rPr>
-        <w:t>country</w:t>
-      </w:r>
-      <w:r>
-        <w:rPr>
-          <w:rFonts w:ascii="Calibri" w:hAnsi="Calibri"/>
-          <w:sz w:val="22"/>
-        </w:rPr>
-        <w:t xml:space="preserve"> field—coders do NOT need to make a judgment call. After coding </w:t>
-      </w:r>
-      <w:r>
-        <w:rPr>
-          <w:rFonts w:ascii="Consolas" w:hAnsi="Consolas"/>
-          <w:color w:val="C7254E"/>
-          <w:sz w:val="20"/>
-        </w:rPr>
-        <w:t>country</w:t>
-      </w:r>
-      <w:r>
-        <w:rPr>
-          <w:rFonts w:ascii="Calibri" w:hAnsi="Calibri"/>
-          <w:sz w:val="22"/>
-        </w:rPr>
-        <w:t>, look up the table below.</w:t>
-      </w:r>
-    </w:p>
-    <w:tbl>
-      <w:tblPr>
-        <w:tblW w:type="auto" w:w="0"/>
-        <w:jc w:val="center"/>
-        <w:tblLook w:firstColumn="1" w:firstRow="1" w:lastColumn="0" w:lastRow="0" w:noHBand="0" w:noVBand="1" w:val="04A0"/>
-      </w:tblPr>
-      <w:tblGrid>
-        <w:gridCol w:w="9406"/>
-      </w:tblGrid>
-      <w:tr>
-        <w:tc>
-          <w:tcPr>
-            <w:tcW w:type="dxa" w:w="9406"/>
-            <w:shd w:fill="FFF3E0"/>
-          </w:tcPr>
-          <w:p>
-            <w:r>
-              <w:rPr>
-                <w:rFonts w:ascii="Calibri" w:hAnsi="Calibri"/>
-                <w:b/>
-                <w:color w:val="D45B07"/>
-                <w:sz w:val="20"/>
-              </w:rPr>
-              <w:t xml:space="preserve">  TIP: </w:t>
-            </w:r>
-            <w:r>
-              <w:rPr>
-                <w:rFonts w:ascii="Calibri" w:hAnsi="Calibri"/>
-                <w:sz w:val="20"/>
-              </w:rPr>
-              <w:t>Rule: IDV ≥ 50 → individualist  |  IDV &lt; 50 → collectivist</w:t>
-            </w:r>
-          </w:p>
-        </w:tc>
-      </w:tr>
-    </w:tbl>
-    <w:p/>
-    <w:tbl>
-      <w:tblPr>
-        <w:tblW w:type="auto" w:w="0"/>
-        <w:jc w:val="center"/>
-        <w:tblLayout w:type="autofit"/>
-        <w:tblLook w:firstColumn="1" w:firstRow="1" w:lastColumn="0" w:lastRow="0" w:noHBand="0" w:noVBand="1" w:val="04A0"/>
-      </w:tblPr>
-      <w:tblGrid>
-        <w:gridCol w:w="3135"/>
-        <w:gridCol w:w="3135"/>
-        <w:gridCol w:w="3135"/>
-      </w:tblGrid>
-      <w:tr>
-        <w:tc>
-          <w:tcPr>
-            <w:tcW w:type="dxa" w:w="2880"/>
-            <w:shd w:fill="1B3A5C"/>
-          </w:tcPr>
-          <w:p>
-            <w:pPr>
-              <w:jc w:val="center"/>
-            </w:pPr>
-            <w:r/>
-            <w:r>
-              <w:rPr>
-                <w:rFonts w:ascii="Calibri" w:hAnsi="Calibri"/>
-                <w:b/>
-                <w:color w:val="FFFFFF"/>
-                <w:sz w:val="20"/>
-              </w:rPr>
-              <w:t>Country</w:t>
-            </w:r>
-          </w:p>
-        </w:tc>
-        <w:tc>
-          <w:tcPr>
-            <w:tcW w:type="dxa" w:w="1152"/>
-            <w:shd w:fill="1B3A5C"/>
-          </w:tcPr>
-          <w:p>
-            <w:pPr>
-              <w:jc w:val="center"/>
-            </w:pPr>
-            <w:r/>
-            <w:r>
-              <w:rPr>
-                <w:rFonts w:ascii="Calibri" w:hAnsi="Calibri"/>
-                <w:b/>
-                <w:color w:val="FFFFFF"/>
-                <w:sz w:val="20"/>
-              </w:rPr>
-              <w:t>IDV</w:t>
-            </w:r>
-          </w:p>
-        </w:tc>
-        <w:tc>
-          <w:tcPr>
-            <w:tcW w:type="dxa" w:w="2160"/>
-            <w:shd w:fill="1B3A5C"/>
-          </w:tcPr>
-          <w:p>
-            <w:pPr>
-              <w:jc w:val="center"/>
-            </w:pPr>
-            <w:r/>
-            <w:r>
-              <w:rPr>
-                <w:rFonts w:ascii="Calibri" w:hAnsi="Calibri"/>
-                <w:b/>
-                <w:color w:val="FFFFFF"/>
-                <w:sz w:val="20"/>
-              </w:rPr>
-              <w:t>culture_cluster</w:t>
-            </w:r>
-          </w:p>
-        </w:tc>
-      </w:tr>
-      <w:tr>
-        <w:tc>
-          <w:tcPr>
-            <w:tcW w:type="dxa" w:w="2880"/>
-          </w:tcPr>
-          <w:p>
-            <w:pPr>
-              <w:spacing w:before="40" w:after="40"/>
-            </w:pPr>
-            <w:r>
-              <w:rPr>
-                <w:b/>
-              </w:rPr>
-            </w:r>
-            <w:r>
-              <w:rPr>
-                <w:rFonts w:ascii="Calibri" w:hAnsi="Calibri"/>
-                <w:b/>
-                <w:sz w:val="20"/>
-              </w:rPr>
-              <w:t>United States</w:t>
-            </w:r>
-          </w:p>
-        </w:tc>
-        <w:tc>
-          <w:tcPr>
-            <w:tcW w:type="dxa" w:w="1152"/>
-          </w:tcPr>
-          <w:p>
-            <w:pPr>
-              <w:spacing w:before="40" w:after="40"/>
-            </w:pPr>
-            <w:r/>
-            <w:r>
-              <w:rPr>
-                <w:rFonts w:ascii="Calibri" w:hAnsi="Calibri"/>
-                <w:sz w:val="20"/>
-              </w:rPr>
-              <w:t>91</w:t>
-            </w:r>
-          </w:p>
-        </w:tc>
-        <w:tc>
-          <w:tcPr>
-            <w:tcW w:type="dxa" w:w="2160"/>
-          </w:tcPr>
-          <w:p>
-            <w:pPr>
-              <w:spacing w:before="40" w:after="40"/>
-            </w:pPr>
-            <w:r/>
-            <w:r>
-              <w:rPr>
-                <w:rFonts w:ascii="Calibri" w:hAnsi="Calibri"/>
-                <w:sz w:val="20"/>
-              </w:rPr>
-              <w:t>individualist</w:t>
-            </w:r>
-          </w:p>
-        </w:tc>
-      </w:tr>
-      <w:tr>
-        <w:tc>
-          <w:tcPr>
-            <w:tcW w:type="dxa" w:w="2880"/>
-            <w:shd w:fill="F2F7FB"/>
-          </w:tcPr>
-          <w:p>
-            <w:pPr>
-              <w:spacing w:before="40" w:after="40"/>
-            </w:pPr>
-            <w:r>
-              <w:rPr>
-                <w:b/>
-              </w:rPr>
-            </w:r>
-            <w:r>
-              <w:rPr>
-                <w:rFonts w:ascii="Calibri" w:hAnsi="Calibri"/>
-                <w:b/>
-                <w:sz w:val="20"/>
-              </w:rPr>
-              <w:t>Australia</w:t>
-            </w:r>
-          </w:p>
-        </w:tc>
-        <w:tc>
-          <w:tcPr>
-            <w:tcW w:type="dxa" w:w="1152"/>
-            <w:shd w:fill="F2F7FB"/>
-          </w:tcPr>
-          <w:p>
-            <w:pPr>
-              <w:spacing w:before="40" w:after="40"/>
-            </w:pPr>
-            <w:r/>
-            <w:r>
-              <w:rPr>
-                <w:rFonts w:ascii="Calibri" w:hAnsi="Calibri"/>
-                <w:sz w:val="20"/>
-              </w:rPr>
-              <w:t>90</w:t>
-            </w:r>
-          </w:p>
-        </w:tc>
-        <w:tc>
-          <w:tcPr>
-            <w:tcW w:type="dxa" w:w="2160"/>
-            <w:shd w:fill="F2F7FB"/>
-          </w:tcPr>
-          <w:p>
-            <w:pPr>
-              <w:spacing w:before="40" w:after="40"/>
-            </w:pPr>
-            <w:r/>
-            <w:r>
-              <w:rPr>
-                <w:rFonts w:ascii="Calibri" w:hAnsi="Calibri"/>
-                <w:sz w:val="20"/>
-              </w:rPr>
-              <w:t>individualist</w:t>
-            </w:r>
-          </w:p>
-        </w:tc>
-      </w:tr>
-      <w:tr>
-        <w:tc>
-          <w:tcPr>
-            <w:tcW w:type="dxa" w:w="2880"/>
-          </w:tcPr>
-          <w:p>
-            <w:pPr>
-              <w:spacing w:before="40" w:after="40"/>
-            </w:pPr>
-            <w:r>
-              <w:rPr>
-                <w:b/>
-              </w:rPr>
-            </w:r>
-            <w:r>
-              <w:rPr>
-                <w:rFonts w:ascii="Calibri" w:hAnsi="Calibri"/>
-                <w:b/>
-                <w:sz w:val="20"/>
-              </w:rPr>
-              <w:t>United Kingdom</w:t>
-            </w:r>
-          </w:p>
-        </w:tc>
-        <w:tc>
-          <w:tcPr>
-            <w:tcW w:type="dxa" w:w="1152"/>
-          </w:tcPr>
-          <w:p>
-            <w:pPr>
-              <w:spacing w:before="40" w:after="40"/>
-            </w:pPr>
-            <w:r/>
-            <w:r>
-              <w:rPr>
-                <w:rFonts w:ascii="Calibri" w:hAnsi="Calibri"/>
-                <w:sz w:val="20"/>
-              </w:rPr>
-              <w:t>89</w:t>
-            </w:r>
-          </w:p>
-        </w:tc>
-        <w:tc>
-          <w:tcPr>
-            <w:tcW w:type="dxa" w:w="2160"/>
-          </w:tcPr>
-          <w:p>
-            <w:pPr>
-              <w:spacing w:before="40" w:after="40"/>
-            </w:pPr>
-            <w:r/>
-            <w:r>
-              <w:rPr>
-                <w:rFonts w:ascii="Calibri" w:hAnsi="Calibri"/>
-                <w:sz w:val="20"/>
-              </w:rPr>
-              <w:t>individualist</w:t>
-            </w:r>
-          </w:p>
-        </w:tc>
-      </w:tr>
-      <w:tr>
-        <w:tc>
-          <w:tcPr>
-            <w:tcW w:type="dxa" w:w="2880"/>
-            <w:shd w:fill="F2F7FB"/>
-          </w:tcPr>
-          <w:p>
-            <w:pPr>
-              <w:spacing w:before="40" w:after="40"/>
-            </w:pPr>
-            <w:r>
-              <w:rPr>
-                <w:b/>
-              </w:rPr>
-            </w:r>
-            <w:r>
-              <w:rPr>
-                <w:rFonts w:ascii="Calibri" w:hAnsi="Calibri"/>
-                <w:b/>
-                <w:sz w:val="20"/>
-              </w:rPr>
-              <w:t>Canada</w:t>
-            </w:r>
-          </w:p>
-        </w:tc>
-        <w:tc>
-          <w:tcPr>
-            <w:tcW w:type="dxa" w:w="1152"/>
-            <w:shd w:fill="F2F7FB"/>
-          </w:tcPr>
-          <w:p>
-            <w:pPr>
-              <w:spacing w:before="40" w:after="40"/>
-            </w:pPr>
-            <w:r/>
-            <w:r>
-              <w:rPr>
-                <w:rFonts w:ascii="Calibri" w:hAnsi="Calibri"/>
-                <w:sz w:val="20"/>
-              </w:rPr>
-              <w:t>80</w:t>
-            </w:r>
-          </w:p>
-        </w:tc>
-        <w:tc>
-          <w:tcPr>
-            <w:tcW w:type="dxa" w:w="2160"/>
-            <w:shd w:fill="F2F7FB"/>
-          </w:tcPr>
-          <w:p>
-            <w:pPr>
-              <w:spacing w:before="40" w:after="40"/>
-            </w:pPr>
-            <w:r/>
-            <w:r>
-              <w:rPr>
-                <w:rFonts w:ascii="Calibri" w:hAnsi="Calibri"/>
-                <w:sz w:val="20"/>
-              </w:rPr>
-              <w:t>individualist</w:t>
-            </w:r>
-          </w:p>
-        </w:tc>
-      </w:tr>
-      <w:tr>
-        <w:tc>
-          <w:tcPr>
-            <w:tcW w:type="dxa" w:w="2880"/>
-          </w:tcPr>
-          <w:p>
-            <w:pPr>
-              <w:spacing w:before="40" w:after="40"/>
-            </w:pPr>
-            <w:r>
-              <w:rPr>
-                <w:b/>
-              </w:rPr>
-            </w:r>
-            <w:r>
-              <w:rPr>
-                <w:rFonts w:ascii="Calibri" w:hAnsi="Calibri"/>
-                <w:b/>
-                <w:sz w:val="20"/>
-              </w:rPr>
-              <w:t>Netherlands</w:t>
-            </w:r>
-          </w:p>
-        </w:tc>
-        <w:tc>
-          <w:tcPr>
-            <w:tcW w:type="dxa" w:w="1152"/>
-          </w:tcPr>
-          <w:p>
-            <w:pPr>
-              <w:spacing w:before="40" w:after="40"/>
-            </w:pPr>
-            <w:r/>
-            <w:r>
-              <w:rPr>
-                <w:rFonts w:ascii="Calibri" w:hAnsi="Calibri"/>
-                <w:sz w:val="20"/>
-              </w:rPr>
-              <w:t>80</w:t>
-            </w:r>
-          </w:p>
-        </w:tc>
-        <w:tc>
-          <w:tcPr>
-            <w:tcW w:type="dxa" w:w="2160"/>
-          </w:tcPr>
-          <w:p>
-            <w:pPr>
-              <w:spacing w:before="40" w:after="40"/>
-            </w:pPr>
-            <w:r/>
-            <w:r>
-              <w:rPr>
-                <w:rFonts w:ascii="Calibri" w:hAnsi="Calibri"/>
-                <w:sz w:val="20"/>
-              </w:rPr>
-              <w:t>individualist</w:t>
-            </w:r>
-          </w:p>
-        </w:tc>
-      </w:tr>
-      <w:tr>
-        <w:tc>
-          <w:tcPr>
-            <w:tcW w:type="dxa" w:w="2880"/>
-            <w:shd w:fill="F2F7FB"/>
-          </w:tcPr>
-          <w:p>
-            <w:pPr>
-              <w:spacing w:before="40" w:after="40"/>
-            </w:pPr>
-            <w:r>
-              <w:rPr>
-                <w:b/>
-              </w:rPr>
-            </w:r>
-            <w:r>
-              <w:rPr>
-                <w:rFonts w:ascii="Calibri" w:hAnsi="Calibri"/>
-                <w:b/>
-                <w:sz w:val="20"/>
-              </w:rPr>
-              <w:t>Germany</w:t>
-            </w:r>
-          </w:p>
-        </w:tc>
-        <w:tc>
-          <w:tcPr>
-            <w:tcW w:type="dxa" w:w="1152"/>
-            <w:shd w:fill="F2F7FB"/>
-          </w:tcPr>
-          <w:p>
-            <w:pPr>
-              <w:spacing w:before="40" w:after="40"/>
-            </w:pPr>
-            <w:r/>
-            <w:r>
-              <w:rPr>
-                <w:rFonts w:ascii="Calibri" w:hAnsi="Calibri"/>
-                <w:sz w:val="20"/>
-              </w:rPr>
-              <w:t>67</w:t>
-            </w:r>
-          </w:p>
-        </w:tc>
-        <w:tc>
-          <w:tcPr>
-            <w:tcW w:type="dxa" w:w="2160"/>
-            <w:shd w:fill="F2F7FB"/>
-          </w:tcPr>
-          <w:p>
-            <w:pPr>
-              <w:spacing w:before="40" w:after="40"/>
-            </w:pPr>
-            <w:r/>
-            <w:r>
-              <w:rPr>
-                <w:rFonts w:ascii="Calibri" w:hAnsi="Calibri"/>
-                <w:sz w:val="20"/>
-              </w:rPr>
-              <w:t>individualist</w:t>
-            </w:r>
-          </w:p>
-        </w:tc>
-      </w:tr>
-      <w:tr>
-        <w:tc>
-          <w:tcPr>
-            <w:tcW w:type="dxa" w:w="2880"/>
-          </w:tcPr>
-          <w:p>
-            <w:pPr>
-              <w:spacing w:before="40" w:after="40"/>
-            </w:pPr>
-            <w:r>
-              <w:rPr>
-                <w:b/>
-              </w:rPr>
-            </w:r>
-            <w:r>
-              <w:rPr>
-                <w:rFonts w:ascii="Calibri" w:hAnsi="Calibri"/>
-                <w:b/>
-                <w:sz w:val="20"/>
-              </w:rPr>
-              <w:t>Finland</w:t>
-            </w:r>
-          </w:p>
-        </w:tc>
-        <w:tc>
-          <w:tcPr>
-            <w:tcW w:type="dxa" w:w="1152"/>
-          </w:tcPr>
-          <w:p>
-            <w:pPr>
-              <w:spacing w:before="40" w:after="40"/>
-            </w:pPr>
-            <w:r/>
-            <w:r>
-              <w:rPr>
-                <w:rFonts w:ascii="Calibri" w:hAnsi="Calibri"/>
-                <w:sz w:val="20"/>
-              </w:rPr>
-              <w:t>63</w:t>
-            </w:r>
-          </w:p>
-        </w:tc>
-        <w:tc>
-          <w:tcPr>
-            <w:tcW w:type="dxa" w:w="2160"/>
-          </w:tcPr>
-          <w:p>
-            <w:pPr>
-              <w:spacing w:before="40" w:after="40"/>
-            </w:pPr>
-            <w:r/>
-            <w:r>
-              <w:rPr>
-                <w:rFonts w:ascii="Calibri" w:hAnsi="Calibri"/>
-                <w:sz w:val="20"/>
-              </w:rPr>
-              <w:t>individualist</w:t>
-            </w:r>
-          </w:p>
-        </w:tc>
-      </w:tr>
-      <w:tr>
-        <w:tc>
-          <w:tcPr>
-            <w:tcW w:type="dxa" w:w="2880"/>
-            <w:shd w:fill="F2F7FB"/>
-          </w:tcPr>
-          <w:p>
-            <w:pPr>
-              <w:spacing w:before="40" w:after="40"/>
-            </w:pPr>
-            <w:r>
-              <w:rPr>
-                <w:b/>
-              </w:rPr>
-            </w:r>
-            <w:r>
-              <w:rPr>
-                <w:rFonts w:ascii="Calibri" w:hAnsi="Calibri"/>
-                <w:b/>
-                <w:sz w:val="20"/>
-              </w:rPr>
-              <w:t>Spain</w:t>
-            </w:r>
-          </w:p>
-        </w:tc>
-        <w:tc>
-          <w:tcPr>
-            <w:tcW w:type="dxa" w:w="1152"/>
-            <w:shd w:fill="F2F7FB"/>
-          </w:tcPr>
-          <w:p>
-            <w:pPr>
-              <w:spacing w:before="40" w:after="40"/>
-            </w:pPr>
-            <w:r/>
-            <w:r>
-              <w:rPr>
-                <w:rFonts w:ascii="Calibri" w:hAnsi="Calibri"/>
-                <w:sz w:val="20"/>
-              </w:rPr>
-              <w:t>51</w:t>
-            </w:r>
-          </w:p>
-        </w:tc>
-        <w:tc>
-          <w:tcPr>
-            <w:tcW w:type="dxa" w:w="2160"/>
-            <w:shd w:fill="F2F7FB"/>
-          </w:tcPr>
-          <w:p>
-            <w:pPr>
-              <w:spacing w:before="40" w:after="40"/>
-            </w:pPr>
-            <w:r/>
-            <w:r>
-              <w:rPr>
-                <w:rFonts w:ascii="Calibri" w:hAnsi="Calibri"/>
-                <w:sz w:val="20"/>
-              </w:rPr>
-              <w:t>individualist</w:t>
-            </w:r>
-          </w:p>
-        </w:tc>
-      </w:tr>
-      <w:tr>
-        <w:tc>
-          <w:tcPr>
-            <w:tcW w:type="dxa" w:w="2880"/>
-          </w:tcPr>
-          <w:p>
-            <w:pPr>
-              <w:spacing w:before="40" w:after="40"/>
-            </w:pPr>
-            <w:r>
-              <w:rPr>
-                <w:b/>
-              </w:rPr>
-            </w:r>
-            <w:r>
-              <w:rPr>
-                <w:rFonts w:ascii="Calibri" w:hAnsi="Calibri"/>
-                <w:b/>
-                <w:sz w:val="20"/>
-              </w:rPr>
-              <w:t>India</w:t>
-            </w:r>
-          </w:p>
-        </w:tc>
-        <w:tc>
-          <w:tcPr>
-            <w:tcW w:type="dxa" w:w="1152"/>
-          </w:tcPr>
-          <w:p>
-            <w:pPr>
-              <w:spacing w:before="40" w:after="40"/>
-            </w:pPr>
-            <w:r/>
-            <w:r>
-              <w:rPr>
-                <w:rFonts w:ascii="Calibri" w:hAnsi="Calibri"/>
-                <w:sz w:val="20"/>
-              </w:rPr>
-              <w:t>48</w:t>
-            </w:r>
-          </w:p>
-        </w:tc>
-        <w:tc>
-          <w:tcPr>
-            <w:tcW w:type="dxa" w:w="2160"/>
-          </w:tcPr>
-          <w:p>
-            <w:pPr>
-              <w:spacing w:before="40" w:after="40"/>
-            </w:pPr>
-            <w:r/>
-            <w:r>
-              <w:rPr>
-                <w:rFonts w:ascii="Calibri" w:hAnsi="Calibri"/>
-                <w:sz w:val="20"/>
-              </w:rPr>
-              <w:t>collectivist</w:t>
-            </w:r>
-          </w:p>
-        </w:tc>
-      </w:tr>
-      <w:tr>
-        <w:tc>
-          <w:tcPr>
-            <w:tcW w:type="dxa" w:w="2880"/>
-            <w:shd w:fill="F2F7FB"/>
-          </w:tcPr>
-          <w:p>
-            <w:pPr>
-              <w:spacing w:before="40" w:after="40"/>
-            </w:pPr>
-            <w:r>
-              <w:rPr>
-                <w:b/>
-              </w:rPr>
-            </w:r>
-            <w:r>
-              <w:rPr>
-                <w:rFonts w:ascii="Calibri" w:hAnsi="Calibri"/>
-                <w:b/>
-                <w:sz w:val="20"/>
-              </w:rPr>
-              <w:t>Japan</w:t>
-            </w:r>
-          </w:p>
-        </w:tc>
-        <w:tc>
-          <w:tcPr>
-            <w:tcW w:type="dxa" w:w="1152"/>
-            <w:shd w:fill="F2F7FB"/>
-          </w:tcPr>
-          <w:p>
-            <w:pPr>
-              <w:spacing w:before="40" w:after="40"/>
-            </w:pPr>
-            <w:r/>
-            <w:r>
-              <w:rPr>
-                <w:rFonts w:ascii="Calibri" w:hAnsi="Calibri"/>
-                <w:sz w:val="20"/>
-              </w:rPr>
-              <w:t>46</w:t>
-            </w:r>
-          </w:p>
-        </w:tc>
-        <w:tc>
-          <w:tcPr>
-            <w:tcW w:type="dxa" w:w="2160"/>
-            <w:shd w:fill="F2F7FB"/>
-          </w:tcPr>
-          <w:p>
-            <w:pPr>
-              <w:spacing w:before="40" w:after="40"/>
-            </w:pPr>
-            <w:r/>
-            <w:r>
-              <w:rPr>
-                <w:rFonts w:ascii="Calibri" w:hAnsi="Calibri"/>
-                <w:sz w:val="20"/>
-              </w:rPr>
-              <w:t>collectivist</w:t>
-            </w:r>
-          </w:p>
-        </w:tc>
-      </w:tr>
-      <w:tr>
-        <w:tc>
-          <w:tcPr>
-            <w:tcW w:type="dxa" w:w="2880"/>
-          </w:tcPr>
-          <w:p>
-            <w:pPr>
-              <w:spacing w:before="40" w:after="40"/>
-            </w:pPr>
-            <w:r>
-              <w:rPr>
-                <w:b/>
-              </w:rPr>
-            </w:r>
-            <w:r>
-              <w:rPr>
-                <w:rFonts w:ascii="Calibri" w:hAnsi="Calibri"/>
-                <w:b/>
-                <w:sz w:val="20"/>
-              </w:rPr>
-              <w:t>Iran</w:t>
-            </w:r>
-          </w:p>
-        </w:tc>
-        <w:tc>
-          <w:tcPr>
-            <w:tcW w:type="dxa" w:w="1152"/>
-          </w:tcPr>
-          <w:p>
-            <w:pPr>
-              <w:spacing w:before="40" w:after="40"/>
-            </w:pPr>
-            <w:r/>
-            <w:r>
-              <w:rPr>
-                <w:rFonts w:ascii="Calibri" w:hAnsi="Calibri"/>
-                <w:sz w:val="20"/>
-              </w:rPr>
-              <w:t>41</w:t>
-            </w:r>
-          </w:p>
-        </w:tc>
-        <w:tc>
-          <w:tcPr>
-            <w:tcW w:type="dxa" w:w="2160"/>
-          </w:tcPr>
-          <w:p>
-            <w:pPr>
-              <w:spacing w:before="40" w:after="40"/>
-            </w:pPr>
-            <w:r/>
-            <w:r>
-              <w:rPr>
-                <w:rFonts w:ascii="Calibri" w:hAnsi="Calibri"/>
-                <w:sz w:val="20"/>
-              </w:rPr>
-              <w:t>collectivist</w:t>
-            </w:r>
-          </w:p>
-        </w:tc>
-      </w:tr>
-      <w:tr>
-        <w:tc>
-          <w:tcPr>
-            <w:tcW w:type="dxa" w:w="2880"/>
-            <w:shd w:fill="F2F7FB"/>
-          </w:tcPr>
-          <w:p>
-            <w:pPr>
-              <w:spacing w:before="40" w:after="40"/>
-            </w:pPr>
-            <w:r>
-              <w:rPr>
-                <w:b/>
-              </w:rPr>
-            </w:r>
-            <w:r>
-              <w:rPr>
-                <w:rFonts w:ascii="Calibri" w:hAnsi="Calibri"/>
-                <w:b/>
-                <w:sz w:val="20"/>
-              </w:rPr>
-              <w:t>Turkey</w:t>
-            </w:r>
-          </w:p>
-        </w:tc>
-        <w:tc>
-          <w:tcPr>
-            <w:tcW w:type="dxa" w:w="1152"/>
-            <w:shd w:fill="F2F7FB"/>
-          </w:tcPr>
-          <w:p>
-            <w:pPr>
-              <w:spacing w:before="40" w:after="40"/>
-            </w:pPr>
-            <w:r/>
-            <w:r>
-              <w:rPr>
-                <w:rFonts w:ascii="Calibri" w:hAnsi="Calibri"/>
-                <w:sz w:val="20"/>
-              </w:rPr>
-              <w:t>37</w:t>
-            </w:r>
-          </w:p>
-        </w:tc>
-        <w:tc>
-          <w:tcPr>
-            <w:tcW w:type="dxa" w:w="2160"/>
-            <w:shd w:fill="F2F7FB"/>
-          </w:tcPr>
-          <w:p>
-            <w:pPr>
-              <w:spacing w:before="40" w:after="40"/>
-            </w:pPr>
-            <w:r/>
-            <w:r>
-              <w:rPr>
-                <w:rFonts w:ascii="Calibri" w:hAnsi="Calibri"/>
-                <w:sz w:val="20"/>
-              </w:rPr>
-              <w:t>collectivist</w:t>
-            </w:r>
-          </w:p>
-        </w:tc>
-      </w:tr>
-      <w:tr>
-        <w:tc>
-          <w:tcPr>
-            <w:tcW w:type="dxa" w:w="2880"/>
-          </w:tcPr>
-          <w:p>
-            <w:pPr>
-              <w:spacing w:before="40" w:after="40"/>
-            </w:pPr>
-            <w:r>
-              <w:rPr>
-                <w:b/>
-              </w:rPr>
-            </w:r>
-            <w:r>
-              <w:rPr>
-                <w:rFonts w:ascii="Calibri" w:hAnsi="Calibri"/>
-                <w:b/>
-                <w:sz w:val="20"/>
-              </w:rPr>
-              <w:t>Brazil</w:t>
-            </w:r>
-          </w:p>
-        </w:tc>
-        <w:tc>
-          <w:tcPr>
-            <w:tcW w:type="dxa" w:w="1152"/>
-          </w:tcPr>
-          <w:p>
-            <w:pPr>
-              <w:spacing w:before="40" w:after="40"/>
-            </w:pPr>
-            <w:r/>
-            <w:r>
-              <w:rPr>
-                <w:rFonts w:ascii="Calibri" w:hAnsi="Calibri"/>
-                <w:sz w:val="20"/>
-              </w:rPr>
-              <w:t>38</w:t>
-            </w:r>
-          </w:p>
-        </w:tc>
-        <w:tc>
-          <w:tcPr>
-            <w:tcW w:type="dxa" w:w="2160"/>
-          </w:tcPr>
-          <w:p>
-            <w:pPr>
-              <w:spacing w:before="40" w:after="40"/>
-            </w:pPr>
-            <w:r/>
-            <w:r>
-              <w:rPr>
-                <w:rFonts w:ascii="Calibri" w:hAnsi="Calibri"/>
-                <w:sz w:val="20"/>
-              </w:rPr>
-              <w:t>collectivist</w:t>
-            </w:r>
-          </w:p>
-        </w:tc>
-      </w:tr>
-      <w:tr>
-        <w:tc>
-          <w:tcPr>
-            <w:tcW w:type="dxa" w:w="2880"/>
-            <w:shd w:fill="F2F7FB"/>
-          </w:tcPr>
-          <w:p>
-            <w:pPr>
-              <w:spacing w:before="40" w:after="40"/>
-            </w:pPr>
-            <w:r>
-              <w:rPr>
-                <w:b/>
-              </w:rPr>
-            </w:r>
-            <w:r>
-              <w:rPr>
-                <w:rFonts w:ascii="Calibri" w:hAnsi="Calibri"/>
-                <w:b/>
-                <w:sz w:val="20"/>
-              </w:rPr>
-              <w:t>Philippines</w:t>
-            </w:r>
-          </w:p>
-        </w:tc>
-        <w:tc>
-          <w:tcPr>
-            <w:tcW w:type="dxa" w:w="1152"/>
-            <w:shd w:fill="F2F7FB"/>
-          </w:tcPr>
-          <w:p>
-            <w:pPr>
-              <w:spacing w:before="40" w:after="40"/>
-            </w:pPr>
-            <w:r/>
-            <w:r>
-              <w:rPr>
-                <w:rFonts w:ascii="Calibri" w:hAnsi="Calibri"/>
-                <w:sz w:val="20"/>
-              </w:rPr>
-              <w:t>32</w:t>
-            </w:r>
-          </w:p>
-        </w:tc>
-        <w:tc>
-          <w:tcPr>
-            <w:tcW w:type="dxa" w:w="2160"/>
-            <w:shd w:fill="F2F7FB"/>
-          </w:tcPr>
-          <w:p>
-            <w:pPr>
-              <w:spacing w:before="40" w:after="40"/>
-            </w:pPr>
-            <w:r/>
-            <w:r>
-              <w:rPr>
-                <w:rFonts w:ascii="Calibri" w:hAnsi="Calibri"/>
-                <w:sz w:val="20"/>
-              </w:rPr>
-              <w:t>collectivist</w:t>
-            </w:r>
-          </w:p>
-        </w:tc>
-      </w:tr>
-      <w:tr>
-        <w:tc>
-          <w:tcPr>
-            <w:tcW w:type="dxa" w:w="2880"/>
-          </w:tcPr>
-          <w:p>
-            <w:pPr>
-              <w:spacing w:before="40" w:after="40"/>
-            </w:pPr>
-            <w:r>
-              <w:rPr>
-                <w:b/>
-              </w:rPr>
-            </w:r>
-            <w:r>
-              <w:rPr>
-                <w:rFonts w:ascii="Calibri" w:hAnsi="Calibri"/>
-                <w:b/>
-                <w:sz w:val="20"/>
-              </w:rPr>
-              <w:t>Jordan</w:t>
-            </w:r>
-          </w:p>
-        </w:tc>
-        <w:tc>
-          <w:tcPr>
-            <w:tcW w:type="dxa" w:w="1152"/>
-          </w:tcPr>
-          <w:p>
-            <w:pPr>
-              <w:spacing w:before="40" w:after="40"/>
-            </w:pPr>
-            <w:r/>
-            <w:r>
-              <w:rPr>
-                <w:rFonts w:ascii="Calibri" w:hAnsi="Calibri"/>
-                <w:sz w:val="20"/>
-              </w:rPr>
-              <w:t>30</w:t>
-            </w:r>
-          </w:p>
-        </w:tc>
-        <w:tc>
-          <w:tcPr>
-            <w:tcW w:type="dxa" w:w="2160"/>
-          </w:tcPr>
-          <w:p>
-            <w:pPr>
-              <w:spacing w:before="40" w:after="40"/>
-            </w:pPr>
-            <w:r/>
-            <w:r>
-              <w:rPr>
-                <w:rFonts w:ascii="Calibri" w:hAnsi="Calibri"/>
-                <w:sz w:val="20"/>
-              </w:rPr>
-              <w:t>collectivist</w:t>
-            </w:r>
-          </w:p>
-        </w:tc>
-      </w:tr>
-      <w:tr>
-        <w:tc>
-          <w:tcPr>
-            <w:tcW w:type="dxa" w:w="2880"/>
-            <w:shd w:fill="F2F7FB"/>
-          </w:tcPr>
-          <w:p>
-            <w:pPr>
-              <w:spacing w:before="40" w:after="40"/>
-            </w:pPr>
-            <w:r>
-              <w:rPr>
-                <w:b/>
-              </w:rPr>
-            </w:r>
-            <w:r>
-              <w:rPr>
-                <w:rFonts w:ascii="Calibri" w:hAnsi="Calibri"/>
-                <w:b/>
-                <w:sz w:val="20"/>
-              </w:rPr>
-              <w:t>Mexico</w:t>
-            </w:r>
-          </w:p>
-        </w:tc>
-        <w:tc>
-          <w:tcPr>
-            <w:tcW w:type="dxa" w:w="1152"/>
-            <w:shd w:fill="F2F7FB"/>
-          </w:tcPr>
-          <w:p>
-            <w:pPr>
-              <w:spacing w:before="40" w:after="40"/>
-            </w:pPr>
-            <w:r/>
-            <w:r>
-              <w:rPr>
-                <w:rFonts w:ascii="Calibri" w:hAnsi="Calibri"/>
-                <w:sz w:val="20"/>
-              </w:rPr>
-              <w:t>30</w:t>
-            </w:r>
-          </w:p>
-        </w:tc>
-        <w:tc>
-          <w:tcPr>
-            <w:tcW w:type="dxa" w:w="2160"/>
-            <w:shd w:fill="F2F7FB"/>
-          </w:tcPr>
-          <w:p>
-            <w:pPr>
-              <w:spacing w:before="40" w:after="40"/>
-            </w:pPr>
-            <w:r/>
-            <w:r>
-              <w:rPr>
-                <w:rFonts w:ascii="Calibri" w:hAnsi="Calibri"/>
-                <w:sz w:val="20"/>
-              </w:rPr>
-              <w:t>collectivist</w:t>
-            </w:r>
-          </w:p>
-        </w:tc>
-      </w:tr>
-      <w:tr>
-        <w:tc>
-          <w:tcPr>
-            <w:tcW w:type="dxa" w:w="2880"/>
-          </w:tcPr>
-          <w:p>
-            <w:pPr>
-              <w:spacing w:before="40" w:after="40"/>
-            </w:pPr>
-            <w:r>
-              <w:rPr>
-                <w:b/>
-              </w:rPr>
-            </w:r>
-            <w:r>
-              <w:rPr>
-                <w:rFonts w:ascii="Calibri" w:hAnsi="Calibri"/>
-                <w:b/>
-                <w:sz w:val="20"/>
-              </w:rPr>
-              <w:t>Nigeria</w:t>
-            </w:r>
-          </w:p>
-        </w:tc>
-        <w:tc>
-          <w:tcPr>
-            <w:tcW w:type="dxa" w:w="1152"/>
-          </w:tcPr>
-          <w:p>
-            <w:pPr>
-              <w:spacing w:before="40" w:after="40"/>
-            </w:pPr>
-            <w:r/>
-            <w:r>
-              <w:rPr>
-                <w:rFonts w:ascii="Calibri" w:hAnsi="Calibri"/>
-                <w:sz w:val="20"/>
-              </w:rPr>
-              <w:t>30</w:t>
-            </w:r>
-          </w:p>
-        </w:tc>
-        <w:tc>
-          <w:tcPr>
-            <w:tcW w:type="dxa" w:w="2160"/>
-          </w:tcPr>
-          <w:p>
-            <w:pPr>
-              <w:spacing w:before="40" w:after="40"/>
-            </w:pPr>
-            <w:r/>
-            <w:r>
-              <w:rPr>
-                <w:rFonts w:ascii="Calibri" w:hAnsi="Calibri"/>
-                <w:sz w:val="20"/>
-              </w:rPr>
-              <w:t>collectivist</w:t>
-            </w:r>
-          </w:p>
-        </w:tc>
-      </w:tr>
-      <w:tr>
-        <w:tc>
-          <w:tcPr>
-            <w:tcW w:type="dxa" w:w="2880"/>
-            <w:shd w:fill="F2F7FB"/>
-          </w:tcPr>
-          <w:p>
-            <w:pPr>
-              <w:spacing w:before="40" w:after="40"/>
-            </w:pPr>
-            <w:r>
-              <w:rPr>
-                <w:b/>
-              </w:rPr>
-            </w:r>
-            <w:r>
-              <w:rPr>
-                <w:rFonts w:ascii="Calibri" w:hAnsi="Calibri"/>
-                <w:b/>
-                <w:sz w:val="20"/>
-              </w:rPr>
-              <w:t>Malaysia</w:t>
-            </w:r>
-          </w:p>
-        </w:tc>
-        <w:tc>
-          <w:tcPr>
-            <w:tcW w:type="dxa" w:w="1152"/>
-            <w:shd w:fill="F2F7FB"/>
-          </w:tcPr>
-          <w:p>
-            <w:pPr>
-              <w:spacing w:before="40" w:after="40"/>
-            </w:pPr>
-            <w:r/>
-            <w:r>
-              <w:rPr>
-                <w:rFonts w:ascii="Calibri" w:hAnsi="Calibri"/>
-                <w:sz w:val="20"/>
-              </w:rPr>
-              <w:t>26</w:t>
-            </w:r>
-          </w:p>
-        </w:tc>
-        <w:tc>
-          <w:tcPr>
-            <w:tcW w:type="dxa" w:w="2160"/>
-            <w:shd w:fill="F2F7FB"/>
-          </w:tcPr>
-          <w:p>
-            <w:pPr>
-              <w:spacing w:before="40" w:after="40"/>
-            </w:pPr>
-            <w:r/>
-            <w:r>
-              <w:rPr>
-                <w:rFonts w:ascii="Calibri" w:hAnsi="Calibri"/>
-                <w:sz w:val="20"/>
-              </w:rPr>
-              <w:t>collectivist</w:t>
-            </w:r>
-          </w:p>
-        </w:tc>
-      </w:tr>
-      <w:tr>
-        <w:tc>
-          <w:tcPr>
-            <w:tcW w:type="dxa" w:w="2880"/>
-          </w:tcPr>
-          <w:p>
-            <w:pPr>
-              <w:spacing w:before="40" w:after="40"/>
-            </w:pPr>
-            <w:r>
-              <w:rPr>
-                <w:b/>
-              </w:rPr>
-            </w:r>
-            <w:r>
-              <w:rPr>
-                <w:rFonts w:ascii="Calibri" w:hAnsi="Calibri"/>
-                <w:b/>
-                <w:sz w:val="20"/>
-              </w:rPr>
-              <w:t>Saudi Arabia</w:t>
-            </w:r>
-          </w:p>
-        </w:tc>
-        <w:tc>
-          <w:tcPr>
-            <w:tcW w:type="dxa" w:w="1152"/>
-          </w:tcPr>
-          <w:p>
-            <w:pPr>
-              <w:spacing w:before="40" w:after="40"/>
-            </w:pPr>
-            <w:r/>
-            <w:r>
-              <w:rPr>
-                <w:rFonts w:ascii="Calibri" w:hAnsi="Calibri"/>
-                <w:sz w:val="20"/>
-              </w:rPr>
-              <w:t>25</w:t>
-            </w:r>
-          </w:p>
-        </w:tc>
-        <w:tc>
-          <w:tcPr>
-            <w:tcW w:type="dxa" w:w="2160"/>
-          </w:tcPr>
-          <w:p>
-            <w:pPr>
-              <w:spacing w:before="40" w:after="40"/>
-            </w:pPr>
-            <w:r/>
-            <w:r>
-              <w:rPr>
-                <w:rFonts w:ascii="Calibri" w:hAnsi="Calibri"/>
-                <w:sz w:val="20"/>
-              </w:rPr>
-              <w:t>collectivist</w:t>
-            </w:r>
-          </w:p>
-        </w:tc>
-      </w:tr>
-      <w:tr>
-        <w:tc>
-          <w:tcPr>
-            <w:tcW w:type="dxa" w:w="2880"/>
-            <w:shd w:fill="F2F7FB"/>
-          </w:tcPr>
-          <w:p>
-            <w:pPr>
-              <w:spacing w:before="40" w:after="40"/>
-            </w:pPr>
-            <w:r>
-              <w:rPr>
-                <w:b/>
-              </w:rPr>
-            </w:r>
-            <w:r>
-              <w:rPr>
-                <w:rFonts w:ascii="Calibri" w:hAnsi="Calibri"/>
-                <w:b/>
-                <w:sz w:val="20"/>
-              </w:rPr>
-              <w:t>UAE</w:t>
-            </w:r>
-          </w:p>
-        </w:tc>
-        <w:tc>
-          <w:tcPr>
-            <w:tcW w:type="dxa" w:w="1152"/>
-            <w:shd w:fill="F2F7FB"/>
-          </w:tcPr>
-          <w:p>
-            <w:pPr>
-              <w:spacing w:before="40" w:after="40"/>
-            </w:pPr>
-            <w:r/>
-            <w:r>
-              <w:rPr>
-                <w:rFonts w:ascii="Calibri" w:hAnsi="Calibri"/>
-                <w:sz w:val="20"/>
-              </w:rPr>
-              <w:t>25</w:t>
-            </w:r>
-          </w:p>
-        </w:tc>
-        <w:tc>
-          <w:tcPr>
-            <w:tcW w:type="dxa" w:w="2160"/>
-            <w:shd w:fill="F2F7FB"/>
-          </w:tcPr>
-          <w:p>
-            <w:pPr>
-              <w:spacing w:before="40" w:after="40"/>
-            </w:pPr>
-            <w:r/>
-            <w:r>
-              <w:rPr>
-                <w:rFonts w:ascii="Calibri" w:hAnsi="Calibri"/>
-                <w:sz w:val="20"/>
-              </w:rPr>
-              <w:t>collectivist</w:t>
-            </w:r>
-          </w:p>
-        </w:tc>
-      </w:tr>
-      <w:tr>
-        <w:tc>
-          <w:tcPr>
-            <w:tcW w:type="dxa" w:w="2880"/>
-          </w:tcPr>
-          <w:p>
-            <w:pPr>
-              <w:spacing w:before="40" w:after="40"/>
-            </w:pPr>
-            <w:r>
-              <w:rPr>
-                <w:b/>
-              </w:rPr>
-            </w:r>
-            <w:r>
-              <w:rPr>
-                <w:rFonts w:ascii="Calibri" w:hAnsi="Calibri"/>
-                <w:b/>
-                <w:sz w:val="20"/>
-              </w:rPr>
-              <w:t>China</w:t>
-            </w:r>
-          </w:p>
-        </w:tc>
-        <w:tc>
-          <w:tcPr>
-            <w:tcW w:type="dxa" w:w="1152"/>
-          </w:tcPr>
-          <w:p>
-            <w:pPr>
-              <w:spacing w:before="40" w:after="40"/>
-            </w:pPr>
-            <w:r/>
-            <w:r>
-              <w:rPr>
-                <w:rFonts w:ascii="Calibri" w:hAnsi="Calibri"/>
-                <w:sz w:val="20"/>
-              </w:rPr>
-              <w:t>20</w:t>
-            </w:r>
-          </w:p>
-        </w:tc>
-        <w:tc>
-          <w:tcPr>
-            <w:tcW w:type="dxa" w:w="2160"/>
-          </w:tcPr>
-          <w:p>
-            <w:pPr>
-              <w:spacing w:before="40" w:after="40"/>
-            </w:pPr>
-            <w:r/>
-            <w:r>
-              <w:rPr>
-                <w:rFonts w:ascii="Calibri" w:hAnsi="Calibri"/>
-                <w:sz w:val="20"/>
-              </w:rPr>
-              <w:t>collectivist</w:t>
-            </w:r>
-          </w:p>
-        </w:tc>
-      </w:tr>
-      <w:tr>
-        <w:tc>
-          <w:tcPr>
-            <w:tcW w:type="dxa" w:w="2880"/>
-            <w:shd w:fill="F2F7FB"/>
-          </w:tcPr>
-          <w:p>
-            <w:pPr>
-              <w:spacing w:before="40" w:after="40"/>
-            </w:pPr>
-            <w:r>
-              <w:rPr>
-                <w:b/>
-              </w:rPr>
-            </w:r>
-            <w:r>
-              <w:rPr>
-                <w:rFonts w:ascii="Calibri" w:hAnsi="Calibri"/>
-                <w:b/>
-                <w:sz w:val="20"/>
-              </w:rPr>
-              <w:t>Thailand</w:t>
-            </w:r>
-          </w:p>
-        </w:tc>
-        <w:tc>
-          <w:tcPr>
-            <w:tcW w:type="dxa" w:w="1152"/>
-            <w:shd w:fill="F2F7FB"/>
-          </w:tcPr>
-          <w:p>
-            <w:pPr>
-              <w:spacing w:before="40" w:after="40"/>
-            </w:pPr>
-            <w:r/>
-            <w:r>
-              <w:rPr>
-                <w:rFonts w:ascii="Calibri" w:hAnsi="Calibri"/>
-                <w:sz w:val="20"/>
-              </w:rPr>
-              <w:t>20</w:t>
-            </w:r>
-          </w:p>
-        </w:tc>
-        <w:tc>
-          <w:tcPr>
-            <w:tcW w:type="dxa" w:w="2160"/>
-            <w:shd w:fill="F2F7FB"/>
-          </w:tcPr>
-          <w:p>
-            <w:pPr>
-              <w:spacing w:before="40" w:after="40"/>
-            </w:pPr>
-            <w:r/>
-            <w:r>
-              <w:rPr>
-                <w:rFonts w:ascii="Calibri" w:hAnsi="Calibri"/>
-                <w:sz w:val="20"/>
-              </w:rPr>
-              <w:t>collectivist</w:t>
-            </w:r>
-          </w:p>
-        </w:tc>
-      </w:tr>
-      <w:tr>
-        <w:tc>
-          <w:tcPr>
-            <w:tcW w:type="dxa" w:w="2880"/>
-          </w:tcPr>
-          <w:p>
-            <w:pPr>
-              <w:spacing w:before="40" w:after="40"/>
-            </w:pPr>
-            <w:r>
-              <w:rPr>
-                <w:b/>
-              </w:rPr>
-            </w:r>
-            <w:r>
-              <w:rPr>
-                <w:rFonts w:ascii="Calibri" w:hAnsi="Calibri"/>
-                <w:b/>
-                <w:sz w:val="20"/>
-              </w:rPr>
-              <w:t>Vietnam</w:t>
-            </w:r>
-          </w:p>
-        </w:tc>
-        <w:tc>
-          <w:tcPr>
-            <w:tcW w:type="dxa" w:w="1152"/>
-          </w:tcPr>
-          <w:p>
-            <w:pPr>
-              <w:spacing w:before="40" w:after="40"/>
-            </w:pPr>
-            <w:r/>
-            <w:r>
-              <w:rPr>
-                <w:rFonts w:ascii="Calibri" w:hAnsi="Calibri"/>
-                <w:sz w:val="20"/>
-              </w:rPr>
-              <w:t>20</w:t>
-            </w:r>
-          </w:p>
-        </w:tc>
-        <w:tc>
-          <w:tcPr>
-            <w:tcW w:type="dxa" w:w="2160"/>
-          </w:tcPr>
-          <w:p>
-            <w:pPr>
-              <w:spacing w:before="40" w:after="40"/>
-            </w:pPr>
-            <w:r/>
-            <w:r>
-              <w:rPr>
-                <w:rFonts w:ascii="Calibri" w:hAnsi="Calibri"/>
-                <w:sz w:val="20"/>
-              </w:rPr>
-              <w:t>collectivist</w:t>
-            </w:r>
-          </w:p>
-        </w:tc>
-      </w:tr>
-      <w:tr>
-        <w:tc>
-          <w:tcPr>
-            <w:tcW w:type="dxa" w:w="2880"/>
-            <w:shd w:fill="F2F7FB"/>
-          </w:tcPr>
-          <w:p>
-            <w:pPr>
-              <w:spacing w:before="40" w:after="40"/>
-            </w:pPr>
-            <w:r>
-              <w:rPr>
-                <w:b/>
-              </w:rPr>
-            </w:r>
-            <w:r>
-              <w:rPr>
-                <w:rFonts w:ascii="Calibri" w:hAnsi="Calibri"/>
-                <w:b/>
-                <w:sz w:val="20"/>
-              </w:rPr>
-              <w:t>South Korea</w:t>
-            </w:r>
-          </w:p>
-        </w:tc>
-        <w:tc>
-          <w:tcPr>
-            <w:tcW w:type="dxa" w:w="1152"/>
-            <w:shd w:fill="F2F7FB"/>
-          </w:tcPr>
-          <w:p>
-            <w:pPr>
-              <w:spacing w:before="40" w:after="40"/>
-            </w:pPr>
-            <w:r/>
-            <w:r>
-              <w:rPr>
-                <w:rFonts w:ascii="Calibri" w:hAnsi="Calibri"/>
-                <w:sz w:val="20"/>
-              </w:rPr>
-              <w:t>18</w:t>
-            </w:r>
-          </w:p>
-        </w:tc>
-        <w:tc>
-          <w:tcPr>
-            <w:tcW w:type="dxa" w:w="2160"/>
-            <w:shd w:fill="F2F7FB"/>
-          </w:tcPr>
-          <w:p>
-            <w:pPr>
-              <w:spacing w:before="40" w:after="40"/>
-            </w:pPr>
-            <w:r/>
-            <w:r>
-              <w:rPr>
-                <w:rFonts w:ascii="Calibri" w:hAnsi="Calibri"/>
-                <w:sz w:val="20"/>
-              </w:rPr>
-              <w:t>collectivist</w:t>
-            </w:r>
-          </w:p>
-        </w:tc>
-      </w:tr>
-      <w:tr>
-        <w:tc>
-          <w:tcPr>
-            <w:tcW w:type="dxa" w:w="2880"/>
-          </w:tcPr>
-          <w:p>
-            <w:pPr>
-              <w:spacing w:before="40" w:after="40"/>
-            </w:pPr>
-            <w:r>
-              <w:rPr>
-                <w:b/>
-              </w:rPr>
-            </w:r>
-            <w:r>
-              <w:rPr>
-                <w:rFonts w:ascii="Calibri" w:hAnsi="Calibri"/>
-                <w:b/>
-                <w:sz w:val="20"/>
-              </w:rPr>
-              <w:t>Taiwan</w:t>
-            </w:r>
-          </w:p>
-        </w:tc>
-        <w:tc>
-          <w:tcPr>
-            <w:tcW w:type="dxa" w:w="1152"/>
-          </w:tcPr>
-          <w:p>
-            <w:pPr>
-              <w:spacing w:before="40" w:after="40"/>
-            </w:pPr>
-            <w:r/>
-            <w:r>
-              <w:rPr>
-                <w:rFonts w:ascii="Calibri" w:hAnsi="Calibri"/>
-                <w:sz w:val="20"/>
-              </w:rPr>
-              <w:t>17</w:t>
-            </w:r>
-          </w:p>
-        </w:tc>
-        <w:tc>
-          <w:tcPr>
-            <w:tcW w:type="dxa" w:w="2160"/>
-          </w:tcPr>
-          <w:p>
-            <w:pPr>
-              <w:spacing w:before="40" w:after="40"/>
-            </w:pPr>
-            <w:r/>
-            <w:r>
-              <w:rPr>
-                <w:rFonts w:ascii="Calibri" w:hAnsi="Calibri"/>
-                <w:sz w:val="20"/>
-              </w:rPr>
-              <w:t>collectivist</w:t>
-            </w:r>
-          </w:p>
-        </w:tc>
-      </w:tr>
-      <w:tr>
-        <w:tc>
-          <w:tcPr>
-            <w:tcW w:type="dxa" w:w="2880"/>
-            <w:shd w:fill="F2F7FB"/>
-          </w:tcPr>
-          <w:p>
-            <w:pPr>
-              <w:spacing w:before="40" w:after="40"/>
-            </w:pPr>
-            <w:r>
-              <w:rPr>
-                <w:b/>
-              </w:rPr>
-            </w:r>
-            <w:r>
-              <w:rPr>
-                <w:rFonts w:ascii="Calibri" w:hAnsi="Calibri"/>
-                <w:b/>
-                <w:sz w:val="20"/>
-              </w:rPr>
-              <w:t>Indonesia</w:t>
-            </w:r>
-          </w:p>
-        </w:tc>
-        <w:tc>
-          <w:tcPr>
-            <w:tcW w:type="dxa" w:w="1152"/>
-            <w:shd w:fill="F2F7FB"/>
-          </w:tcPr>
-          <w:p>
-            <w:pPr>
-              <w:spacing w:before="40" w:after="40"/>
-            </w:pPr>
-            <w:r/>
-            <w:r>
-              <w:rPr>
-                <w:rFonts w:ascii="Calibri" w:hAnsi="Calibri"/>
-                <w:sz w:val="20"/>
-              </w:rPr>
-              <w:t>14</w:t>
-            </w:r>
-          </w:p>
-        </w:tc>
-        <w:tc>
-          <w:tcPr>
-            <w:tcW w:type="dxa" w:w="2160"/>
-            <w:shd w:fill="F2F7FB"/>
-          </w:tcPr>
-          <w:p>
-            <w:pPr>
-              <w:spacing w:before="40" w:after="40"/>
-            </w:pPr>
-            <w:r/>
-            <w:r>
-              <w:rPr>
-                <w:rFonts w:ascii="Calibri" w:hAnsi="Calibri"/>
-                <w:sz w:val="20"/>
-              </w:rPr>
-              <w:t>collectivist</w:t>
-            </w:r>
-          </w:p>
-        </w:tc>
-      </w:tr>
-      <w:tr>
-        <w:tc>
-          <w:tcPr>
-            <w:tcW w:type="dxa" w:w="2880"/>
-          </w:tcPr>
-          <w:p>
-            <w:pPr>
-              <w:spacing w:before="40" w:after="40"/>
-            </w:pPr>
-            <w:r>
-              <w:rPr>
-                <w:b/>
-              </w:rPr>
-            </w:r>
-            <w:r>
-              <w:rPr>
-                <w:rFonts w:ascii="Calibri" w:hAnsi="Calibri"/>
-                <w:b/>
-                <w:sz w:val="20"/>
-              </w:rPr>
-              <w:t>Pakistan</w:t>
-            </w:r>
-          </w:p>
-        </w:tc>
-        <w:tc>
-          <w:tcPr>
-            <w:tcW w:type="dxa" w:w="1152"/>
-          </w:tcPr>
-          <w:p>
-            <w:pPr>
-              <w:spacing w:before="40" w:after="40"/>
-            </w:pPr>
-            <w:r/>
-            <w:r>
-              <w:rPr>
-                <w:rFonts w:ascii="Calibri" w:hAnsi="Calibri"/>
-                <w:sz w:val="20"/>
-              </w:rPr>
-              <w:t>14</w:t>
-            </w:r>
-          </w:p>
-        </w:tc>
-        <w:tc>
-          <w:tcPr>
-            <w:tcW w:type="dxa" w:w="2160"/>
-          </w:tcPr>
-          <w:p>
-            <w:pPr>
-              <w:spacing w:before="40" w:after="40"/>
-            </w:pPr>
-            <w:r/>
-            <w:r>
-              <w:rPr>
-                <w:rFonts w:ascii="Calibri" w:hAnsi="Calibri"/>
-                <w:sz w:val="20"/>
-              </w:rPr>
-              <w:t>collectivist</w:t>
-            </w:r>
-          </w:p>
-        </w:tc>
-      </w:tr>
-    </w:tbl>
-    <w:p/>
-    <w:p>
-      <w:r>
-        <w:rPr>
-          <w:rFonts w:ascii="Calibri" w:hAnsi="Calibri"/>
-          <w:sz w:val="22"/>
-        </w:rPr>
-        <w:t>If a country is not listed, check Hofstede Insights for the IDV score. If unavailable, flag in DISCREPANCY_LOG and leave as NA.</w:t>
-      </w:r>
-    </w:p>
     <w:p>
       <w:pPr>
         <w:pStyle w:val="Heading3"/>
@@ -9542,8 +7655,8 @@
       <w:r>
         <w:t>6. Correlation Matrix Coding Instructions</w:t>
       </w:r>
-      <w:bookmarkStart w:id="6181" w:name="ch6"/>
-      <w:bookmarkEnd w:id="6181"/>
+      <w:bookmarkStart w:id="1007" w:name="ch6"/>
+      <w:bookmarkEnd w:id="1007"/>
     </w:p>
     <w:tbl>
       <w:tblPr>
@@ -11482,8 +9595,8 @@
       <w:r>
         <w:t>7. Construct Harmonization Instructions</w:t>
       </w:r>
-      <w:bookmarkStart w:id="8173" w:name="ch7"/>
-      <w:bookmarkEnd w:id="8173"/>
+      <w:bookmarkStart w:id="3463" w:name="ch7"/>
+      <w:bookmarkEnd w:id="3463"/>
     </w:p>
     <w:p>
       <w:r>
@@ -15959,8 +14072,8 @@
       <w:r>
         <w:t>8. Moderator Variable Coding</w:t>
       </w:r>
-      <w:bookmarkStart w:id="4036" w:name="ch8"/>
-      <w:bookmarkEnd w:id="4036"/>
+      <w:bookmarkStart w:id="7021" w:name="ch8"/>
+      <w:bookmarkEnd w:id="7021"/>
     </w:p>
     <w:p>
       <w:pPr>
@@ -16937,8 +15050,8 @@
       <w:r>
         <w:t>9. Reliability Data Extraction</w:t>
       </w:r>
-      <w:bookmarkStart w:id="3188" w:name="ch9"/>
-      <w:bookmarkEnd w:id="3188"/>
+      <w:bookmarkStart w:id="1179" w:name="ch9"/>
+      <w:bookmarkEnd w:id="1179"/>
     </w:p>
     <w:p>
       <w:pPr>
@@ -17871,8 +15984,8 @@
       <w:r>
         <w:t>10. AI-Assisted Coding Protocol</w:t>
       </w:r>
-      <w:bookmarkStart w:id="6692" w:name="ch10"/>
-      <w:bookmarkEnd w:id="6692"/>
+      <w:bookmarkStart w:id="5261" w:name="ch10"/>
+      <w:bookmarkEnd w:id="5261"/>
     </w:p>
     <w:p>
       <w:pPr>
@@ -19082,8 +17195,8 @@
       <w:r>
         <w:t>11. Inter-Coder Reliability Protocol</w:t>
       </w:r>
-      <w:bookmarkStart w:id="8653" w:name="ch11"/>
-      <w:bookmarkEnd w:id="8653"/>
+      <w:bookmarkStart w:id="6533" w:name="ch11"/>
+      <w:bookmarkEnd w:id="6533"/>
     </w:p>
     <w:p>
       <w:pPr>
@@ -20442,8 +18555,8 @@
       <w:r>
         <w:t>12. Discrepancy Resolution Protocol</w:t>
       </w:r>
-      <w:bookmarkStart w:id="4487" w:name="ch12"/>
-      <w:bookmarkEnd w:id="4487"/>
+      <w:bookmarkStart w:id="5323" w:name="ch12"/>
+      <w:bookmarkEnd w:id="5323"/>
     </w:p>
     <w:p>
       <w:pPr>
@@ -21083,8 +19196,8 @@
       <w:r>
         <w:t>13. Study Exclusion Protocol</w:t>
       </w:r>
-      <w:bookmarkStart w:id="292" w:name="ch13"/>
-      <w:bookmarkEnd w:id="292"/>
+      <w:bookmarkStart w:id="5425" w:name="ch13"/>
+      <w:bookmarkEnd w:id="5425"/>
     </w:p>
     <w:p>
       <w:pPr>
@@ -21899,8 +20012,8 @@
       <w:r>
         <w:t>14. Quality Assurance Checklist</w:t>
       </w:r>
-      <w:bookmarkStart w:id="2369" w:name="ch14"/>
-      <w:bookmarkEnd w:id="2369"/>
+      <w:bookmarkStart w:id="9818" w:name="ch14"/>
+      <w:bookmarkEnd w:id="9818"/>
     </w:p>
     <w:tbl>
       <w:tblPr>
@@ -22402,8 +20515,8 @@
       <w:r>
         <w:t>15. References</w:t>
       </w:r>
-      <w:bookmarkStart w:id="7064" w:name="ch15"/>
-      <w:bookmarkEnd w:id="7064"/>
+      <w:bookmarkStart w:id="405" w:name="ch15"/>
+      <w:bookmarkEnd w:id="405"/>
     </w:p>
     <w:p>
       <w:pPr>
@@ -22549,8 +20662,8 @@
       <w:r>
         <w:t>Appendix A: Decision Trees</w:t>
       </w:r>
-      <w:bookmarkStart w:id="9868" w:name="appA"/>
-      <w:bookmarkEnd w:id="9868"/>
+      <w:bookmarkStart w:id="4596" w:name="appA"/>
+      <w:bookmarkEnd w:id="4596"/>
     </w:p>
     <w:p>
       <w:pPr>
@@ -23056,8 +21169,8 @@
       <w:r>
         <w:t>Appendix B: FAQ</w:t>
       </w:r>
-      <w:bookmarkStart w:id="4541" w:name="appB"/>
-      <w:bookmarkEnd w:id="4541"/>
+      <w:bookmarkStart w:id="4051" w:name="appB"/>
+      <w:bookmarkEnd w:id="4051"/>
     </w:p>
     <w:p>
       <w:r>
@@ -23260,8 +21373,8 @@
       <w:r>
         <w:t>Appendix C: Excel Template Sheet Descriptions</w:t>
       </w:r>
-      <w:bookmarkStart w:id="253" w:name="appC"/>
-      <w:bookmarkEnd w:id="253"/>
+      <w:bookmarkStart w:id="9078" w:name="appC"/>
+      <w:bookmarkEnd w:id="9078"/>
     </w:p>
     <w:tbl>
       <w:tblPr>
